--- a/docs/Notes_on_the_Attention_Mechanism_and_its_Variety_of_Flavors.docx
+++ b/docs/Notes_on_the_Attention_Mechanism_and_its_Variety_of_Flavors.docx
@@ -24,7 +24,13 @@
     </w:p>
     <w:p>
       <w:r>
-        <w:t>compiled by D.Gueorguiev, 10/29/2025</w:t>
+        <w:t>compiled by D.Gueorguiev</w:t>
+      </w:r>
+      <w:r>
+        <w:t xml:space="preserve"> with the help of Claude Sonnet 4.5</w:t>
+      </w:r>
+      <w:r>
+        <w:t>, 10/29/2025</w:t>
       </w:r>
     </w:p>
     <w:p/>
@@ -37,6 +43,12 @@
     <w:p>
       <w:r>
         <w:t>The Attention mechanism in Machine Learning has evolved considerably since its inception in the years 2014-17 (see refs [10],[9],[8],[7],[5],[4],[2],[3]).</w:t>
+      </w:r>
+      <w:r>
+        <w:t xml:space="preserve"> The original concept, which allows to weigh the importance of different elements in a sequence, has been adopted to address various challenges in scalability, computational </w:t>
+      </w:r>
+      <w:r>
+        <w:t xml:space="preserve">efficiency, and architectural design. </w:t>
       </w:r>
     </w:p>
     <w:p/>

--- a/docs/Notes_on_the_Attention_Mechanism_and_its_Variety_of_Flavors.docx
+++ b/docs/Notes_on_the_Attention_Mechanism_and_its_Variety_of_Flavors.docx
@@ -35,13 +35,417 @@
     </w:p>
     <w:p/>
     <w:p>
-      <w:r>
-        <w:t>Introduction</w:t>
+      <w:pPr>
+        <w:pStyle w:val="Heading1"/>
+      </w:pPr>
+      <w:r>
+        <w:t xml:space="preserve">Summary of </w:t>
+      </w:r>
+      <w:r>
+        <w:t>popular</w:t>
+      </w:r>
+      <w:r>
+        <w:t xml:space="preserve"> Attention mechanisms</w:t>
       </w:r>
     </w:p>
     <w:p/>
     <w:p>
       <w:r>
+        <w:t xml:space="preserve">Attention mechanisms fundamentally adapted across domains through patch-based tokenization (16×16 patches for images, </w:t>
+      </w:r>
+      <w:hyperlink r:id="rId4" w:history="1">
+        <w:r>
+          <w:rPr>
+            <w:rStyle w:val="Hyperlink"/>
+          </w:rPr>
+          <w:t>spectrograms for audio</w:t>
+        </w:r>
+      </w:hyperlink>
+      <w:r>
+        <w:t xml:space="preserve">), window-based attention reducing complexity from </w:t>
+      </w:r>
+      <m:oMath>
+        <m:r>
+          <w:rPr>
+            <w:rFonts w:ascii="Cambria Math" w:hAnsi="Cambria Math"/>
+          </w:rPr>
+          <m:t>O(N²)</m:t>
+        </m:r>
+      </m:oMath>
+      <w:r>
+        <w:t xml:space="preserve"> to </w:t>
+      </w:r>
+      <m:oMath>
+        <m:r>
+          <w:rPr>
+            <w:rFonts w:ascii="Cambria Math" w:hAnsi="Cambria Math"/>
+          </w:rPr>
+          <m:t>O(N)</m:t>
+        </m:r>
+      </m:oMath>
+      <w:r>
+        <w:t xml:space="preserve"> (</w:t>
+      </w:r>
+      <w:hyperlink r:id="rId5" w:history="1">
+        <w:r>
+          <w:rPr>
+            <w:rStyle w:val="Hyperlink"/>
+          </w:rPr>
+          <w:t>Swin Transformer</w:t>
+        </w:r>
+      </w:hyperlink>
+      <w:r>
+        <w:t xml:space="preserve">), and </w:t>
+      </w:r>
+      <w:hyperlink r:id="rId6" w:history="1">
+        <w:r>
+          <w:rPr>
+            <w:rStyle w:val="Hyperlink"/>
+          </w:rPr>
+          <w:t>cross-modal fusion via gated cross-attention layers</w:t>
+        </w:r>
+      </w:hyperlink>
+      <w:r>
+        <w:t xml:space="preserve"> enabling fine-grained alignment between modalities while preserving pretrained model knowledge (</w:t>
+      </w:r>
+      <w:hyperlink r:id="rId7" w:history="1">
+        <w:r>
+          <w:rPr>
+            <w:rStyle w:val="Hyperlink"/>
+          </w:rPr>
+          <w:t>Flamingo</w:t>
+        </w:r>
+      </w:hyperlink>
+      <w:r>
+        <w:t xml:space="preserve"> achieving state-of-the-art with </w:t>
+      </w:r>
+      <m:oMath>
+        <m:r>
+          <w:rPr>
+            <w:rFonts w:ascii="Cambria Math" w:hAnsi="Cambria Math"/>
+          </w:rPr>
+          <m:t>1000×</m:t>
+        </m:r>
+      </m:oMath>
+      <w:r>
+        <w:t xml:space="preserve"> less training data).</w:t>
+      </w:r>
+    </w:p>
+    <w:p/>
+    <w:p>
+      <w:hyperlink r:id="rId8" w:history="1">
+        <w:r>
+          <w:rPr>
+            <w:rStyle w:val="Hyperlink"/>
+          </w:rPr>
+          <w:t>Transformers</w:t>
+        </w:r>
+      </w:hyperlink>
+      <w:r>
+        <w:t xml:space="preserve"> use </w:t>
+      </w:r>
+      <w:hyperlink r:id="rId9" w:history="1">
+        <w:r>
+          <w:rPr>
+            <w:rStyle w:val="Hyperlink"/>
+          </w:rPr>
+          <w:t>scaled dot-product attention</w:t>
+        </w:r>
+      </w:hyperlink>
+      <w:r>
+        <w:t xml:space="preserve"> (</w:t>
+      </w:r>
+      <m:oMath>
+        <m:r>
+          <w:rPr>
+            <w:rFonts w:ascii="Cambria Math" w:hAnsi="Cambria Math"/>
+          </w:rPr>
+          <m:t>Attention</m:t>
+        </m:r>
+        <m:d>
+          <m:dPr>
+            <m:ctrlPr>
+              <w:rPr>
+                <w:rFonts w:ascii="Cambria Math" w:hAnsi="Cambria Math"/>
+                <w:i/>
+              </w:rPr>
+            </m:ctrlPr>
+          </m:dPr>
+          <m:e>
+            <m:r>
+              <w:rPr>
+                <w:rFonts w:ascii="Cambria Math" w:hAnsi="Cambria Math"/>
+              </w:rPr>
+              <m:t>Q,K,V</m:t>
+            </m:r>
+          </m:e>
+        </m:d>
+        <m:r>
+          <w:rPr>
+            <w:rFonts w:ascii="Cambria Math" w:hAnsi="Cambria Math"/>
+          </w:rPr>
+          <m:t>=</m:t>
+        </m:r>
+        <m:r>
+          <w:rPr>
+            <w:rFonts w:ascii="Cambria Math" w:hAnsi="Cambria Math"/>
+          </w:rPr>
+          <m:t>softmax(</m:t>
+        </m:r>
+        <m:f>
+          <m:fPr>
+            <m:ctrlPr>
+              <w:rPr>
+                <w:rFonts w:ascii="Cambria Math" w:hAnsi="Cambria Math"/>
+                <w:i/>
+              </w:rPr>
+            </m:ctrlPr>
+          </m:fPr>
+          <m:num>
+            <m:r>
+              <w:rPr>
+                <w:rFonts w:ascii="Cambria Math" w:hAnsi="Cambria Math"/>
+              </w:rPr>
+              <m:t>Q</m:t>
+            </m:r>
+            <m:sSup>
+              <m:sSupPr>
+                <m:ctrlPr>
+                  <w:rPr>
+                    <w:rFonts w:ascii="Cambria Math" w:hAnsi="Cambria Math"/>
+                    <w:i/>
+                  </w:rPr>
+                </m:ctrlPr>
+              </m:sSupPr>
+              <m:e>
+                <m:r>
+                  <w:rPr>
+                    <w:rFonts w:ascii="Cambria Math" w:hAnsi="Cambria Math"/>
+                  </w:rPr>
+                  <m:t>K</m:t>
+                </m:r>
+              </m:e>
+              <m:sup>
+                <m:r>
+                  <w:rPr>
+                    <w:rFonts w:ascii="Cambria Math" w:hAnsi="Cambria Math"/>
+                  </w:rPr>
+                  <m:t>T</m:t>
+                </m:r>
+              </m:sup>
+            </m:sSup>
+          </m:num>
+          <m:den>
+            <m:rad>
+              <m:radPr>
+                <m:degHide m:val="1"/>
+                <m:ctrlPr>
+                  <w:rPr>
+                    <w:rFonts w:ascii="Cambria Math" w:hAnsi="Cambria Math"/>
+                    <w:i/>
+                  </w:rPr>
+                </m:ctrlPr>
+              </m:radPr>
+              <m:deg/>
+              <m:e>
+                <m:sSub>
+                  <m:sSubPr>
+                    <m:ctrlPr>
+                      <w:rPr>
+                        <w:rFonts w:ascii="Cambria Math" w:hAnsi="Cambria Math"/>
+                        <w:i/>
+                      </w:rPr>
+                    </m:ctrlPr>
+                  </m:sSubPr>
+                  <m:e>
+                    <m:r>
+                      <w:rPr>
+                        <w:rFonts w:ascii="Cambria Math" w:hAnsi="Cambria Math"/>
+                      </w:rPr>
+                      <m:t>d</m:t>
+                    </m:r>
+                  </m:e>
+                  <m:sub>
+                    <m:r>
+                      <w:rPr>
+                        <w:rFonts w:ascii="Cambria Math" w:hAnsi="Cambria Math"/>
+                      </w:rPr>
+                      <m:t>k</m:t>
+                    </m:r>
+                  </m:sub>
+                </m:sSub>
+              </m:e>
+            </m:rad>
+          </m:den>
+        </m:f>
+        <m:r>
+          <w:rPr>
+            <w:rFonts w:ascii="Cambria Math" w:hAnsi="Cambria Math"/>
+          </w:rPr>
+          <m:t>)V</m:t>
+        </m:r>
+      </m:oMath>
+      <w:r>
+        <w:t xml:space="preserve">) as the foundational mechanism, achieving </w:t>
+      </w:r>
+      <m:oMath>
+        <m:r>
+          <w:rPr>
+            <w:rFonts w:ascii="Cambria Math" w:hAnsi="Cambria Math"/>
+          </w:rPr>
+          <m:t>O(1)</m:t>
+        </m:r>
+      </m:oMath>
+      <w:r>
+        <w:t xml:space="preserve"> path length between any sequence positions compared to </w:t>
+      </w:r>
+      <m:oMath>
+        <m:r>
+          <w:rPr>
+            <w:rFonts w:ascii="Cambria Math" w:hAnsi="Cambria Math"/>
+          </w:rPr>
+          <m:t>O(n)</m:t>
+        </m:r>
+      </m:oMath>
+      <w:r>
+        <w:t xml:space="preserve"> for RNNs, with </w:t>
+      </w:r>
+      <w:hyperlink r:id="rId10" w:history="1">
+        <w:r>
+          <w:rPr>
+            <w:rStyle w:val="Hyperlink"/>
+          </w:rPr>
+          <w:t>multi-head attention</w:t>
+        </w:r>
+      </w:hyperlink>
+      <w:r>
+        <w:t xml:space="preserve"> enabling parallel learning of diverse relationships across representation subspaces.</w:t>
+      </w:r>
+    </w:p>
+    <w:p/>
+    <w:p>
+      <w:r>
+        <w:t xml:space="preserve">Linear attention mechanisms achieve </w:t>
+      </w:r>
+      <m:oMath>
+        <m:r>
+          <w:rPr>
+            <w:rFonts w:ascii="Cambria Math" w:hAnsi="Cambria Math"/>
+          </w:rPr>
+          <m:t>O(n)</m:t>
+        </m:r>
+      </m:oMath>
+      <w:r>
+        <w:t xml:space="preserve"> complexity through kernel tricks, low-rank projections, and state space models, with Mamba emerging as the most successful production alternative by maintaining content-based selection while delivering </w:t>
+      </w:r>
+      <m:oMath>
+        <m:r>
+          <w:rPr>
+            <w:rFonts w:ascii="Cambria Math" w:hAnsi="Cambria Math"/>
+          </w:rPr>
+          <m:t>5</m:t>
+        </m:r>
+        <m:r>
+          <w:rPr>
+            <w:rFonts w:ascii="Cambria Math" w:hAnsi="Cambria Math"/>
+          </w:rPr>
+          <m:t>×</m:t>
+        </m:r>
+      </m:oMath>
+      <w:r>
+        <w:t xml:space="preserve"> faster inference and scaling to million-length sequences through selective input-dependent parameters and hardware-aware parallel algorithms.</w:t>
+      </w:r>
+    </w:p>
+    <w:p/>
+    <w:p>
+      <w:r>
+        <w:t xml:space="preserve">Sparse attention mechanisms reduce Transformer complexity from O(n²) to O(n) through strategic pattern designs—with methods like Mistral's sliding windows (4096-token constant memory), </w:t>
+      </w:r>
+      <w:proofErr w:type="spellStart"/>
+      <w:r>
+        <w:t>BigBird's</w:t>
+      </w:r>
+      <w:proofErr w:type="spellEnd"/>
+      <w:r>
+        <w:t xml:space="preserve"> theoretically-proven universal approximation using </w:t>
+      </w:r>
+      <w:proofErr w:type="spellStart"/>
+      <w:r>
+        <w:t>random+local+global</w:t>
+      </w:r>
+      <w:proofErr w:type="spellEnd"/>
+      <w:r>
+        <w:t xml:space="preserve"> patterns, and 2025's learned approaches (NSA, </w:t>
+      </w:r>
+      <w:proofErr w:type="spellStart"/>
+      <w:r>
+        <w:t>SparseK</w:t>
+      </w:r>
+      <w:proofErr w:type="spellEnd"/>
+      <w:r>
+        <w:t>) achieving 3-4x speedups on 64K+ sequences while maintaining model quality.</w:t>
+      </w:r>
+    </w:p>
+    <w:p>
+      <w:r>
+        <w:t>74 sources</w:t>
+      </w:r>
+    </w:p>
+    <w:p/>
+    <w:p>
+      <w:r>
+        <w:t>Flash Attention v3 achieves 75% GPU utilization on H100 (vs 35% with v2) through warp-specialization and hardware-specific optimizations, reaching 740 TFLOPs/s in FP16 and close to 1.2 PFLOPs/s in FP8</w:t>
+      </w:r>
+    </w:p>
+    <w:p>
+      <w:r>
+        <w:t>73 sources</w:t>
+      </w:r>
+    </w:p>
+    <w:p/>
+    <w:p>
+      <w:r>
+        <w:t>Modern LLMs (2023-2025) converge on Grouped-Query Attention with 8 groups (GQA-8), Rotary Position Embeddings (</w:t>
+      </w:r>
+      <w:proofErr w:type="spellStart"/>
+      <w:r>
+        <w:t>RoPE</w:t>
+      </w:r>
+      <w:proofErr w:type="spellEnd"/>
+      <w:r>
+        <w:t>), and Flash Attention as the dominant architectural stack, achieving 87.5% KV cache reduction and 4-8x faster inference while maintaining near-optimal quality compared to standard multi-head attention</w:t>
+      </w:r>
+      <w:r>
+        <w:br/>
+      </w:r>
+      <w:r>
+        <w:rPr>
+          <w:rFonts w:ascii="Segoe UI" w:hAnsi="Segoe UI" w:cs="Segoe UI"/>
+          <w:color w:val="3D3D3A"/>
+          <w:sz w:val="18"/>
+          <w:szCs w:val="18"/>
+          <w:shd w:val="clear" w:color="auto" w:fill="FFFFFF"/>
+        </w:rPr>
+        <w:t>74 sources</w:t>
+      </w:r>
+    </w:p>
+    <w:p/>
+    <w:p/>
+    <w:p/>
+    <w:p>
+      <w:pPr>
+        <w:pStyle w:val="Heading1"/>
+      </w:pPr>
+      <w:r>
+        <w:t>Introduct</w:t>
+      </w:r>
+      <w:r>
+        <w:t>ory Notes</w:t>
+      </w:r>
+    </w:p>
+    <w:p/>
+    <w:p>
+      <w:r>
         <w:t>The Attention mechanism in Machine Learning has evolved considerably since its inception in the years 2014-17 (see refs [10],[9],[8],[7],[5],[4],[2],[3]).</w:t>
       </w:r>
       <w:r>
@@ -51,6 +455,174 @@
         <w:t xml:space="preserve">efficiency, and architectural design. </w:t>
       </w:r>
     </w:p>
+    <w:p/>
+    <w:p>
+      <w:r>
+        <w:t>The c</w:t>
+      </w:r>
+      <w:r>
+        <w:t>ore variants based on the input sequence interaction</w:t>
+      </w:r>
+      <w:r>
+        <w:t xml:space="preserve"> are:</w:t>
+      </w:r>
+    </w:p>
+    <w:p>
+      <w:pPr>
+        <w:rPr>
+          <w:u w:val="single"/>
+        </w:rPr>
+      </w:pPr>
+    </w:p>
+    <w:p>
+      <w:pPr>
+        <w:pStyle w:val="Heading2"/>
+      </w:pPr>
+      <w:r>
+        <w:lastRenderedPageBreak/>
+        <w:t>Self-Attention (intra-attention)</w:t>
+      </w:r>
+    </w:p>
+    <w:p>
+      <w:pPr>
+        <w:rPr>
+          <w:u w:val="single"/>
+        </w:rPr>
+      </w:pPr>
+    </w:p>
+    <w:p>
+      <w:r>
+        <w:t xml:space="preserve">Self-attention </w:t>
+      </w:r>
+      <w:r>
+        <w:t xml:space="preserve">([2]) </w:t>
+      </w:r>
+      <w:r>
+        <w:t>is a mechanism where a single sequence attends to itself to compute a contextualized representation for each element. This allows the model to learn the relationships between the tokens within the same sequence, regardless of their position.</w:t>
+      </w:r>
+    </w:p>
+    <w:p/>
+    <w:p>
+      <w:pPr>
+        <w:rPr>
+          <w:b/>
+          <w:bCs/>
+          <w:i/>
+          <w:iCs/>
+        </w:rPr>
+      </w:pPr>
+      <w:r>
+        <w:rPr>
+          <w:b/>
+          <w:bCs/>
+          <w:i/>
+          <w:iCs/>
+        </w:rPr>
+        <w:t>Mechanism</w:t>
+      </w:r>
+    </w:p>
+    <w:p>
+      <w:pPr>
+        <w:rPr>
+          <w:u w:val="single"/>
+        </w:rPr>
+      </w:pPr>
+      <w:r>
+        <w:t>Attention function is applied to the same sequence of queries, keys and values.</w:t>
+      </w:r>
+    </w:p>
+    <w:p/>
+    <w:p>
+      <w:pPr>
+        <w:rPr>
+          <w:b/>
+          <w:bCs/>
+          <w:i/>
+          <w:iCs/>
+        </w:rPr>
+      </w:pPr>
+      <w:r>
+        <w:rPr>
+          <w:b/>
+          <w:bCs/>
+          <w:i/>
+          <w:iCs/>
+        </w:rPr>
+        <w:t>Application</w:t>
+      </w:r>
+    </w:p>
+    <w:p>
+      <w:r>
+        <w:t>A transformer encoder uses self-attention to enrich the representation of each word in a sentence with contextual information f</w:t>
+      </w:r>
+      <w:r>
+        <w:t>r</w:t>
+      </w:r>
+      <w:r>
+        <w:t>om all other words.</w:t>
+      </w:r>
+      <w:r>
+        <w:t xml:space="preserve"> For example, in the sentence </w:t>
+      </w:r>
+      <w:r>
+        <w:rPr>
+          <w:i/>
+          <w:iCs/>
+        </w:rPr>
+        <w:t>“The cat sat in the mat.”</w:t>
+      </w:r>
+      <w:r>
+        <w:t xml:space="preserve">, the model computes attention scores to help the representation of </w:t>
+      </w:r>
+      <w:r>
+        <w:rPr>
+          <w:i/>
+          <w:iCs/>
+        </w:rPr>
+        <w:t>“sat”</w:t>
+      </w:r>
+      <w:r>
+        <w:t xml:space="preserve"> be influenced by the representations of </w:t>
+      </w:r>
+      <w:r>
+        <w:rPr>
+          <w:i/>
+          <w:iCs/>
+        </w:rPr>
+        <w:t>“cat”</w:t>
+      </w:r>
+      <w:r>
+        <w:t xml:space="preserve"> and </w:t>
+      </w:r>
+      <w:r>
+        <w:rPr>
+          <w:i/>
+          <w:iCs/>
+        </w:rPr>
+        <w:t>“mat”</w:t>
+      </w:r>
+      <w:r>
+        <w:t>.</w:t>
+      </w:r>
+    </w:p>
+    <w:p/>
+    <w:p>
+      <w:pPr>
+        <w:pStyle w:val="Heading2"/>
+      </w:pPr>
+      <w:r>
+        <w:t xml:space="preserve"> </w:t>
+      </w:r>
+      <w:r>
+        <w:t>Cross-attention</w:t>
+      </w:r>
+    </w:p>
+    <w:p>
+      <w:r>
+        <w:t xml:space="preserve">Cross-attention allows a model to attend to a different sequence. </w:t>
+      </w:r>
+    </w:p>
+    <w:p/>
     <w:p/>
     <w:p>
       <w:r>
@@ -69,6 +641,7 @@
         <w:t>References</w:t>
       </w:r>
     </w:p>
+    <w:p/>
     <w:p>
       <w:pPr>
         <w:rPr>
@@ -113,7 +686,7 @@
         </w:rPr>
         <w:t xml:space="preserve"> </w:t>
       </w:r>
-      <w:hyperlink r:id="rId4" w:history="1">
+      <w:hyperlink r:id="rId11" w:history="1">
         <w:r>
           <w:rPr>
             <w:rStyle w:val="Hyperlink"/>
@@ -156,7 +729,7 @@
         </w:rPr>
         <w:t xml:space="preserve">[2] </w:t>
       </w:r>
-      <w:hyperlink r:id="rId5" w:history="1">
+      <w:hyperlink r:id="rId12" w:history="1">
         <w:r>
           <w:rPr>
             <w:rStyle w:val="Hyperlink"/>
@@ -219,7 +792,7 @@
         </w:rPr>
         <w:t xml:space="preserve">[3] </w:t>
       </w:r>
-      <w:hyperlink r:id="rId6" w:history="1">
+      <w:hyperlink r:id="rId13" w:history="1">
         <w:r>
           <w:rPr>
             <w:rStyle w:val="Hyperlink"/>
@@ -262,7 +835,7 @@
         </w:rPr>
         <w:t xml:space="preserve">[4] </w:t>
       </w:r>
-      <w:hyperlink r:id="rId7" w:history="1">
+      <w:hyperlink r:id="rId14" w:history="1">
         <w:r>
           <w:rPr>
             <w:rStyle w:val="Hyperlink"/>
@@ -287,7 +860,7 @@
         </w:rPr>
         <w:t xml:space="preserve">[5] </w:t>
       </w:r>
-      <w:hyperlink r:id="rId8" w:history="1">
+      <w:hyperlink r:id="rId15" w:history="1">
         <w:r>
           <w:rPr>
             <w:rStyle w:val="Hyperlink"/>
@@ -328,7 +901,7 @@
         </w:rPr>
         <w:t xml:space="preserve">[6] </w:t>
       </w:r>
-      <w:hyperlink r:id="rId9" w:history="1">
+      <w:hyperlink r:id="rId16" w:history="1">
         <w:r>
           <w:rPr>
             <w:rStyle w:val="Hyperlink"/>
@@ -353,7 +926,7 @@
         </w:rPr>
         <w:t xml:space="preserve">[7] </w:t>
       </w:r>
-      <w:hyperlink r:id="rId10" w:history="1">
+      <w:hyperlink r:id="rId17" w:history="1">
         <w:r>
           <w:rPr>
             <w:rStyle w:val="Hyperlink"/>
@@ -380,7 +953,7 @@
         </w:rPr>
         <w:t xml:space="preserve">[8] </w:t>
       </w:r>
-      <w:hyperlink r:id="rId11" w:history="1">
+      <w:hyperlink r:id="rId18" w:history="1">
         <w:r>
           <w:rPr>
             <w:rStyle w:val="Hyperlink"/>
@@ -429,7 +1002,7 @@
         </w:rPr>
         <w:t xml:space="preserve">[9] </w:t>
       </w:r>
-      <w:hyperlink r:id="rId12" w:history="1">
+      <w:hyperlink r:id="rId19" w:history="1">
         <w:r>
           <w:rPr>
             <w:rStyle w:val="Hyperlink"/>
@@ -472,7 +1045,7 @@
         </w:rPr>
         <w:t xml:space="preserve">[10] </w:t>
       </w:r>
-      <w:hyperlink r:id="rId13" w:history="1">
+      <w:hyperlink r:id="rId20" w:history="1">
         <w:r>
           <w:rPr>
             <w:rStyle w:val="Hyperlink"/>
@@ -950,10 +1523,9 @@
     <w:next w:val="Normal"/>
     <w:link w:val="Heading2Char"/>
     <w:uiPriority w:val="9"/>
-    <w:semiHidden/>
     <w:unhideWhenUsed/>
     <w:qFormat/>
-    <w:rsid w:val="00427F12"/>
+    <w:rsid w:val="00D340C6"/>
     <w:pPr>
       <w:keepNext/>
       <w:keepLines/>
@@ -962,6 +1534,7 @@
     <w:rPr>
       <w:rFonts w:ascii="Calibri Light" w:eastAsiaTheme="majorEastAsia" w:hAnsi="Calibri Light" w:cstheme="majorBidi"/>
       <w:color w:val="0F4761" w:themeColor="accent1" w:themeShade="BF"/>
+      <w:sz w:val="24"/>
       <w:szCs w:val="32"/>
     </w:rPr>
   </w:style>
@@ -1163,8 +1736,7 @@
     <w:basedOn w:val="DefaultParagraphFont"/>
     <w:link w:val="Heading2"/>
     <w:uiPriority w:val="9"/>
-    <w:semiHidden/>
-    <w:rsid w:val="00427F12"/>
+    <w:rsid w:val="00D340C6"/>
     <w:rPr>
       <w:rFonts w:ascii="Calibri Light" w:eastAsiaTheme="majorEastAsia" w:hAnsi="Calibri Light" w:cstheme="majorBidi"/>
       <w:color w:val="0F4761" w:themeColor="accent1" w:themeShade="BF"/>
@@ -1443,6 +2015,18 @@
     <w:rPr>
       <w:color w:val="467886" w:themeColor="hyperlink"/>
       <w:u w:val="single"/>
+    </w:rPr>
+  </w:style>
+  <w:style w:type="character" w:styleId="UnresolvedMention">
+    <w:name w:val="Unresolved Mention"/>
+    <w:basedOn w:val="DefaultParagraphFont"/>
+    <w:uiPriority w:val="99"/>
+    <w:semiHidden/>
+    <w:unhideWhenUsed/>
+    <w:rsid w:val="002F7C49"/>
+    <w:rPr>
+      <w:color w:val="605E5C"/>
+      <w:shd w:val="clear" w:color="auto" w:fill="E1DFDD"/>
     </w:rPr>
   </w:style>
 </w:styles>

--- a/docs/Notes_on_the_Attention_Mechanism_and_its_Variety_of_Flavors.docx
+++ b/docs/Notes_on_the_Attention_Mechanism_and_its_Variety_of_Flavors.docx
@@ -336,7 +336,29 @@
         </m:r>
       </m:oMath>
       <w:r>
-        <w:t xml:space="preserve"> complexity through kernel tricks, low-rank projections, and state space models, with Mamba emerging as the most successful production alternative by maintaining content-based selection while delivering </w:t>
+        <w:t xml:space="preserve"> complexity through kernel tricks, low-rank projections, and </w:t>
+      </w:r>
+      <w:hyperlink r:id="rId11" w:history="1">
+        <w:r>
+          <w:rPr>
+            <w:rStyle w:val="Hyperlink"/>
+          </w:rPr>
+          <w:t>state space models</w:t>
+        </w:r>
+      </w:hyperlink>
+      <w:r>
+        <w:t xml:space="preserve">, with </w:t>
+      </w:r>
+      <w:hyperlink r:id="rId12" w:history="1">
+        <w:r>
+          <w:rPr>
+            <w:rStyle w:val="Hyperlink"/>
+          </w:rPr>
+          <w:t>Mamba</w:t>
+        </w:r>
+      </w:hyperlink>
+      <w:r>
+        <w:t xml:space="preserve"> emerging as the most successful production alternative by maintaining content-based selection while delivering </w:t>
       </w:r>
       <m:oMath>
         <m:r>
@@ -354,6 +376,15 @@
       </m:oMath>
       <w:r>
         <w:t xml:space="preserve"> faster inference and scaling to million-length sequences through selective input-dependent parameters and hardware-aware parallel algorithms.</w:t>
+      </w:r>
+      <w:r>
+        <w:t xml:space="preserve"> For details </w:t>
+      </w:r>
+      <w:r>
+        <w:t xml:space="preserve">on linear attention </w:t>
+      </w:r>
+      <w:r>
+        <w:t>see [11]-[16].</w:t>
       </w:r>
     </w:p>
     <w:p/>
@@ -643,13 +674,11 @@
     </w:p>
     <w:p/>
     <w:p>
-      <w:pPr>
-        <w:rPr>
-          <w:sz w:val="18"/>
-          <w:szCs w:val="18"/>
-          <w:u w:val="single"/>
-        </w:rPr>
-      </w:pPr>
+      <w:r>
+        <w:t>Summary of Attention flavors</w:t>
+      </w:r>
+    </w:p>
+    <w:p>
       <w:r>
         <w:rPr>
           <w:rStyle w:val="Hyperlink"/>
@@ -686,7 +715,7 @@
         </w:rPr>
         <w:t xml:space="preserve"> </w:t>
       </w:r>
-      <w:hyperlink r:id="rId11" w:history="1">
+      <w:hyperlink r:id="rId13" w:history="1">
         <w:r>
           <w:rPr>
             <w:rStyle w:val="Hyperlink"/>
@@ -715,6 +744,12 @@
         </w:r>
       </w:hyperlink>
     </w:p>
+    <w:p/>
+    <w:p>
+      <w:r>
+        <w:t>Historical Attention developments</w:t>
+      </w:r>
+    </w:p>
     <w:p>
       <w:pPr>
         <w:rPr>
@@ -729,32 +764,14 @@
         </w:rPr>
         <w:t xml:space="preserve">[2] </w:t>
       </w:r>
-      <w:hyperlink r:id="rId12" w:history="1">
+      <w:hyperlink r:id="rId14" w:history="1">
         <w:r>
           <w:rPr>
             <w:rStyle w:val="Hyperlink"/>
             <w:sz w:val="18"/>
             <w:szCs w:val="18"/>
           </w:rPr>
-          <w:t xml:space="preserve">Attention is All You Need, Ashish Vaswani, Noam </w:t>
-        </w:r>
-        <w:proofErr w:type="spellStart"/>
-        <w:r>
-          <w:rPr>
-            <w:rStyle w:val="Hyperlink"/>
-            <w:sz w:val="18"/>
-            <w:szCs w:val="18"/>
-          </w:rPr>
-          <w:t>Shazeer</w:t>
-        </w:r>
-        <w:proofErr w:type="spellEnd"/>
-        <w:r>
-          <w:rPr>
-            <w:rStyle w:val="Hyperlink"/>
-            <w:sz w:val="18"/>
-            <w:szCs w:val="18"/>
-          </w:rPr>
-          <w:t xml:space="preserve">, Niki Parmar, Jakob </w:t>
+          <w:t xml:space="preserve">Attention is All You Need, Ashish Vaswani, Noam Shazeer, Niki Parmar, Jakob </w:t>
         </w:r>
         <w:proofErr w:type="spellStart"/>
         <w:r>
@@ -792,7 +809,7 @@
         </w:rPr>
         <w:t xml:space="preserve">[3] </w:t>
       </w:r>
-      <w:hyperlink r:id="rId13" w:history="1">
+      <w:hyperlink r:id="rId15" w:history="1">
         <w:r>
           <w:rPr>
             <w:rStyle w:val="Hyperlink"/>
@@ -835,7 +852,7 @@
         </w:rPr>
         <w:t xml:space="preserve">[4] </w:t>
       </w:r>
-      <w:hyperlink r:id="rId14" w:history="1">
+      <w:hyperlink r:id="rId16" w:history="1">
         <w:r>
           <w:rPr>
             <w:rStyle w:val="Hyperlink"/>
@@ -860,7 +877,7 @@
         </w:rPr>
         <w:t xml:space="preserve">[5] </w:t>
       </w:r>
-      <w:hyperlink r:id="rId15" w:history="1">
+      <w:hyperlink r:id="rId17" w:history="1">
         <w:r>
           <w:rPr>
             <w:rStyle w:val="Hyperlink"/>
@@ -901,7 +918,7 @@
         </w:rPr>
         <w:t xml:space="preserve">[6] </w:t>
       </w:r>
-      <w:hyperlink r:id="rId16" w:history="1">
+      <w:hyperlink r:id="rId18" w:history="1">
         <w:r>
           <w:rPr>
             <w:rStyle w:val="Hyperlink"/>
@@ -926,7 +943,7 @@
         </w:rPr>
         <w:t xml:space="preserve">[7] </w:t>
       </w:r>
-      <w:hyperlink r:id="rId17" w:history="1">
+      <w:hyperlink r:id="rId19" w:history="1">
         <w:r>
           <w:rPr>
             <w:rStyle w:val="Hyperlink"/>
@@ -953,7 +970,7 @@
         </w:rPr>
         <w:t xml:space="preserve">[8] </w:t>
       </w:r>
-      <w:hyperlink r:id="rId18" w:history="1">
+      <w:hyperlink r:id="rId20" w:history="1">
         <w:r>
           <w:rPr>
             <w:rStyle w:val="Hyperlink"/>
@@ -961,27 +978,7 @@
             <w:sz w:val="18"/>
             <w:szCs w:val="18"/>
           </w:rPr>
-          <w:t xml:space="preserve">Neural Machine Translation by Jointly Learning To Align and Translate, Dzmitry </w:t>
-        </w:r>
-        <w:proofErr w:type="spellStart"/>
-        <w:r>
-          <w:rPr>
-            <w:rStyle w:val="Hyperlink"/>
-            <w:rFonts w:cstheme="minorHAnsi"/>
-            <w:sz w:val="18"/>
-            <w:szCs w:val="18"/>
-          </w:rPr>
-          <w:t>Bahdanau</w:t>
-        </w:r>
-        <w:proofErr w:type="spellEnd"/>
-        <w:r>
-          <w:rPr>
-            <w:rStyle w:val="Hyperlink"/>
-            <w:rFonts w:cstheme="minorHAnsi"/>
-            <w:sz w:val="18"/>
-            <w:szCs w:val="18"/>
-          </w:rPr>
-          <w:t>, K. Cho, Yoshua Bengio, 2016</w:t>
+          <w:t>Neural Machine Translation by Jointly Learning To Align and Translate, Dzmitry Bahdanau, K. Cho, Yoshua Bengio, 2016</w:t>
         </w:r>
       </w:hyperlink>
     </w:p>
@@ -1002,75 +999,39 @@
         </w:rPr>
         <w:t xml:space="preserve">[9] </w:t>
       </w:r>
-      <w:hyperlink r:id="rId19" w:history="1">
+      <w:hyperlink r:id="rId21" w:history="1">
         <w:r>
           <w:rPr>
             <w:rStyle w:val="Hyperlink"/>
             <w:sz w:val="18"/>
             <w:szCs w:val="18"/>
           </w:rPr>
-          <w:t xml:space="preserve">Recurrent models of visual attention, V. </w:t>
-        </w:r>
-        <w:proofErr w:type="spellStart"/>
+          <w:t>Recurrent models of visual attention, V. Mnih et al, Google DeepMind, 2014</w:t>
+        </w:r>
+      </w:hyperlink>
+    </w:p>
+    <w:p>
+      <w:pPr>
+        <w:rPr>
+          <w:sz w:val="18"/>
+          <w:szCs w:val="18"/>
+        </w:rPr>
+      </w:pPr>
+      <w:r>
+        <w:rPr>
+          <w:sz w:val="18"/>
+          <w:szCs w:val="18"/>
+        </w:rPr>
+        <w:t xml:space="preserve">[10] </w:t>
+      </w:r>
+      <w:hyperlink r:id="rId22" w:history="1">
         <w:r>
           <w:rPr>
             <w:rStyle w:val="Hyperlink"/>
             <w:sz w:val="18"/>
             <w:szCs w:val="18"/>
           </w:rPr>
-          <w:t>Mnih</w:t>
-        </w:r>
-        <w:proofErr w:type="spellEnd"/>
-        <w:r>
-          <w:rPr>
-            <w:rStyle w:val="Hyperlink"/>
-            <w:sz w:val="18"/>
-            <w:szCs w:val="18"/>
-          </w:rPr>
-          <w:t xml:space="preserve"> et al, Google DeepMind, 2014</w:t>
-        </w:r>
-      </w:hyperlink>
-    </w:p>
-    <w:p>
-      <w:pPr>
-        <w:rPr>
-          <w:sz w:val="18"/>
-          <w:szCs w:val="18"/>
-        </w:rPr>
-      </w:pPr>
-      <w:r>
-        <w:rPr>
-          <w:sz w:val="18"/>
-          <w:szCs w:val="18"/>
-        </w:rPr>
-        <w:t xml:space="preserve">[10] </w:t>
-      </w:r>
-      <w:hyperlink r:id="rId20" w:history="1">
-        <w:r>
-          <w:rPr>
-            <w:rStyle w:val="Hyperlink"/>
-            <w:sz w:val="18"/>
-            <w:szCs w:val="18"/>
-          </w:rPr>
-          <w:t xml:space="preserve">Learning to Control Fast-Weight Memories: An Alternative to Dynamic Recurrent Networks, Juergen </w:t>
-        </w:r>
-        <w:proofErr w:type="spellStart"/>
-        <w:r>
-          <w:rPr>
-            <w:rStyle w:val="Hyperlink"/>
-            <w:sz w:val="18"/>
-            <w:szCs w:val="18"/>
-          </w:rPr>
-          <w:t>Schmidhuber</w:t>
-        </w:r>
-        <w:proofErr w:type="spellEnd"/>
-        <w:r>
-          <w:rPr>
-            <w:rStyle w:val="Hyperlink"/>
-            <w:sz w:val="18"/>
-            <w:szCs w:val="18"/>
-          </w:rPr>
-          <w:t xml:space="preserve"> et al, 1992</w:t>
+          <w:t>Learning to Control Fast-Weight Memories: An Alternative to Dynamic Recurrent Networks, Juergen Schmidhuber et al, 1992</w:t>
         </w:r>
       </w:hyperlink>
     </w:p>
@@ -1079,6 +1040,203 @@
         <w:t xml:space="preserve"> </w:t>
       </w:r>
     </w:p>
+    <w:p>
+      <w:r>
+        <w:t>Linear attention</w:t>
+      </w:r>
+    </w:p>
+    <w:p>
+      <w:r>
+        <w:t>[</w:t>
+      </w:r>
+      <w:r>
+        <w:t>11</w:t>
+      </w:r>
+      <w:r>
+        <w:t xml:space="preserve">] Linear attention transformer GitHub repo: </w:t>
+      </w:r>
+      <w:hyperlink r:id="rId23" w:history="1">
+        <w:r>
+          <w:rPr>
+            <w:rStyle w:val="Hyperlink"/>
+          </w:rPr>
+          <w:t>https://github.com/lucidrains/linear-attention-transformer</w:t>
+        </w:r>
+      </w:hyperlink>
+    </w:p>
+    <w:p>
+      <w:r>
+        <w:t>[</w:t>
+      </w:r>
+      <w:r>
+        <w:t>12</w:t>
+      </w:r>
+      <w:r>
+        <w:t xml:space="preserve">] </w:t>
+      </w:r>
+      <w:hyperlink r:id="rId24" w:history="1">
+        <w:r>
+          <w:rPr>
+            <w:rStyle w:val="Hyperlink"/>
+          </w:rPr>
+          <w:t>Transformers are RNNs: Fast Autoregressive Transformers with Linear Attention</w:t>
+        </w:r>
+        <w:r>
+          <w:rPr>
+            <w:rStyle w:val="Hyperlink"/>
+          </w:rPr>
+          <w:t xml:space="preserve">, A. </w:t>
+        </w:r>
+        <w:r>
+          <w:rPr>
+            <w:rStyle w:val="Hyperlink"/>
+          </w:rPr>
+          <w:t>Katharopoulos</w:t>
+        </w:r>
+        <w:r>
+          <w:rPr>
+            <w:rStyle w:val="Hyperlink"/>
+          </w:rPr>
+          <w:t xml:space="preserve"> et al, 2020</w:t>
+        </w:r>
+      </w:hyperlink>
+    </w:p>
+    <w:p>
+      <w:r>
+        <w:t>[</w:t>
+      </w:r>
+      <w:r>
+        <w:t>13</w:t>
+      </w:r>
+      <w:r>
+        <w:t xml:space="preserve">] </w:t>
+      </w:r>
+      <w:hyperlink r:id="rId25" w:history="1">
+        <w:r>
+          <w:rPr>
+            <w:rStyle w:val="Hyperlink"/>
+          </w:rPr>
+          <w:t>Efficient Attention: Attention with Linear Complexities</w:t>
+        </w:r>
+        <w:r>
+          <w:rPr>
+            <w:rStyle w:val="Hyperlink"/>
+          </w:rPr>
+          <w:t>, Z. Shen et al, 2019</w:t>
+        </w:r>
+      </w:hyperlink>
+    </w:p>
+    <w:p>
+      <w:r>
+        <w:t>[</w:t>
+      </w:r>
+      <w:r>
+        <w:t>14</w:t>
+      </w:r>
+      <w:r>
+        <w:t xml:space="preserve">] </w:t>
+      </w:r>
+      <w:hyperlink r:id="rId26" w:history="1">
+        <w:r>
+          <w:rPr>
+            <w:rStyle w:val="Hyperlink"/>
+          </w:rPr>
+          <w:t>Reformer: The Efficient Transformer</w:t>
+        </w:r>
+        <w:r>
+          <w:rPr>
+            <w:rStyle w:val="Hyperlink"/>
+          </w:rPr>
+          <w:t>, N. Kitaev et al, 2020</w:t>
+        </w:r>
+      </w:hyperlink>
+    </w:p>
+    <w:p>
+      <w:r>
+        <w:t>[</w:t>
+      </w:r>
+      <w:r>
+        <w:t>15</w:t>
+      </w:r>
+      <w:r>
+        <w:t xml:space="preserve">] </w:t>
+      </w:r>
+      <w:hyperlink r:id="rId27" w:history="1">
+        <w:r>
+          <w:rPr>
+            <w:rStyle w:val="Hyperlink"/>
+          </w:rPr>
+          <w:t>GLU Variants Improve Transformer</w:t>
+        </w:r>
+        <w:r>
+          <w:rPr>
+            <w:rStyle w:val="Hyperlink"/>
+          </w:rPr>
+          <w:t>, Noam Shazeer, 2020</w:t>
+        </w:r>
+      </w:hyperlink>
+    </w:p>
+    <w:p>
+      <w:r>
+        <w:t xml:space="preserve">[16] </w:t>
+      </w:r>
+      <w:hyperlink r:id="rId28" w:history="1">
+        <w:r>
+          <w:rPr>
+            <w:rStyle w:val="Hyperlink"/>
+          </w:rPr>
+          <w:t>Linformer: Self-Attention with Linear Complexity</w:t>
+        </w:r>
+        <w:r>
+          <w:rPr>
+            <w:rStyle w:val="Hyperlink"/>
+          </w:rPr>
+          <w:t>, S. Wang et al, 2020</w:t>
+        </w:r>
+      </w:hyperlink>
+    </w:p>
+    <w:p>
+      <w:r>
+        <w:t xml:space="preserve">[17] </w:t>
+      </w:r>
+      <w:hyperlink r:id="rId29" w:history="1">
+        <w:r>
+          <w:rPr>
+            <w:rStyle w:val="Hyperlink"/>
+          </w:rPr>
+          <w:t>Mamba: Linear-Time Sequence Modeling with Selective State Spaces</w:t>
+        </w:r>
+        <w:r>
+          <w:rPr>
+            <w:rStyle w:val="Hyperlink"/>
+          </w:rPr>
+          <w:t>, A. Gu et al, 2024</w:t>
+        </w:r>
+      </w:hyperlink>
+    </w:p>
+    <w:p>
+      <w:r>
+        <w:lastRenderedPageBreak/>
+        <w:t>[1</w:t>
+      </w:r>
+      <w:r>
+        <w:t>8</w:t>
+      </w:r>
+      <w:r>
+        <w:t xml:space="preserve">] Mamba GitHub repo: </w:t>
+      </w:r>
+      <w:hyperlink r:id="rId30" w:history="1">
+        <w:r>
+          <w:rPr>
+            <w:rStyle w:val="Hyperlink"/>
+          </w:rPr>
+          <w:t>https://github.com/state-spaces/mamba</w:t>
+        </w:r>
+      </w:hyperlink>
+    </w:p>
+    <w:p/>
+    <w:p/>
+    <w:p/>
     <w:sectPr>
       <w:pgSz w:w="12240" w:h="15840"/>
       <w:pgMar w:top="1440" w:right="1440" w:bottom="1440" w:left="1440" w:header="720" w:footer="720" w:gutter="0"/>

--- a/docs/Notes_on_the_Attention_Mechanism_and_its_Variety_of_Flavors.docx
+++ b/docs/Notes_on_the_Attention_Mechanism_and_its_Variety_of_Flavors.docx
@@ -336,20 +336,31 @@
         </m:r>
       </m:oMath>
       <w:r>
-        <w:t xml:space="preserve"> complexity through kernel tricks, low-rank projections, and </w:t>
+        <w:t xml:space="preserve"> complexity through kernel tricks, </w:t>
       </w:r>
       <w:hyperlink r:id="rId11" w:history="1">
         <w:r>
           <w:rPr>
             <w:rStyle w:val="Hyperlink"/>
           </w:rPr>
+          <w:t>low-rank projections</w:t>
+        </w:r>
+      </w:hyperlink>
+      <w:r>
+        <w:t xml:space="preserve">, and </w:t>
+      </w:r>
+      <w:hyperlink r:id="rId12" w:history="1">
+        <w:r>
+          <w:rPr>
+            <w:rStyle w:val="Hyperlink"/>
+          </w:rPr>
           <w:t>state space models</w:t>
         </w:r>
       </w:hyperlink>
       <w:r>
         <w:t xml:space="preserve">, with </w:t>
       </w:r>
-      <w:hyperlink r:id="rId12" w:history="1">
+      <w:hyperlink r:id="rId13" w:history="1">
         <w:r>
           <w:rPr>
             <w:rStyle w:val="Hyperlink"/>
@@ -384,7 +395,13 @@
         <w:t xml:space="preserve">on linear attention </w:t>
       </w:r>
       <w:r>
-        <w:t>see [11]-[16].</w:t>
+        <w:t>see [11]-[</w:t>
+      </w:r>
+      <w:r>
+        <w:t>24</w:t>
+      </w:r>
+      <w:r>
+        <w:t>].</w:t>
       </w:r>
     </w:p>
     <w:p/>
@@ -675,7 +692,10 @@
     <w:p/>
     <w:p>
       <w:r>
-        <w:t>Summary of Attention flavors</w:t>
+        <w:t xml:space="preserve">On the </w:t>
+      </w:r>
+      <w:r>
+        <w:t>Attention flavors</w:t>
       </w:r>
     </w:p>
     <w:p>
@@ -715,32 +735,14 @@
         </w:rPr>
         <w:t xml:space="preserve"> </w:t>
       </w:r>
-      <w:hyperlink r:id="rId13" w:history="1">
+      <w:hyperlink r:id="rId14" w:history="1">
         <w:r>
           <w:rPr>
             <w:rStyle w:val="Hyperlink"/>
             <w:sz w:val="18"/>
             <w:szCs w:val="18"/>
           </w:rPr>
-          <w:t xml:space="preserve">All You Need To Know About The Self-Attention Layer, Damien Benveniste, The </w:t>
-        </w:r>
-        <w:proofErr w:type="spellStart"/>
-        <w:r>
-          <w:rPr>
-            <w:rStyle w:val="Hyperlink"/>
-            <w:sz w:val="18"/>
-            <w:szCs w:val="18"/>
-          </w:rPr>
-          <w:t>AiEdge</w:t>
-        </w:r>
-        <w:proofErr w:type="spellEnd"/>
-        <w:r>
-          <w:rPr>
-            <w:rStyle w:val="Hyperlink"/>
-            <w:sz w:val="18"/>
-            <w:szCs w:val="18"/>
-          </w:rPr>
-          <w:t>, 2025</w:t>
+          <w:t>All You Need To Know About The Self-Attention Layer, Damien Benveniste, The AiEdge, 2025</w:t>
         </w:r>
       </w:hyperlink>
     </w:p>
@@ -764,7 +766,7 @@
         </w:rPr>
         <w:t xml:space="preserve">[2] </w:t>
       </w:r>
-      <w:hyperlink r:id="rId14" w:history="1">
+      <w:hyperlink r:id="rId15" w:history="1">
         <w:r>
           <w:rPr>
             <w:rStyle w:val="Hyperlink"/>
@@ -809,7 +811,7 @@
         </w:rPr>
         <w:t xml:space="preserve">[3] </w:t>
       </w:r>
-      <w:hyperlink r:id="rId15" w:history="1">
+      <w:hyperlink r:id="rId16" w:history="1">
         <w:r>
           <w:rPr>
             <w:rStyle w:val="Hyperlink"/>
@@ -852,7 +854,7 @@
         </w:rPr>
         <w:t xml:space="preserve">[4] </w:t>
       </w:r>
-      <w:hyperlink r:id="rId16" w:history="1">
+      <w:hyperlink r:id="rId17" w:history="1">
         <w:r>
           <w:rPr>
             <w:rStyle w:val="Hyperlink"/>
@@ -877,7 +879,7 @@
         </w:rPr>
         <w:t xml:space="preserve">[5] </w:t>
       </w:r>
-      <w:hyperlink r:id="rId17" w:history="1">
+      <w:hyperlink r:id="rId18" w:history="1">
         <w:r>
           <w:rPr>
             <w:rStyle w:val="Hyperlink"/>
@@ -918,7 +920,7 @@
         </w:rPr>
         <w:t xml:space="preserve">[6] </w:t>
       </w:r>
-      <w:hyperlink r:id="rId18" w:history="1">
+      <w:hyperlink r:id="rId19" w:history="1">
         <w:r>
           <w:rPr>
             <w:rStyle w:val="Hyperlink"/>
@@ -943,7 +945,7 @@
         </w:rPr>
         <w:t xml:space="preserve">[7] </w:t>
       </w:r>
-      <w:hyperlink r:id="rId19" w:history="1">
+      <w:hyperlink r:id="rId20" w:history="1">
         <w:r>
           <w:rPr>
             <w:rStyle w:val="Hyperlink"/>
@@ -970,7 +972,7 @@
         </w:rPr>
         <w:t xml:space="preserve">[8] </w:t>
       </w:r>
-      <w:hyperlink r:id="rId20" w:history="1">
+      <w:hyperlink r:id="rId21" w:history="1">
         <w:r>
           <w:rPr>
             <w:rStyle w:val="Hyperlink"/>
@@ -999,7 +1001,7 @@
         </w:rPr>
         <w:t xml:space="preserve">[9] </w:t>
       </w:r>
-      <w:hyperlink r:id="rId21" w:history="1">
+      <w:hyperlink r:id="rId22" w:history="1">
         <w:r>
           <w:rPr>
             <w:rStyle w:val="Hyperlink"/>
@@ -1024,7 +1026,7 @@
         </w:rPr>
         <w:t xml:space="preserve">[10] </w:t>
       </w:r>
-      <w:hyperlink r:id="rId22" w:history="1">
+      <w:hyperlink r:id="rId23" w:history="1">
         <w:r>
           <w:rPr>
             <w:rStyle w:val="Hyperlink"/>
@@ -1055,7 +1057,7 @@
       <w:r>
         <w:t xml:space="preserve">] Linear attention transformer GitHub repo: </w:t>
       </w:r>
-      <w:hyperlink r:id="rId23" w:history="1">
+      <w:hyperlink r:id="rId24" w:history="1">
         <w:r>
           <w:rPr>
             <w:rStyle w:val="Hyperlink"/>
@@ -1074,7 +1076,7 @@
       <w:r>
         <w:t xml:space="preserve">] </w:t>
       </w:r>
-      <w:hyperlink r:id="rId24" w:history="1">
+      <w:hyperlink r:id="rId25" w:history="1">
         <w:r>
           <w:rPr>
             <w:rStyle w:val="Hyperlink"/>
@@ -1111,7 +1113,7 @@
       <w:r>
         <w:t xml:space="preserve">] </w:t>
       </w:r>
-      <w:hyperlink r:id="rId25" w:history="1">
+      <w:hyperlink r:id="rId26" w:history="1">
         <w:r>
           <w:rPr>
             <w:rStyle w:val="Hyperlink"/>
@@ -1136,7 +1138,7 @@
       <w:r>
         <w:t xml:space="preserve">] </w:t>
       </w:r>
-      <w:hyperlink r:id="rId26" w:history="1">
+      <w:hyperlink r:id="rId27" w:history="1">
         <w:r>
           <w:rPr>
             <w:rStyle w:val="Hyperlink"/>
@@ -1161,7 +1163,7 @@
       <w:r>
         <w:t xml:space="preserve">] </w:t>
       </w:r>
-      <w:hyperlink r:id="rId27" w:history="1">
+      <w:hyperlink r:id="rId28" w:history="1">
         <w:r>
           <w:rPr>
             <w:rStyle w:val="Hyperlink"/>
@@ -1180,7 +1182,7 @@
       <w:r>
         <w:t xml:space="preserve">[16] </w:t>
       </w:r>
-      <w:hyperlink r:id="rId28" w:history="1">
+      <w:hyperlink r:id="rId29" w:history="1">
         <w:r>
           <w:rPr>
             <w:rStyle w:val="Hyperlink"/>
@@ -1199,7 +1201,7 @@
       <w:r>
         <w:t xml:space="preserve">[17] </w:t>
       </w:r>
-      <w:hyperlink r:id="rId29" w:history="1">
+      <w:hyperlink r:id="rId30" w:history="1">
         <w:r>
           <w:rPr>
             <w:rStyle w:val="Hyperlink"/>
@@ -1225,7 +1227,7 @@
       <w:r>
         <w:t xml:space="preserve">] Mamba GitHub repo: </w:t>
       </w:r>
-      <w:hyperlink r:id="rId30" w:history="1">
+      <w:hyperlink r:id="rId31" w:history="1">
         <w:r>
           <w:rPr>
             <w:rStyle w:val="Hyperlink"/>
@@ -1234,6 +1236,159 @@
         </w:r>
       </w:hyperlink>
     </w:p>
+    <w:p>
+      <w:r>
+        <w:t>[</w:t>
+      </w:r>
+      <w:r>
+        <w:t>19</w:t>
+      </w:r>
+      <w:r>
+        <w:t xml:space="preserve">] </w:t>
+      </w:r>
+      <w:hyperlink r:id="rId32" w:history="1">
+        <w:r>
+          <w:rPr>
+            <w:rStyle w:val="Hyperlink"/>
+          </w:rPr>
+          <w:t>Implementation of Mamba in one file of PyTorch, Hacker News, Dec 20, 2023</w:t>
+        </w:r>
+      </w:hyperlink>
+    </w:p>
+    <w:p>
+      <w:r>
+        <w:t>[</w:t>
+      </w:r>
+      <w:r>
+        <w:t>20</w:t>
+      </w:r>
+      <w:r>
+        <w:t xml:space="preserve">] </w:t>
+      </w:r>
+      <w:hyperlink r:id="rId33" w:history="1">
+        <w:r>
+          <w:rPr>
+            <w:rStyle w:val="Hyperlink"/>
+          </w:rPr>
+          <w:t>FNet: Mixing Tokens with Fourier Transforms</w:t>
+        </w:r>
+        <w:r>
+          <w:rPr>
+            <w:rStyle w:val="Hyperlink"/>
+          </w:rPr>
+          <w:t>, James Lee-Thorp et al, 2021</w:t>
+        </w:r>
+      </w:hyperlink>
+    </w:p>
+    <w:p>
+      <w:r>
+        <w:t>[</w:t>
+      </w:r>
+      <w:r>
+        <w:t>21</w:t>
+      </w:r>
+      <w:r>
+        <w:t xml:space="preserve">] </w:t>
+      </w:r>
+      <w:hyperlink r:id="rId34" w:history="1">
+        <w:r>
+          <w:rPr>
+            <w:rStyle w:val="Hyperlink"/>
+          </w:rPr>
+          <w:t>Mamba or RWKV: Exploring High-Quality and High-Efficiency Segment Anything Model</w:t>
+        </w:r>
+        <w:r>
+          <w:rPr>
+            <w:rStyle w:val="Hyperlink"/>
+          </w:rPr>
+          <w:t>, H. Yuan et al, 2024</w:t>
+        </w:r>
+      </w:hyperlink>
+    </w:p>
+    <w:p>
+      <w:r>
+        <w:t>[</w:t>
+      </w:r>
+      <w:r>
+        <w:t>22</w:t>
+      </w:r>
+      <w:r>
+        <w:t xml:space="preserve">] </w:t>
+      </w:r>
+      <w:hyperlink r:id="rId35" w:history="1">
+        <w:r>
+          <w:rPr>
+            <w:rStyle w:val="Hyperlink"/>
+          </w:rPr>
+          <w:t>Vision-RWKV: Efficient and Scalable Visual Perception with RWKV-Like Architectures</w:t>
+        </w:r>
+        <w:r>
+          <w:rPr>
+            <w:rStyle w:val="Hyperlink"/>
+          </w:rPr>
+          <w:t>, Y. Duan et al, 2025</w:t>
+        </w:r>
+      </w:hyperlink>
+    </w:p>
+    <w:p>
+      <w:r>
+        <w:t>[</w:t>
+      </w:r>
+      <w:r>
+        <w:t>23</w:t>
+      </w:r>
+      <w:r>
+        <w:t xml:space="preserve">] </w:t>
+      </w:r>
+      <w:hyperlink r:id="rId36" w:history="1">
+        <w:r>
+          <w:rPr>
+            <w:rStyle w:val="Hyperlink"/>
+          </w:rPr>
+          <w:t>BASED: Simple linear attention language models balance the recall-throughput tradeoff</w:t>
+        </w:r>
+        <w:r>
+          <w:rPr>
+            <w:rStyle w:val="Hyperlink"/>
+          </w:rPr>
+          <w:t>, Simran A</w:t>
+        </w:r>
+        <w:r>
+          <w:rPr>
+            <w:rStyle w:val="Hyperlink"/>
+          </w:rPr>
+          <w:t>rora et al, Together.AI blog, March 4, 2024</w:t>
+        </w:r>
+      </w:hyperlink>
+    </w:p>
+    <w:p>
+      <w:r>
+        <w:t>[</w:t>
+      </w:r>
+      <w:r>
+        <w:t>24</w:t>
+      </w:r>
+      <w:r>
+        <w:t xml:space="preserve">] </w:t>
+      </w:r>
+      <w:hyperlink r:id="rId37" w:history="1">
+        <w:r>
+          <w:rPr>
+            <w:rStyle w:val="Hyperlink"/>
+          </w:rPr>
+          <w:t>A Systematic Analysis of Hybrid Linear Attention</w:t>
+        </w:r>
+        <w:r>
+          <w:rPr>
+            <w:rStyle w:val="Hyperlink"/>
+          </w:rPr>
+          <w:t>, D. Wang et al, 2025</w:t>
+        </w:r>
+      </w:hyperlink>
+    </w:p>
+    <w:p/>
+    <w:p/>
+    <w:p/>
     <w:p/>
     <w:p/>
     <w:p/>

--- a/docs/Notes_on_the_Attention_Mechanism_and_its_Variety_of_Flavors.docx
+++ b/docs/Notes_on_the_Attention_Mechanism_and_its_Variety_of_Flavors.docx
@@ -407,15 +407,40 @@
     <w:p/>
     <w:p>
       <w:r>
-        <w:t xml:space="preserve">Sparse attention mechanisms reduce Transformer complexity from O(n²) to O(n) through strategic pattern designs—with methods like Mistral's sliding windows (4096-token constant memory), </w:t>
-      </w:r>
-      <w:proofErr w:type="spellStart"/>
-      <w:r>
-        <w:t>BigBird's</w:t>
-      </w:r>
-      <w:proofErr w:type="spellEnd"/>
-      <w:r>
-        <w:t xml:space="preserve"> theoretically-proven universal approximation using </w:t>
+        <w:t xml:space="preserve">Sparse attention mechanisms reduce Transformer complexity from </w:t>
+      </w:r>
+      <m:oMath>
+        <m:r>
+          <w:rPr>
+            <w:rFonts w:ascii="Cambria Math" w:hAnsi="Cambria Math"/>
+          </w:rPr>
+          <m:t>O(n²)</m:t>
+        </m:r>
+      </m:oMath>
+      <w:r>
+        <w:t xml:space="preserve"> to </w:t>
+      </w:r>
+      <m:oMath>
+        <m:r>
+          <w:rPr>
+            <w:rFonts w:ascii="Cambria Math" w:hAnsi="Cambria Math"/>
+          </w:rPr>
+          <m:t>O(n)</m:t>
+        </m:r>
+      </m:oMath>
+      <w:r>
+        <w:t xml:space="preserve"> through strategic pattern designs—with methods like Mistral's sliding windows (4096-token constant memory), </w:t>
+      </w:r>
+      <w:hyperlink r:id="rId14" w:history="1">
+        <w:r>
+          <w:rPr>
+            <w:rStyle w:val="Hyperlink"/>
+          </w:rPr>
+          <w:t>BigBird</w:t>
+        </w:r>
+      </w:hyperlink>
+      <w:r>
+        <w:t xml:space="preserve">'s theoretically-proven universal approximation using </w:t>
       </w:r>
       <w:proofErr w:type="spellStart"/>
       <w:r>
@@ -735,7 +760,7 @@
         </w:rPr>
         <w:t xml:space="preserve"> </w:t>
       </w:r>
-      <w:hyperlink r:id="rId14" w:history="1">
+      <w:hyperlink r:id="rId15" w:history="1">
         <w:r>
           <w:rPr>
             <w:rStyle w:val="Hyperlink"/>
@@ -766,7 +791,7 @@
         </w:rPr>
         <w:t xml:space="preserve">[2] </w:t>
       </w:r>
-      <w:hyperlink r:id="rId15" w:history="1">
+      <w:hyperlink r:id="rId16" w:history="1">
         <w:r>
           <w:rPr>
             <w:rStyle w:val="Hyperlink"/>
@@ -811,7 +836,7 @@
         </w:rPr>
         <w:t xml:space="preserve">[3] </w:t>
       </w:r>
-      <w:hyperlink r:id="rId16" w:history="1">
+      <w:hyperlink r:id="rId17" w:history="1">
         <w:r>
           <w:rPr>
             <w:rStyle w:val="Hyperlink"/>
@@ -854,7 +879,7 @@
         </w:rPr>
         <w:t xml:space="preserve">[4] </w:t>
       </w:r>
-      <w:hyperlink r:id="rId17" w:history="1">
+      <w:hyperlink r:id="rId18" w:history="1">
         <w:r>
           <w:rPr>
             <w:rStyle w:val="Hyperlink"/>
@@ -879,7 +904,7 @@
         </w:rPr>
         <w:t xml:space="preserve">[5] </w:t>
       </w:r>
-      <w:hyperlink r:id="rId18" w:history="1">
+      <w:hyperlink r:id="rId19" w:history="1">
         <w:r>
           <w:rPr>
             <w:rStyle w:val="Hyperlink"/>
@@ -920,7 +945,7 @@
         </w:rPr>
         <w:t xml:space="preserve">[6] </w:t>
       </w:r>
-      <w:hyperlink r:id="rId19" w:history="1">
+      <w:hyperlink r:id="rId20" w:history="1">
         <w:r>
           <w:rPr>
             <w:rStyle w:val="Hyperlink"/>
@@ -945,7 +970,7 @@
         </w:rPr>
         <w:t xml:space="preserve">[7] </w:t>
       </w:r>
-      <w:hyperlink r:id="rId20" w:history="1">
+      <w:hyperlink r:id="rId21" w:history="1">
         <w:r>
           <w:rPr>
             <w:rStyle w:val="Hyperlink"/>
@@ -972,7 +997,7 @@
         </w:rPr>
         <w:t xml:space="preserve">[8] </w:t>
       </w:r>
-      <w:hyperlink r:id="rId21" w:history="1">
+      <w:hyperlink r:id="rId22" w:history="1">
         <w:r>
           <w:rPr>
             <w:rStyle w:val="Hyperlink"/>
@@ -1001,7 +1026,7 @@
         </w:rPr>
         <w:t xml:space="preserve">[9] </w:t>
       </w:r>
-      <w:hyperlink r:id="rId22" w:history="1">
+      <w:hyperlink r:id="rId23" w:history="1">
         <w:r>
           <w:rPr>
             <w:rStyle w:val="Hyperlink"/>
@@ -1026,7 +1051,7 @@
         </w:rPr>
         <w:t xml:space="preserve">[10] </w:t>
       </w:r>
-      <w:hyperlink r:id="rId23" w:history="1">
+      <w:hyperlink r:id="rId24" w:history="1">
         <w:r>
           <w:rPr>
             <w:rStyle w:val="Hyperlink"/>
@@ -1057,7 +1082,7 @@
       <w:r>
         <w:t xml:space="preserve">] Linear attention transformer GitHub repo: </w:t>
       </w:r>
-      <w:hyperlink r:id="rId24" w:history="1">
+      <w:hyperlink r:id="rId25" w:history="1">
         <w:r>
           <w:rPr>
             <w:rStyle w:val="Hyperlink"/>
@@ -1076,7 +1101,7 @@
       <w:r>
         <w:t xml:space="preserve">] </w:t>
       </w:r>
-      <w:hyperlink r:id="rId25" w:history="1">
+      <w:hyperlink r:id="rId26" w:history="1">
         <w:r>
           <w:rPr>
             <w:rStyle w:val="Hyperlink"/>
@@ -1113,7 +1138,7 @@
       <w:r>
         <w:t xml:space="preserve">] </w:t>
       </w:r>
-      <w:hyperlink r:id="rId26" w:history="1">
+      <w:hyperlink r:id="rId27" w:history="1">
         <w:r>
           <w:rPr>
             <w:rStyle w:val="Hyperlink"/>
@@ -1138,7 +1163,7 @@
       <w:r>
         <w:t xml:space="preserve">] </w:t>
       </w:r>
-      <w:hyperlink r:id="rId27" w:history="1">
+      <w:hyperlink r:id="rId28" w:history="1">
         <w:r>
           <w:rPr>
             <w:rStyle w:val="Hyperlink"/>
@@ -1163,7 +1188,7 @@
       <w:r>
         <w:t xml:space="preserve">] </w:t>
       </w:r>
-      <w:hyperlink r:id="rId28" w:history="1">
+      <w:hyperlink r:id="rId29" w:history="1">
         <w:r>
           <w:rPr>
             <w:rStyle w:val="Hyperlink"/>
@@ -1182,7 +1207,7 @@
       <w:r>
         <w:t xml:space="preserve">[16] </w:t>
       </w:r>
-      <w:hyperlink r:id="rId29" w:history="1">
+      <w:hyperlink r:id="rId30" w:history="1">
         <w:r>
           <w:rPr>
             <w:rStyle w:val="Hyperlink"/>
@@ -1201,7 +1226,7 @@
       <w:r>
         <w:t xml:space="preserve">[17] </w:t>
       </w:r>
-      <w:hyperlink r:id="rId30" w:history="1">
+      <w:hyperlink r:id="rId31" w:history="1">
         <w:r>
           <w:rPr>
             <w:rStyle w:val="Hyperlink"/>
@@ -1227,7 +1252,7 @@
       <w:r>
         <w:t xml:space="preserve">] Mamba GitHub repo: </w:t>
       </w:r>
-      <w:hyperlink r:id="rId31" w:history="1">
+      <w:hyperlink r:id="rId32" w:history="1">
         <w:r>
           <w:rPr>
             <w:rStyle w:val="Hyperlink"/>
@@ -1246,7 +1271,7 @@
       <w:r>
         <w:t xml:space="preserve">] </w:t>
       </w:r>
-      <w:hyperlink r:id="rId32" w:history="1">
+      <w:hyperlink r:id="rId33" w:history="1">
         <w:r>
           <w:rPr>
             <w:rStyle w:val="Hyperlink"/>
@@ -1265,7 +1290,7 @@
       <w:r>
         <w:t xml:space="preserve">] </w:t>
       </w:r>
-      <w:hyperlink r:id="rId33" w:history="1">
+      <w:hyperlink r:id="rId34" w:history="1">
         <w:r>
           <w:rPr>
             <w:rStyle w:val="Hyperlink"/>
@@ -1290,7 +1315,7 @@
       <w:r>
         <w:t xml:space="preserve">] </w:t>
       </w:r>
-      <w:hyperlink r:id="rId34" w:history="1">
+      <w:hyperlink r:id="rId35" w:history="1">
         <w:r>
           <w:rPr>
             <w:rStyle w:val="Hyperlink"/>
@@ -1315,7 +1340,7 @@
       <w:r>
         <w:t xml:space="preserve">] </w:t>
       </w:r>
-      <w:hyperlink r:id="rId35" w:history="1">
+      <w:hyperlink r:id="rId36" w:history="1">
         <w:r>
           <w:rPr>
             <w:rStyle w:val="Hyperlink"/>
@@ -1340,7 +1365,7 @@
       <w:r>
         <w:t xml:space="preserve">] </w:t>
       </w:r>
-      <w:hyperlink r:id="rId36" w:history="1">
+      <w:hyperlink r:id="rId37" w:history="1">
         <w:r>
           <w:rPr>
             <w:rStyle w:val="Hyperlink"/>
@@ -1371,7 +1396,7 @@
       <w:r>
         <w:t xml:space="preserve">] </w:t>
       </w:r>
-      <w:hyperlink r:id="rId37" w:history="1">
+      <w:hyperlink r:id="rId38" w:history="1">
         <w:r>
           <w:rPr>
             <w:rStyle w:val="Hyperlink"/>
@@ -1387,6 +1412,94 @@
       </w:hyperlink>
     </w:p>
     <w:p/>
+    <w:p/>
+    <w:p>
+      <w:r>
+        <w:t>Sparse Attention</w:t>
+      </w:r>
+    </w:p>
+    <w:p>
+      <w:r>
+        <w:t xml:space="preserve">[] </w:t>
+      </w:r>
+      <w:hyperlink r:id="rId39" w:history="1">
+        <w:r>
+          <w:rPr>
+            <w:rStyle w:val="Hyperlink"/>
+          </w:rPr>
+          <w:t>Big Bird: Transformers for Longer Sequences</w:t>
+        </w:r>
+        <w:r>
+          <w:rPr>
+            <w:rStyle w:val="Hyperlink"/>
+          </w:rPr>
+          <w:t>, Manzil Zaher et al, 2020</w:t>
+        </w:r>
+      </w:hyperlink>
+    </w:p>
+    <w:p>
+      <w:r>
+        <w:t xml:space="preserve">[] BigBird GitHub repo: </w:t>
+      </w:r>
+      <w:hyperlink r:id="rId40" w:history="1">
+        <w:r>
+          <w:rPr>
+            <w:rStyle w:val="Hyperlink"/>
+          </w:rPr>
+          <w:t>https://github.com/google-research/bigbird</w:t>
+        </w:r>
+      </w:hyperlink>
+    </w:p>
+    <w:p>
+      <w:r>
+        <w:t xml:space="preserve">[] </w:t>
+      </w:r>
+      <w:hyperlink r:id="rId41" w:history="1">
+        <w:r>
+          <w:rPr>
+            <w:rStyle w:val="Hyperlink"/>
+          </w:rPr>
+          <w:t>Understanding BigBird's Block Sparse Attention</w:t>
+        </w:r>
+        <w:r>
+          <w:rPr>
+            <w:rStyle w:val="Hyperlink"/>
+          </w:rPr>
+          <w:t xml:space="preserve">, V. Gupta, </w:t>
+        </w:r>
+        <w:r>
+          <w:rPr>
+            <w:rStyle w:val="Hyperlink"/>
+          </w:rPr>
+          <w:t xml:space="preserve">Hugging Face article, </w:t>
+        </w:r>
+        <w:r>
+          <w:rPr>
+            <w:rStyle w:val="Hyperlink"/>
+          </w:rPr>
+          <w:t>2021</w:t>
+        </w:r>
+      </w:hyperlink>
+    </w:p>
+    <w:p>
+      <w:r>
+        <w:t xml:space="preserve">[] </w:t>
+      </w:r>
+      <w:hyperlink r:id="rId42" w:history="1">
+        <w:r>
+          <w:rPr>
+            <w:rStyle w:val="Hyperlink"/>
+          </w:rPr>
+          <w:t>Vision Big Bird: Random Sparsification for Full Attention</w:t>
+        </w:r>
+        <w:r>
+          <w:rPr>
+            <w:rStyle w:val="Hyperlink"/>
+          </w:rPr>
+          <w:t>, Z. Zhang et al, 2023</w:t>
+        </w:r>
+      </w:hyperlink>
+    </w:p>
     <w:p/>
     <w:p/>
     <w:p/>

--- a/docs/Notes_on_the_Attention_Mechanism_and_its_Variety_of_Flavors.docx
+++ b/docs/Notes_on_the_Attention_Mechanism_and_its_Variety_of_Flavors.docx
@@ -34,10 +34,868 @@
       </w:r>
     </w:p>
     <w:p/>
+    <w:sdt>
+      <w:sdtPr>
+        <w:id w:val="-892428713"/>
+        <w:docPartObj>
+          <w:docPartGallery w:val="Table of Contents"/>
+          <w:docPartUnique/>
+        </w:docPartObj>
+      </w:sdtPr>
+      <w:sdtEndPr>
+        <w:rPr>
+          <w:rFonts w:asciiTheme="minorHAnsi" w:eastAsiaTheme="minorHAnsi" w:hAnsiTheme="minorHAnsi" w:cstheme="minorBidi"/>
+          <w:noProof/>
+          <w:color w:val="auto"/>
+          <w:kern w:val="2"/>
+          <w:sz w:val="20"/>
+          <w:szCs w:val="20"/>
+          <w14:ligatures w14:val="standardContextual"/>
+        </w:rPr>
+      </w:sdtEndPr>
+      <w:sdtContent>
+        <w:p>
+          <w:pPr>
+            <w:pStyle w:val="TOCHeading"/>
+            <w:rPr>
+              <w:sz w:val="20"/>
+              <w:szCs w:val="20"/>
+            </w:rPr>
+          </w:pPr>
+          <w:r>
+            <w:rPr>
+              <w:sz w:val="20"/>
+              <w:szCs w:val="20"/>
+            </w:rPr>
+            <w:t>Table of Contents</w:t>
+          </w:r>
+        </w:p>
+        <w:p>
+          <w:pPr>
+            <w:pStyle w:val="TOC1"/>
+            <w:tabs>
+              <w:tab w:val="right" w:leader="dot" w:pos="9350"/>
+            </w:tabs>
+            <w:rPr>
+              <w:noProof/>
+              <w:sz w:val="20"/>
+              <w:szCs w:val="20"/>
+            </w:rPr>
+          </w:pPr>
+          <w:r>
+            <w:rPr>
+              <w:b w:val="0"/>
+              <w:bCs w:val="0"/>
+              <w:sz w:val="20"/>
+              <w:szCs w:val="20"/>
+            </w:rPr>
+            <w:fldChar w:fldCharType="begin"/>
+          </w:r>
+          <w:r>
+            <w:rPr>
+              <w:sz w:val="20"/>
+              <w:szCs w:val="20"/>
+            </w:rPr>
+            <w:instrText xml:space="preserve"> TOC \o "1-3" \h \z \u </w:instrText>
+          </w:r>
+          <w:r>
+            <w:rPr>
+              <w:b w:val="0"/>
+              <w:bCs w:val="0"/>
+              <w:sz w:val="20"/>
+              <w:szCs w:val="20"/>
+            </w:rPr>
+            <w:fldChar w:fldCharType="separate"/>
+          </w:r>
+          <w:hyperlink w:anchor="_Toc212732388" w:history="1">
+            <w:r>
+              <w:rPr>
+                <w:rStyle w:val="Hyperlink"/>
+                <w:noProof/>
+                <w:sz w:val="20"/>
+                <w:szCs w:val="20"/>
+              </w:rPr>
+              <w:t>Summary of popular Attention mechanisms</w:t>
+            </w:r>
+            <w:r>
+              <w:rPr>
+                <w:noProof/>
+                <w:webHidden/>
+                <w:sz w:val="20"/>
+                <w:szCs w:val="20"/>
+              </w:rPr>
+              <w:tab/>
+            </w:r>
+            <w:r>
+              <w:rPr>
+                <w:noProof/>
+                <w:webHidden/>
+                <w:sz w:val="20"/>
+                <w:szCs w:val="20"/>
+              </w:rPr>
+              <w:fldChar w:fldCharType="begin"/>
+            </w:r>
+            <w:r>
+              <w:rPr>
+                <w:noProof/>
+                <w:webHidden/>
+                <w:sz w:val="20"/>
+                <w:szCs w:val="20"/>
+              </w:rPr>
+              <w:instrText xml:space="preserve"> PAGEREF _Toc212732388 \h </w:instrText>
+            </w:r>
+            <w:r>
+              <w:rPr>
+                <w:noProof/>
+                <w:webHidden/>
+                <w:sz w:val="20"/>
+                <w:szCs w:val="20"/>
+              </w:rPr>
+            </w:r>
+            <w:r>
+              <w:rPr>
+                <w:noProof/>
+                <w:webHidden/>
+                <w:sz w:val="20"/>
+                <w:szCs w:val="20"/>
+              </w:rPr>
+              <w:fldChar w:fldCharType="separate"/>
+            </w:r>
+            <w:r>
+              <w:rPr>
+                <w:noProof/>
+                <w:webHidden/>
+                <w:sz w:val="20"/>
+                <w:szCs w:val="20"/>
+              </w:rPr>
+              <w:t>1</w:t>
+            </w:r>
+            <w:r>
+              <w:rPr>
+                <w:noProof/>
+                <w:webHidden/>
+                <w:sz w:val="20"/>
+                <w:szCs w:val="20"/>
+              </w:rPr>
+              <w:fldChar w:fldCharType="end"/>
+            </w:r>
+          </w:hyperlink>
+        </w:p>
+        <w:p>
+          <w:pPr>
+            <w:pStyle w:val="TOC1"/>
+            <w:tabs>
+              <w:tab w:val="right" w:leader="dot" w:pos="9350"/>
+            </w:tabs>
+            <w:rPr>
+              <w:noProof/>
+              <w:sz w:val="20"/>
+              <w:szCs w:val="20"/>
+            </w:rPr>
+          </w:pPr>
+          <w:hyperlink w:anchor="_Toc212732389" w:history="1">
+            <w:r>
+              <w:rPr>
+                <w:rStyle w:val="Hyperlink"/>
+                <w:noProof/>
+                <w:sz w:val="20"/>
+                <w:szCs w:val="20"/>
+              </w:rPr>
+              <w:t>Introductory Notes</w:t>
+            </w:r>
+            <w:r>
+              <w:rPr>
+                <w:noProof/>
+                <w:webHidden/>
+                <w:sz w:val="20"/>
+                <w:szCs w:val="20"/>
+              </w:rPr>
+              <w:tab/>
+            </w:r>
+            <w:r>
+              <w:rPr>
+                <w:noProof/>
+                <w:webHidden/>
+                <w:sz w:val="20"/>
+                <w:szCs w:val="20"/>
+              </w:rPr>
+              <w:fldChar w:fldCharType="begin"/>
+            </w:r>
+            <w:r>
+              <w:rPr>
+                <w:noProof/>
+                <w:webHidden/>
+                <w:sz w:val="20"/>
+                <w:szCs w:val="20"/>
+              </w:rPr>
+              <w:instrText xml:space="preserve"> PAGEREF _Toc212732389 \h </w:instrText>
+            </w:r>
+            <w:r>
+              <w:rPr>
+                <w:noProof/>
+                <w:webHidden/>
+                <w:sz w:val="20"/>
+                <w:szCs w:val="20"/>
+              </w:rPr>
+            </w:r>
+            <w:r>
+              <w:rPr>
+                <w:noProof/>
+                <w:webHidden/>
+                <w:sz w:val="20"/>
+                <w:szCs w:val="20"/>
+              </w:rPr>
+              <w:fldChar w:fldCharType="separate"/>
+            </w:r>
+            <w:r>
+              <w:rPr>
+                <w:noProof/>
+                <w:webHidden/>
+                <w:sz w:val="20"/>
+                <w:szCs w:val="20"/>
+              </w:rPr>
+              <w:t>1</w:t>
+            </w:r>
+            <w:r>
+              <w:rPr>
+                <w:noProof/>
+                <w:webHidden/>
+                <w:sz w:val="20"/>
+                <w:szCs w:val="20"/>
+              </w:rPr>
+              <w:fldChar w:fldCharType="end"/>
+            </w:r>
+          </w:hyperlink>
+        </w:p>
+        <w:p>
+          <w:pPr>
+            <w:pStyle w:val="TOC2"/>
+            <w:tabs>
+              <w:tab w:val="right" w:leader="dot" w:pos="9350"/>
+            </w:tabs>
+            <w:rPr>
+              <w:noProof/>
+              <w:sz w:val="20"/>
+              <w:szCs w:val="20"/>
+            </w:rPr>
+          </w:pPr>
+          <w:hyperlink w:anchor="_Toc212732390" w:history="1">
+            <w:r>
+              <w:rPr>
+                <w:rStyle w:val="Hyperlink"/>
+                <w:noProof/>
+                <w:sz w:val="20"/>
+                <w:szCs w:val="20"/>
+              </w:rPr>
+              <w:t>Self-Attention (intra-attention)</w:t>
+            </w:r>
+            <w:r>
+              <w:rPr>
+                <w:noProof/>
+                <w:webHidden/>
+                <w:sz w:val="20"/>
+                <w:szCs w:val="20"/>
+              </w:rPr>
+              <w:tab/>
+            </w:r>
+            <w:r>
+              <w:rPr>
+                <w:noProof/>
+                <w:webHidden/>
+                <w:sz w:val="20"/>
+                <w:szCs w:val="20"/>
+              </w:rPr>
+              <w:fldChar w:fldCharType="begin"/>
+            </w:r>
+            <w:r>
+              <w:rPr>
+                <w:noProof/>
+                <w:webHidden/>
+                <w:sz w:val="20"/>
+                <w:szCs w:val="20"/>
+              </w:rPr>
+              <w:instrText xml:space="preserve"> PAGEREF _Toc212732390 \h </w:instrText>
+            </w:r>
+            <w:r>
+              <w:rPr>
+                <w:noProof/>
+                <w:webHidden/>
+                <w:sz w:val="20"/>
+                <w:szCs w:val="20"/>
+              </w:rPr>
+            </w:r>
+            <w:r>
+              <w:rPr>
+                <w:noProof/>
+                <w:webHidden/>
+                <w:sz w:val="20"/>
+                <w:szCs w:val="20"/>
+              </w:rPr>
+              <w:fldChar w:fldCharType="separate"/>
+            </w:r>
+            <w:r>
+              <w:rPr>
+                <w:noProof/>
+                <w:webHidden/>
+                <w:sz w:val="20"/>
+                <w:szCs w:val="20"/>
+              </w:rPr>
+              <w:t>2</w:t>
+            </w:r>
+            <w:r>
+              <w:rPr>
+                <w:noProof/>
+                <w:webHidden/>
+                <w:sz w:val="20"/>
+                <w:szCs w:val="20"/>
+              </w:rPr>
+              <w:fldChar w:fldCharType="end"/>
+            </w:r>
+          </w:hyperlink>
+        </w:p>
+        <w:p>
+          <w:pPr>
+            <w:pStyle w:val="TOC2"/>
+            <w:tabs>
+              <w:tab w:val="right" w:leader="dot" w:pos="9350"/>
+            </w:tabs>
+            <w:rPr>
+              <w:noProof/>
+              <w:sz w:val="20"/>
+              <w:szCs w:val="20"/>
+            </w:rPr>
+          </w:pPr>
+          <w:hyperlink w:anchor="_Toc212732391" w:history="1">
+            <w:r>
+              <w:rPr>
+                <w:rStyle w:val="Hyperlink"/>
+                <w:noProof/>
+                <w:sz w:val="20"/>
+                <w:szCs w:val="20"/>
+              </w:rPr>
+              <w:t>Cross-attention</w:t>
+            </w:r>
+            <w:r>
+              <w:rPr>
+                <w:noProof/>
+                <w:webHidden/>
+                <w:sz w:val="20"/>
+                <w:szCs w:val="20"/>
+              </w:rPr>
+              <w:tab/>
+            </w:r>
+            <w:r>
+              <w:rPr>
+                <w:noProof/>
+                <w:webHidden/>
+                <w:sz w:val="20"/>
+                <w:szCs w:val="20"/>
+              </w:rPr>
+              <w:fldChar w:fldCharType="begin"/>
+            </w:r>
+            <w:r>
+              <w:rPr>
+                <w:noProof/>
+                <w:webHidden/>
+                <w:sz w:val="20"/>
+                <w:szCs w:val="20"/>
+              </w:rPr>
+              <w:instrText xml:space="preserve"> PAGEREF _Toc212732391 \h </w:instrText>
+            </w:r>
+            <w:r>
+              <w:rPr>
+                <w:noProof/>
+                <w:webHidden/>
+                <w:sz w:val="20"/>
+                <w:szCs w:val="20"/>
+              </w:rPr>
+            </w:r>
+            <w:r>
+              <w:rPr>
+                <w:noProof/>
+                <w:webHidden/>
+                <w:sz w:val="20"/>
+                <w:szCs w:val="20"/>
+              </w:rPr>
+              <w:fldChar w:fldCharType="separate"/>
+            </w:r>
+            <w:r>
+              <w:rPr>
+                <w:noProof/>
+                <w:webHidden/>
+                <w:sz w:val="20"/>
+                <w:szCs w:val="20"/>
+              </w:rPr>
+              <w:t>2</w:t>
+            </w:r>
+            <w:r>
+              <w:rPr>
+                <w:noProof/>
+                <w:webHidden/>
+                <w:sz w:val="20"/>
+                <w:szCs w:val="20"/>
+              </w:rPr>
+              <w:fldChar w:fldCharType="end"/>
+            </w:r>
+          </w:hyperlink>
+        </w:p>
+        <w:p>
+          <w:pPr>
+            <w:pStyle w:val="TOC1"/>
+            <w:tabs>
+              <w:tab w:val="right" w:leader="dot" w:pos="9350"/>
+            </w:tabs>
+            <w:rPr>
+              <w:noProof/>
+              <w:sz w:val="20"/>
+              <w:szCs w:val="20"/>
+            </w:rPr>
+          </w:pPr>
+          <w:hyperlink w:anchor="_Toc212732392" w:history="1">
+            <w:r>
+              <w:rPr>
+                <w:rStyle w:val="Hyperlink"/>
+                <w:noProof/>
+                <w:sz w:val="20"/>
+                <w:szCs w:val="20"/>
+              </w:rPr>
+              <w:t>References</w:t>
+            </w:r>
+            <w:r>
+              <w:rPr>
+                <w:noProof/>
+                <w:webHidden/>
+                <w:sz w:val="20"/>
+                <w:szCs w:val="20"/>
+              </w:rPr>
+              <w:tab/>
+            </w:r>
+            <w:r>
+              <w:rPr>
+                <w:noProof/>
+                <w:webHidden/>
+                <w:sz w:val="20"/>
+                <w:szCs w:val="20"/>
+              </w:rPr>
+              <w:fldChar w:fldCharType="begin"/>
+            </w:r>
+            <w:r>
+              <w:rPr>
+                <w:noProof/>
+                <w:webHidden/>
+                <w:sz w:val="20"/>
+                <w:szCs w:val="20"/>
+              </w:rPr>
+              <w:instrText xml:space="preserve"> PAGEREF _Toc212732392 \h </w:instrText>
+            </w:r>
+            <w:r>
+              <w:rPr>
+                <w:noProof/>
+                <w:webHidden/>
+                <w:sz w:val="20"/>
+                <w:szCs w:val="20"/>
+              </w:rPr>
+            </w:r>
+            <w:r>
+              <w:rPr>
+                <w:noProof/>
+                <w:webHidden/>
+                <w:sz w:val="20"/>
+                <w:szCs w:val="20"/>
+              </w:rPr>
+              <w:fldChar w:fldCharType="separate"/>
+            </w:r>
+            <w:r>
+              <w:rPr>
+                <w:noProof/>
+                <w:webHidden/>
+                <w:sz w:val="20"/>
+                <w:szCs w:val="20"/>
+              </w:rPr>
+              <w:t>2</w:t>
+            </w:r>
+            <w:r>
+              <w:rPr>
+                <w:noProof/>
+                <w:webHidden/>
+                <w:sz w:val="20"/>
+                <w:szCs w:val="20"/>
+              </w:rPr>
+              <w:fldChar w:fldCharType="end"/>
+            </w:r>
+          </w:hyperlink>
+        </w:p>
+        <w:p>
+          <w:pPr>
+            <w:pStyle w:val="TOC2"/>
+            <w:tabs>
+              <w:tab w:val="right" w:leader="dot" w:pos="9350"/>
+            </w:tabs>
+            <w:rPr>
+              <w:noProof/>
+              <w:sz w:val="20"/>
+              <w:szCs w:val="20"/>
+            </w:rPr>
+          </w:pPr>
+          <w:hyperlink w:anchor="_Toc212732393" w:history="1">
+            <w:r>
+              <w:rPr>
+                <w:rStyle w:val="Hyperlink"/>
+                <w:noProof/>
+                <w:sz w:val="20"/>
+                <w:szCs w:val="20"/>
+              </w:rPr>
+              <w:t>On the Attention flavors</w:t>
+            </w:r>
+            <w:r>
+              <w:rPr>
+                <w:noProof/>
+                <w:webHidden/>
+                <w:sz w:val="20"/>
+                <w:szCs w:val="20"/>
+              </w:rPr>
+              <w:tab/>
+            </w:r>
+            <w:r>
+              <w:rPr>
+                <w:noProof/>
+                <w:webHidden/>
+                <w:sz w:val="20"/>
+                <w:szCs w:val="20"/>
+              </w:rPr>
+              <w:fldChar w:fldCharType="begin"/>
+            </w:r>
+            <w:r>
+              <w:rPr>
+                <w:noProof/>
+                <w:webHidden/>
+                <w:sz w:val="20"/>
+                <w:szCs w:val="20"/>
+              </w:rPr>
+              <w:instrText xml:space="preserve"> PAGEREF _Toc212732393 \h </w:instrText>
+            </w:r>
+            <w:r>
+              <w:rPr>
+                <w:noProof/>
+                <w:webHidden/>
+                <w:sz w:val="20"/>
+                <w:szCs w:val="20"/>
+              </w:rPr>
+            </w:r>
+            <w:r>
+              <w:rPr>
+                <w:noProof/>
+                <w:webHidden/>
+                <w:sz w:val="20"/>
+                <w:szCs w:val="20"/>
+              </w:rPr>
+              <w:fldChar w:fldCharType="separate"/>
+            </w:r>
+            <w:r>
+              <w:rPr>
+                <w:noProof/>
+                <w:webHidden/>
+                <w:sz w:val="20"/>
+                <w:szCs w:val="20"/>
+              </w:rPr>
+              <w:t>2</w:t>
+            </w:r>
+            <w:r>
+              <w:rPr>
+                <w:noProof/>
+                <w:webHidden/>
+                <w:sz w:val="20"/>
+                <w:szCs w:val="20"/>
+              </w:rPr>
+              <w:fldChar w:fldCharType="end"/>
+            </w:r>
+          </w:hyperlink>
+        </w:p>
+        <w:p>
+          <w:pPr>
+            <w:pStyle w:val="TOC2"/>
+            <w:tabs>
+              <w:tab w:val="right" w:leader="dot" w:pos="9350"/>
+            </w:tabs>
+            <w:rPr>
+              <w:noProof/>
+              <w:sz w:val="20"/>
+              <w:szCs w:val="20"/>
+            </w:rPr>
+          </w:pPr>
+          <w:hyperlink w:anchor="_Toc212732394" w:history="1">
+            <w:r>
+              <w:rPr>
+                <w:rStyle w:val="Hyperlink"/>
+                <w:noProof/>
+                <w:sz w:val="20"/>
+                <w:szCs w:val="20"/>
+              </w:rPr>
+              <w:t>Historical Attention developments</w:t>
+            </w:r>
+            <w:r>
+              <w:rPr>
+                <w:noProof/>
+                <w:webHidden/>
+                <w:sz w:val="20"/>
+                <w:szCs w:val="20"/>
+              </w:rPr>
+              <w:tab/>
+            </w:r>
+            <w:r>
+              <w:rPr>
+                <w:noProof/>
+                <w:webHidden/>
+                <w:sz w:val="20"/>
+                <w:szCs w:val="20"/>
+              </w:rPr>
+              <w:fldChar w:fldCharType="begin"/>
+            </w:r>
+            <w:r>
+              <w:rPr>
+                <w:noProof/>
+                <w:webHidden/>
+                <w:sz w:val="20"/>
+                <w:szCs w:val="20"/>
+              </w:rPr>
+              <w:instrText xml:space="preserve"> PAGEREF _Toc212732394 \h </w:instrText>
+            </w:r>
+            <w:r>
+              <w:rPr>
+                <w:noProof/>
+                <w:webHidden/>
+                <w:sz w:val="20"/>
+                <w:szCs w:val="20"/>
+              </w:rPr>
+            </w:r>
+            <w:r>
+              <w:rPr>
+                <w:noProof/>
+                <w:webHidden/>
+                <w:sz w:val="20"/>
+                <w:szCs w:val="20"/>
+              </w:rPr>
+              <w:fldChar w:fldCharType="separate"/>
+            </w:r>
+            <w:r>
+              <w:rPr>
+                <w:noProof/>
+                <w:webHidden/>
+                <w:sz w:val="20"/>
+                <w:szCs w:val="20"/>
+              </w:rPr>
+              <w:t>2</w:t>
+            </w:r>
+            <w:r>
+              <w:rPr>
+                <w:noProof/>
+                <w:webHidden/>
+                <w:sz w:val="20"/>
+                <w:szCs w:val="20"/>
+              </w:rPr>
+              <w:fldChar w:fldCharType="end"/>
+            </w:r>
+          </w:hyperlink>
+        </w:p>
+        <w:p>
+          <w:pPr>
+            <w:pStyle w:val="TOC2"/>
+            <w:tabs>
+              <w:tab w:val="right" w:leader="dot" w:pos="9350"/>
+            </w:tabs>
+            <w:rPr>
+              <w:noProof/>
+              <w:sz w:val="20"/>
+              <w:szCs w:val="20"/>
+            </w:rPr>
+          </w:pPr>
+          <w:hyperlink w:anchor="_Toc212732395" w:history="1">
+            <w:r>
+              <w:rPr>
+                <w:rStyle w:val="Hyperlink"/>
+                <w:noProof/>
+                <w:sz w:val="20"/>
+                <w:szCs w:val="20"/>
+              </w:rPr>
+              <w:t>Linear attention</w:t>
+            </w:r>
+            <w:r>
+              <w:rPr>
+                <w:noProof/>
+                <w:webHidden/>
+                <w:sz w:val="20"/>
+                <w:szCs w:val="20"/>
+              </w:rPr>
+              <w:tab/>
+            </w:r>
+            <w:r>
+              <w:rPr>
+                <w:noProof/>
+                <w:webHidden/>
+                <w:sz w:val="20"/>
+                <w:szCs w:val="20"/>
+              </w:rPr>
+              <w:fldChar w:fldCharType="begin"/>
+            </w:r>
+            <w:r>
+              <w:rPr>
+                <w:noProof/>
+                <w:webHidden/>
+                <w:sz w:val="20"/>
+                <w:szCs w:val="20"/>
+              </w:rPr>
+              <w:instrText xml:space="preserve"> PAGEREF _Toc212732395 \h </w:instrText>
+            </w:r>
+            <w:r>
+              <w:rPr>
+                <w:noProof/>
+                <w:webHidden/>
+                <w:sz w:val="20"/>
+                <w:szCs w:val="20"/>
+              </w:rPr>
+            </w:r>
+            <w:r>
+              <w:rPr>
+                <w:noProof/>
+                <w:webHidden/>
+                <w:sz w:val="20"/>
+                <w:szCs w:val="20"/>
+              </w:rPr>
+              <w:fldChar w:fldCharType="separate"/>
+            </w:r>
+            <w:r>
+              <w:rPr>
+                <w:noProof/>
+                <w:webHidden/>
+                <w:sz w:val="20"/>
+                <w:szCs w:val="20"/>
+              </w:rPr>
+              <w:t>2</w:t>
+            </w:r>
+            <w:r>
+              <w:rPr>
+                <w:noProof/>
+                <w:webHidden/>
+                <w:sz w:val="20"/>
+                <w:szCs w:val="20"/>
+              </w:rPr>
+              <w:fldChar w:fldCharType="end"/>
+            </w:r>
+          </w:hyperlink>
+        </w:p>
+        <w:p>
+          <w:pPr>
+            <w:pStyle w:val="TOC2"/>
+            <w:tabs>
+              <w:tab w:val="right" w:leader="dot" w:pos="9350"/>
+            </w:tabs>
+            <w:rPr>
+              <w:noProof/>
+              <w:sz w:val="20"/>
+              <w:szCs w:val="20"/>
+            </w:rPr>
+          </w:pPr>
+          <w:hyperlink w:anchor="_Toc212732396" w:history="1">
+            <w:r>
+              <w:rPr>
+                <w:rStyle w:val="Hyperlink"/>
+                <w:noProof/>
+                <w:sz w:val="20"/>
+                <w:szCs w:val="20"/>
+              </w:rPr>
+              <w:t>Sparse Attention</w:t>
+            </w:r>
+            <w:r>
+              <w:rPr>
+                <w:noProof/>
+                <w:webHidden/>
+                <w:sz w:val="20"/>
+                <w:szCs w:val="20"/>
+              </w:rPr>
+              <w:tab/>
+            </w:r>
+            <w:r>
+              <w:rPr>
+                <w:noProof/>
+                <w:webHidden/>
+                <w:sz w:val="20"/>
+                <w:szCs w:val="20"/>
+              </w:rPr>
+              <w:fldChar w:fldCharType="begin"/>
+            </w:r>
+            <w:r>
+              <w:rPr>
+                <w:noProof/>
+                <w:webHidden/>
+                <w:sz w:val="20"/>
+                <w:szCs w:val="20"/>
+              </w:rPr>
+              <w:instrText xml:space="preserve"> PAGEREF _Toc212732396 \h </w:instrText>
+            </w:r>
+            <w:r>
+              <w:rPr>
+                <w:noProof/>
+                <w:webHidden/>
+                <w:sz w:val="20"/>
+                <w:szCs w:val="20"/>
+              </w:rPr>
+            </w:r>
+            <w:r>
+              <w:rPr>
+                <w:noProof/>
+                <w:webHidden/>
+                <w:sz w:val="20"/>
+                <w:szCs w:val="20"/>
+              </w:rPr>
+              <w:fldChar w:fldCharType="separate"/>
+            </w:r>
+            <w:r>
+              <w:rPr>
+                <w:noProof/>
+                <w:webHidden/>
+                <w:sz w:val="20"/>
+                <w:szCs w:val="20"/>
+              </w:rPr>
+              <w:t>3</w:t>
+            </w:r>
+            <w:r>
+              <w:rPr>
+                <w:noProof/>
+                <w:webHidden/>
+                <w:sz w:val="20"/>
+                <w:szCs w:val="20"/>
+              </w:rPr>
+              <w:fldChar w:fldCharType="end"/>
+            </w:r>
+          </w:hyperlink>
+        </w:p>
+        <w:p>
+          <w:pPr>
+            <w:rPr>
+              <w:sz w:val="20"/>
+              <w:szCs w:val="20"/>
+            </w:rPr>
+          </w:pPr>
+          <w:r>
+            <w:rPr>
+              <w:b/>
+              <w:bCs/>
+              <w:noProof/>
+              <w:sz w:val="20"/>
+              <w:szCs w:val="20"/>
+            </w:rPr>
+            <w:fldChar w:fldCharType="end"/>
+          </w:r>
+        </w:p>
+      </w:sdtContent>
+    </w:sdt>
+    <w:p/>
+    <w:p/>
     <w:p>
       <w:pPr>
         <w:pStyle w:val="Heading1"/>
       </w:pPr>
+      <w:bookmarkStart w:id="0" w:name="_Toc212732388"/>
       <w:r>
         <w:t xml:space="preserve">Summary of </w:t>
       </w:r>
@@ -47,13 +905,14 @@
       <w:r>
         <w:t xml:space="preserve"> Attention mechanisms</w:t>
       </w:r>
+      <w:bookmarkEnd w:id="0"/>
     </w:p>
     <w:p/>
     <w:p>
       <w:r>
         <w:t xml:space="preserve">Attention mechanisms fundamentally adapted across domains through patch-based tokenization (16×16 patches for images, </w:t>
       </w:r>
-      <w:hyperlink r:id="rId4" w:history="1">
+      <w:hyperlink r:id="rId5" w:history="1">
         <w:r>
           <w:rPr>
             <w:rStyle w:val="Hyperlink"/>
@@ -86,7 +945,7 @@
       <w:r>
         <w:t xml:space="preserve"> (</w:t>
       </w:r>
-      <w:hyperlink r:id="rId5" w:history="1">
+      <w:hyperlink r:id="rId6" w:history="1">
         <w:r>
           <w:rPr>
             <w:rStyle w:val="Hyperlink"/>
@@ -97,7 +956,7 @@
       <w:r>
         <w:t xml:space="preserve">), and </w:t>
       </w:r>
-      <w:hyperlink r:id="rId6" w:history="1">
+      <w:hyperlink r:id="rId7" w:history="1">
         <w:r>
           <w:rPr>
             <w:rStyle w:val="Hyperlink"/>
@@ -108,7 +967,7 @@
       <w:r>
         <w:t xml:space="preserve"> enabling fine-grained alignment between modalities while preserving pretrained model knowledge (</w:t>
       </w:r>
-      <w:hyperlink r:id="rId7" w:history="1">
+      <w:hyperlink r:id="rId8" w:history="1">
         <w:r>
           <w:rPr>
             <w:rStyle w:val="Hyperlink"/>
@@ -133,7 +992,7 @@
     </w:p>
     <w:p/>
     <w:p>
-      <w:hyperlink r:id="rId8" w:history="1">
+      <w:hyperlink r:id="rId9" w:history="1">
         <w:r>
           <w:rPr>
             <w:rStyle w:val="Hyperlink"/>
@@ -144,7 +1003,7 @@
       <w:r>
         <w:t xml:space="preserve"> use </w:t>
       </w:r>
-      <w:hyperlink r:id="rId9" w:history="1">
+      <w:hyperlink r:id="rId10" w:history="1">
         <w:r>
           <w:rPr>
             <w:rStyle w:val="Hyperlink"/>
@@ -310,7 +1169,7 @@
       <w:r>
         <w:t xml:space="preserve"> for RNNs, with </w:t>
       </w:r>
-      <w:hyperlink r:id="rId10" w:history="1">
+      <w:hyperlink r:id="rId11" w:history="1">
         <w:r>
           <w:rPr>
             <w:rStyle w:val="Hyperlink"/>
@@ -338,7 +1197,7 @@
       <w:r>
         <w:t xml:space="preserve"> complexity through kernel tricks, </w:t>
       </w:r>
-      <w:hyperlink r:id="rId11" w:history="1">
+      <w:hyperlink r:id="rId12" w:history="1">
         <w:r>
           <w:rPr>
             <w:rStyle w:val="Hyperlink"/>
@@ -349,7 +1208,7 @@
       <w:r>
         <w:t xml:space="preserve">, and </w:t>
       </w:r>
-      <w:hyperlink r:id="rId12" w:history="1">
+      <w:hyperlink r:id="rId13" w:history="1">
         <w:r>
           <w:rPr>
             <w:rStyle w:val="Hyperlink"/>
@@ -360,7 +1219,7 @@
       <w:r>
         <w:t xml:space="preserve">, with </w:t>
       </w:r>
-      <w:hyperlink r:id="rId13" w:history="1">
+      <w:hyperlink r:id="rId14" w:history="1">
         <w:r>
           <w:rPr>
             <w:rStyle w:val="Hyperlink"/>
@@ -431,7 +1290,7 @@
       <w:r>
         <w:t xml:space="preserve"> through strategic pattern designs—with methods like Mistral's sliding windows (4096-token constant memory), </w:t>
       </w:r>
-      <w:hyperlink r:id="rId14" w:history="1">
+      <w:hyperlink r:id="rId15" w:history="1">
         <w:r>
           <w:rPr>
             <w:rStyle w:val="Hyperlink"/>
@@ -467,6 +1326,7 @@
     <w:p/>
     <w:p>
       <w:r>
+        <w:lastRenderedPageBreak/>
         <w:t>Flash Attention v3 achieves 75% GPU utilization on H100 (vs 35% with v2) through warp-specialization and hardware-specific optimizations, reaching 740 TFLOPs/s in FP16 and close to 1.2 PFLOPs/s in FP8</w:t>
       </w:r>
     </w:p>
@@ -509,12 +1369,14 @@
       <w:pPr>
         <w:pStyle w:val="Heading1"/>
       </w:pPr>
+      <w:bookmarkStart w:id="1" w:name="_Toc212732389"/>
       <w:r>
         <w:t>Introduct</w:t>
       </w:r>
       <w:r>
         <w:t>ory Notes</w:t>
       </w:r>
+      <w:bookmarkEnd w:id="1"/>
     </w:p>
     <w:p/>
     <w:p>
@@ -551,10 +1413,11 @@
       <w:pPr>
         <w:pStyle w:val="Heading2"/>
       </w:pPr>
-      <w:r>
-        <w:lastRenderedPageBreak/>
+      <w:bookmarkStart w:id="2" w:name="_Toc212732390"/>
+      <w:r>
         <w:t>Self-Attention (intra-attention)</w:t>
       </w:r>
+      <w:bookmarkEnd w:id="2"/>
     </w:p>
     <w:p>
       <w:pPr>
@@ -686,9 +1549,11 @@
       <w:r>
         <w:t xml:space="preserve"> </w:t>
       </w:r>
+      <w:bookmarkStart w:id="3" w:name="_Toc212732391"/>
       <w:r>
         <w:t>Cross-attention</w:t>
       </w:r>
+      <w:bookmarkEnd w:id="3"/>
     </w:p>
     <w:p>
       <w:r>
@@ -696,14 +1561,25 @@
       </w:r>
     </w:p>
     <w:p/>
-    <w:p/>
-    <w:p>
-      <w:r>
-        <w:t>The Vanilla Self Attention</w:t>
-      </w:r>
-    </w:p>
-    <w:p/>
-    <w:p/>
+    <w:p>
+      <w:pPr>
+        <w:rPr>
+          <w:color w:val="EE0000"/>
+        </w:rPr>
+      </w:pPr>
+      <w:r>
+        <w:rPr>
+          <w:color w:val="EE0000"/>
+        </w:rPr>
+        <w:t>//TODO: finish the subsection on Cross-Attention</w:t>
+      </w:r>
+      <w:r>
+        <w:rPr>
+          <w:color w:val="EE0000"/>
+        </w:rPr>
+        <w:t xml:space="preserve"> in the Introductory Notes</w:t>
+      </w:r>
+    </w:p>
     <w:p/>
     <w:p/>
     <w:p>
@@ -711,17 +1587,644 @@
         <w:pStyle w:val="Heading1"/>
       </w:pPr>
       <w:r>
+        <w:t>The Vanilla Self Attention</w:t>
+      </w:r>
+    </w:p>
+    <w:p>
+      <w:pPr>
+        <w:rPr>
+          <w:rFonts w:eastAsiaTheme="minorEastAsia"/>
+        </w:rPr>
+      </w:pPr>
+      <w:r>
+        <w:t>In the transformer , the self-attention captures the token interactions with the sequences.</w:t>
+      </w:r>
+      <w:r>
+        <w:t xml:space="preserve"> It is composed of three linear layers: </w:t>
+      </w:r>
+      <m:oMath>
+        <m:sSup>
+          <m:sSupPr>
+            <m:ctrlPr>
+              <w:rPr>
+                <w:rFonts w:ascii="Cambria Math" w:hAnsi="Cambria Math"/>
+                <w:i/>
+              </w:rPr>
+            </m:ctrlPr>
+          </m:sSupPr>
+          <m:e>
+            <m:r>
+              <w:rPr>
+                <w:rFonts w:ascii="Cambria Math" w:hAnsi="Cambria Math"/>
+              </w:rPr>
+              <m:t>W</m:t>
+            </m:r>
+          </m:e>
+          <m:sup>
+            <m:r>
+              <w:rPr>
+                <w:rFonts w:ascii="Cambria Math" w:hAnsi="Cambria Math"/>
+              </w:rPr>
+              <m:t>K</m:t>
+            </m:r>
+          </m:sup>
+        </m:sSup>
+        <m:r>
+          <w:rPr>
+            <w:rFonts w:ascii="Cambria Math" w:hAnsi="Cambria Math"/>
+          </w:rPr>
+          <m:t>,</m:t>
+        </m:r>
+        <m:sSup>
+          <m:sSupPr>
+            <m:ctrlPr>
+              <w:rPr>
+                <w:rFonts w:ascii="Cambria Math" w:hAnsi="Cambria Math"/>
+                <w:i/>
+              </w:rPr>
+            </m:ctrlPr>
+          </m:sSupPr>
+          <m:e>
+            <m:r>
+              <w:rPr>
+                <w:rFonts w:ascii="Cambria Math" w:hAnsi="Cambria Math"/>
+              </w:rPr>
+              <m:t>W</m:t>
+            </m:r>
+          </m:e>
+          <m:sup>
+            <m:r>
+              <w:rPr>
+                <w:rFonts w:ascii="Cambria Math" w:hAnsi="Cambria Math"/>
+              </w:rPr>
+              <m:t>Q</m:t>
+            </m:r>
+          </m:sup>
+        </m:sSup>
+      </m:oMath>
+      <w:r>
+        <w:rPr>
+          <w:rFonts w:eastAsiaTheme="minorEastAsia"/>
+        </w:rPr>
+        <w:t xml:space="preserve">, and </w:t>
+      </w:r>
+      <m:oMath>
+        <m:sSup>
+          <m:sSupPr>
+            <m:ctrlPr>
+              <w:rPr>
+                <w:rFonts w:ascii="Cambria Math" w:eastAsiaTheme="minorEastAsia" w:hAnsi="Cambria Math"/>
+                <w:i/>
+              </w:rPr>
+            </m:ctrlPr>
+          </m:sSupPr>
+          <m:e>
+            <m:r>
+              <w:rPr>
+                <w:rFonts w:ascii="Cambria Math" w:eastAsiaTheme="minorEastAsia" w:hAnsi="Cambria Math"/>
+              </w:rPr>
+              <m:t>W</m:t>
+            </m:r>
+          </m:e>
+          <m:sup>
+            <m:r>
+              <w:rPr>
+                <w:rFonts w:ascii="Cambria Math" w:eastAsiaTheme="minorEastAsia" w:hAnsi="Cambria Math"/>
+              </w:rPr>
+              <m:t>V</m:t>
+            </m:r>
+          </m:sup>
+        </m:sSup>
+      </m:oMath>
+      <w:r>
+        <w:rPr>
+          <w:rFonts w:eastAsiaTheme="minorEastAsia"/>
+        </w:rPr>
+        <w:t>.</w:t>
+      </w:r>
+    </w:p>
+    <w:p>
+      <w:pPr>
+        <w:rPr>
+          <w:rFonts w:eastAsiaTheme="minorEastAsia"/>
+        </w:rPr>
+      </w:pPr>
+    </w:p>
+    <w:p>
+      <w:pPr>
+        <w:rPr>
+          <w:rFonts w:eastAsiaTheme="minorEastAsia"/>
+        </w:rPr>
+      </w:pPr>
+    </w:p>
+    <w:p>
+      <w:pPr>
+        <w:rPr>
+          <w:rFonts w:eastAsiaTheme="minorEastAsia"/>
+        </w:rPr>
+      </w:pPr>
+    </w:p>
+    <w:p>
+      <w:pPr>
+        <w:rPr>
+          <w:rFonts w:eastAsiaTheme="minorEastAsia"/>
+        </w:rPr>
+      </w:pPr>
+    </w:p>
+    <w:p/>
+    <w:p/>
+    <w:p>
+      <w:r>
+        <w:rPr>
+          <w:rFonts w:eastAsiaTheme="minorEastAsia"/>
+          <w:noProof/>
+        </w:rPr>
+        <w:drawing>
+          <wp:anchor distT="0" distB="0" distL="114300" distR="114300" simplePos="0" relativeHeight="251660288" behindDoc="0" locked="0" layoutInCell="1" allowOverlap="1" wp14:anchorId="7248EBE2" wp14:editId="6DF1C270">
+            <wp:simplePos x="0" y="0"/>
+            <wp:positionH relativeFrom="column">
+              <wp:posOffset>666341</wp:posOffset>
+            </wp:positionH>
+            <wp:positionV relativeFrom="paragraph">
+              <wp:posOffset>128147</wp:posOffset>
+            </wp:positionV>
+            <wp:extent cx="4353560" cy="2906395"/>
+            <wp:effectExtent l="0" t="0" r="2540" b="1905"/>
+            <wp:wrapTopAndBottom/>
+            <wp:docPr id="1080192886" name="Picture 3" descr="A diagram of a machine&#10;&#10;AI-generated content may be incorrect."/>
+            <wp:cNvGraphicFramePr>
+              <a:graphicFrameLocks xmlns:a="http://schemas.openxmlformats.org/drawingml/2006/main" noChangeAspect="1"/>
+            </wp:cNvGraphicFramePr>
+            <a:graphic xmlns:a="http://schemas.openxmlformats.org/drawingml/2006/main">
+              <a:graphicData uri="http://schemas.openxmlformats.org/drawingml/2006/picture">
+                <pic:pic xmlns:pic="http://schemas.openxmlformats.org/drawingml/2006/picture">
+                  <pic:nvPicPr>
+                    <pic:cNvPr id="1080192886" name="Picture 3" descr="A diagram of a machine&#10;&#10;AI-generated content may be incorrect."/>
+                    <pic:cNvPicPr/>
+                  </pic:nvPicPr>
+                  <pic:blipFill>
+                    <a:blip r:embed="rId16" cstate="print">
+                      <a:extLst>
+                        <a:ext uri="{28A0092B-C50C-407E-A947-70E740481C1C}">
+                          <a14:useLocalDpi xmlns:a14="http://schemas.microsoft.com/office/drawing/2010/main" val="0"/>
+                        </a:ext>
+                      </a:extLst>
+                    </a:blip>
+                    <a:stretch>
+                      <a:fillRect/>
+                    </a:stretch>
+                  </pic:blipFill>
+                  <pic:spPr>
+                    <a:xfrm>
+                      <a:off x="0" y="0"/>
+                      <a:ext cx="4353560" cy="2906395"/>
+                    </a:xfrm>
+                    <a:prstGeom prst="rect">
+                      <a:avLst/>
+                    </a:prstGeom>
+                  </pic:spPr>
+                </pic:pic>
+              </a:graphicData>
+            </a:graphic>
+            <wp14:sizeRelH relativeFrom="page">
+              <wp14:pctWidth>0</wp14:pctWidth>
+            </wp14:sizeRelH>
+            <wp14:sizeRelV relativeFrom="page">
+              <wp14:pctHeight>0</wp14:pctHeight>
+            </wp14:sizeRelV>
+          </wp:anchor>
+        </w:drawing>
+      </w:r>
+    </w:p>
+    <w:p>
+      <w:r>
+        <w:t xml:space="preserve">                              Figure : </w:t>
+      </w:r>
+      <m:oMath>
+        <m:sSup>
+          <m:sSupPr>
+            <m:ctrlPr>
+              <w:rPr>
+                <w:rFonts w:ascii="Cambria Math" w:hAnsi="Cambria Math"/>
+                <w:i/>
+              </w:rPr>
+            </m:ctrlPr>
+          </m:sSupPr>
+          <m:e>
+            <m:r>
+              <w:rPr>
+                <w:rFonts w:ascii="Cambria Math" w:hAnsi="Cambria Math"/>
+              </w:rPr>
+              <m:t>W</m:t>
+            </m:r>
+          </m:e>
+          <m:sup>
+            <m:r>
+              <w:rPr>
+                <w:rFonts w:ascii="Cambria Math" w:hAnsi="Cambria Math"/>
+              </w:rPr>
+              <m:t>K</m:t>
+            </m:r>
+          </m:sup>
+        </m:sSup>
+        <m:r>
+          <w:rPr>
+            <w:rFonts w:ascii="Cambria Math" w:hAnsi="Cambria Math"/>
+          </w:rPr>
+          <m:t>,</m:t>
+        </m:r>
+        <m:sSup>
+          <m:sSupPr>
+            <m:ctrlPr>
+              <w:rPr>
+                <w:rFonts w:ascii="Cambria Math" w:hAnsi="Cambria Math"/>
+                <w:i/>
+              </w:rPr>
+            </m:ctrlPr>
+          </m:sSupPr>
+          <m:e>
+            <m:r>
+              <w:rPr>
+                <w:rFonts w:ascii="Cambria Math" w:hAnsi="Cambria Math"/>
+              </w:rPr>
+              <m:t>W</m:t>
+            </m:r>
+          </m:e>
+          <m:sup>
+            <m:r>
+              <w:rPr>
+                <w:rFonts w:ascii="Cambria Math" w:hAnsi="Cambria Math"/>
+              </w:rPr>
+              <m:t>Q</m:t>
+            </m:r>
+          </m:sup>
+        </m:sSup>
+      </m:oMath>
+      <w:r>
+        <w:rPr>
+          <w:rFonts w:eastAsiaTheme="minorEastAsia"/>
+        </w:rPr>
+        <w:t xml:space="preserve">, and </w:t>
+      </w:r>
+      <m:oMath>
+        <m:sSup>
+          <m:sSupPr>
+            <m:ctrlPr>
+              <w:rPr>
+                <w:rFonts w:ascii="Cambria Math" w:eastAsiaTheme="minorEastAsia" w:hAnsi="Cambria Math"/>
+                <w:i/>
+              </w:rPr>
+            </m:ctrlPr>
+          </m:sSupPr>
+          <m:e>
+            <m:r>
+              <w:rPr>
+                <w:rFonts w:ascii="Cambria Math" w:eastAsiaTheme="minorEastAsia" w:hAnsi="Cambria Math"/>
+              </w:rPr>
+              <m:t>W</m:t>
+            </m:r>
+          </m:e>
+          <m:sup>
+            <m:r>
+              <w:rPr>
+                <w:rFonts w:ascii="Cambria Math" w:eastAsiaTheme="minorEastAsia" w:hAnsi="Cambria Math"/>
+              </w:rPr>
+              <m:t>V</m:t>
+            </m:r>
+          </m:sup>
+        </m:sSup>
+      </m:oMath>
+      <w:r>
+        <w:rPr>
+          <w:rFonts w:eastAsiaTheme="minorEastAsia"/>
+        </w:rPr>
+        <w:t xml:space="preserve"> are used to project the hidden states into keys, queries, and values</w:t>
+      </w:r>
+    </w:p>
+    <w:p/>
+    <w:p>
+      <w:pPr>
+        <w:rPr>
+          <w:color w:val="EE0000"/>
+        </w:rPr>
+      </w:pPr>
+      <w:r>
+        <w:rPr>
+          <w:color w:val="EE0000"/>
+        </w:rPr>
+        <w:t>//TODO: finish the section of Vanilla Self-Attention</w:t>
+      </w:r>
+    </w:p>
+    <w:p/>
+    <w:p/>
+    <w:p>
+      <w:pPr>
+        <w:pStyle w:val="Heading1"/>
+      </w:pPr>
+      <w:r>
+        <w:t xml:space="preserve">Fast Attention </w:t>
+      </w:r>
+    </w:p>
+    <w:p/>
+    <w:p>
+      <w:r>
+        <w:t xml:space="preserve">FlashAttention is optimized for dense causal attention, where the attention mask is strictly triangular, enabling streaming </w:t>
+      </w:r>
+      <w:proofErr w:type="spellStart"/>
+      <w:r>
+        <w:t>softmax</w:t>
+      </w:r>
+      <w:proofErr w:type="spellEnd"/>
+      <w:r>
+        <w:t xml:space="preserve"> computation and on-chip SRAM reuse along the causal direction. </w:t>
+      </w:r>
+    </w:p>
+    <w:p/>
+    <w:p>
+      <w:r>
+        <w:t xml:space="preserve">However, when combined with QK </w:t>
+      </w:r>
+      <w:proofErr w:type="spellStart"/>
+      <w:r>
+        <w:t>sparsification</w:t>
+      </w:r>
+      <w:proofErr w:type="spellEnd"/>
+      <w:r>
+        <w:t xml:space="preserve"> or hash-based </w:t>
+      </w:r>
+      <w:proofErr w:type="spellStart"/>
+      <w:r>
+        <w:t>sparsification</w:t>
+      </w:r>
+      <w:proofErr w:type="spellEnd"/>
+      <w:r>
+        <w:t xml:space="preserve">, the attention pattern loses this triangular structure; dependencies become irregular and </w:t>
+      </w:r>
+      <w:proofErr w:type="spellStart"/>
+      <w:r>
+        <w:t>blockwise</w:t>
+      </w:r>
+      <w:proofErr w:type="spellEnd"/>
+      <w:r>
+        <w:t>, preventing FlashAttention from determining valid attention regions efficiently.</w:t>
+      </w:r>
+    </w:p>
+    <w:p/>
+    <w:p>
+      <w:r>
+        <w:t xml:space="preserve">To enable FlashAttention under sparse patterns, we provide auxiliary index vectors that explicitly mark the start and end of the valid attention window for each tile. </w:t>
+      </w:r>
+    </w:p>
+    <w:p/>
+    <w:p>
+      <w:r>
+        <w:t xml:space="preserve">These metadata vectors allow FlashAttention to recover causal ordering and apply streaming </w:t>
+      </w:r>
+      <w:proofErr w:type="spellStart"/>
+      <w:r>
+        <w:t>softmax</w:t>
+      </w:r>
+      <w:proofErr w:type="spellEnd"/>
+      <w:r>
+        <w:t xml:space="preserve"> correctly, even in non-triangular sparsity layouts.</w:t>
+      </w:r>
+    </w:p>
+    <w:p/>
+    <w:p>
+      <w:pPr>
+        <w:rPr>
+          <w:color w:val="EE0000"/>
+        </w:rPr>
+      </w:pPr>
+      <w:r>
+        <w:rPr>
+          <w:color w:val="EE0000"/>
+        </w:rPr>
+        <w:t>//TODO: Finish the section on Fast Attention</w:t>
+      </w:r>
+    </w:p>
+    <w:p/>
+    <w:p>
+      <w:pPr>
+        <w:pStyle w:val="Heading1"/>
+      </w:pPr>
+      <w:r>
+        <w:t>Flash Attention</w:t>
+      </w:r>
+    </w:p>
+    <w:p/>
+    <w:p>
+      <w:r>
+        <w:t xml:space="preserve">Attention is expensive because it scales quadratically with sequence length. </w:t>
+      </w:r>
+    </w:p>
+    <w:p>
+      <w:r>
+        <w:t xml:space="preserve">On modern GPUs, the real bottleneck isn’t compute; it’s memory. </w:t>
+      </w:r>
+    </w:p>
+    <w:p/>
+    <w:p>
+      <w:r>
+        <w:t xml:space="preserve">Moving data to and from HBM takes far longer than performing matrix multiplications, so most of the wall clock time is wasted on memory transfers. </w:t>
+      </w:r>
+    </w:p>
+    <w:p/>
+    <w:p>
+      <w:r>
+        <w:t xml:space="preserve">An IO-aware approach fixes this by computing attention in tiles that fit inside on-chip SRAM. Instead of forming and storing the full attention matrix, it streams blocks of queries and keys through SRAM, computes partial results, and accumulates the output incrementally. </w:t>
+      </w:r>
+    </w:p>
+    <w:p/>
+    <w:p>
+      <w:r>
+        <w:t xml:space="preserve">To avoid storing all intermediate values, it keeps only two small vectors per tile: a running maximum for numerical stability and a normalization factor for the </w:t>
+      </w:r>
+      <w:proofErr w:type="spellStart"/>
+      <w:r>
+        <w:t>softmax</w:t>
+      </w:r>
+      <w:proofErr w:type="spellEnd"/>
+      <w:r>
+        <w:t xml:space="preserve">. </w:t>
+      </w:r>
+    </w:p>
+    <w:p/>
+    <w:p>
+      <w:r>
+        <w:t>This eliminates unnecessary memory traffic, keeps computation on-chip, and turns attention from memory-bound to compute-efficient.</w:t>
+      </w:r>
+    </w:p>
+    <w:p/>
+    <w:p/>
+    <w:p>
+      <w:r>
+        <w:rPr>
+          <w:noProof/>
+        </w:rPr>
+        <w:drawing>
+          <wp:anchor distT="0" distB="0" distL="114300" distR="114300" simplePos="0" relativeHeight="251658240" behindDoc="0" locked="0" layoutInCell="1" allowOverlap="1" wp14:anchorId="3D7D7F9D" wp14:editId="4AF3FF2E">
+            <wp:simplePos x="0" y="0"/>
+            <wp:positionH relativeFrom="column">
+              <wp:posOffset>330200</wp:posOffset>
+            </wp:positionH>
+            <wp:positionV relativeFrom="paragraph">
+              <wp:posOffset>170815</wp:posOffset>
+            </wp:positionV>
+            <wp:extent cx="5374640" cy="4271010"/>
+            <wp:effectExtent l="0" t="0" r="0" b="0"/>
+            <wp:wrapTopAndBottom/>
+            <wp:docPr id="633253278" name="Picture 1" descr="A diagram of a computer block&#10;&#10;AI-generated content may be incorrect."/>
+            <wp:cNvGraphicFramePr>
+              <a:graphicFrameLocks xmlns:a="http://schemas.openxmlformats.org/drawingml/2006/main" noChangeAspect="1"/>
+            </wp:cNvGraphicFramePr>
+            <a:graphic xmlns:a="http://schemas.openxmlformats.org/drawingml/2006/main">
+              <a:graphicData uri="http://schemas.openxmlformats.org/drawingml/2006/picture">
+                <pic:pic xmlns:pic="http://schemas.openxmlformats.org/drawingml/2006/picture">
+                  <pic:nvPicPr>
+                    <pic:cNvPr id="633253278" name="Picture 1" descr="A diagram of a computer block&#10;&#10;AI-generated content may be incorrect."/>
+                    <pic:cNvPicPr/>
+                  </pic:nvPicPr>
+                  <pic:blipFill>
+                    <a:blip r:embed="rId17" cstate="print">
+                      <a:extLst>
+                        <a:ext uri="{28A0092B-C50C-407E-A947-70E740481C1C}">
+                          <a14:useLocalDpi xmlns:a14="http://schemas.microsoft.com/office/drawing/2010/main" val="0"/>
+                        </a:ext>
+                      </a:extLst>
+                    </a:blip>
+                    <a:stretch>
+                      <a:fillRect/>
+                    </a:stretch>
+                  </pic:blipFill>
+                  <pic:spPr>
+                    <a:xfrm>
+                      <a:off x="0" y="0"/>
+                      <a:ext cx="5374640" cy="4271010"/>
+                    </a:xfrm>
+                    <a:prstGeom prst="rect">
+                      <a:avLst/>
+                    </a:prstGeom>
+                  </pic:spPr>
+                </pic:pic>
+              </a:graphicData>
+            </a:graphic>
+            <wp14:sizeRelH relativeFrom="page">
+              <wp14:pctWidth>0</wp14:pctWidth>
+            </wp14:sizeRelH>
+            <wp14:sizeRelV relativeFrom="page">
+              <wp14:pctHeight>0</wp14:pctHeight>
+            </wp14:sizeRelV>
+          </wp:anchor>
+        </w:drawing>
+      </w:r>
+    </w:p>
+    <w:p/>
+    <w:p>
+      <w:r>
+        <w:rPr>
+          <w:noProof/>
+        </w:rPr>
+        <w:lastRenderedPageBreak/>
+        <w:drawing>
+          <wp:anchor distT="0" distB="0" distL="114300" distR="114300" simplePos="0" relativeHeight="251659264" behindDoc="0" locked="0" layoutInCell="1" allowOverlap="1" wp14:anchorId="735EEC21" wp14:editId="54D443FC">
+            <wp:simplePos x="0" y="0"/>
+            <wp:positionH relativeFrom="column">
+              <wp:posOffset>0</wp:posOffset>
+            </wp:positionH>
+            <wp:positionV relativeFrom="paragraph">
+              <wp:posOffset>0</wp:posOffset>
+            </wp:positionV>
+            <wp:extent cx="5943600" cy="4819650"/>
+            <wp:effectExtent l="0" t="0" r="0" b="6350"/>
+            <wp:wrapTopAndBottom/>
+            <wp:docPr id="614150511" name="Picture 2" descr="A diagram of a mathematical equation&#10;&#10;AI-generated content may be incorrect."/>
+            <wp:cNvGraphicFramePr>
+              <a:graphicFrameLocks xmlns:a="http://schemas.openxmlformats.org/drawingml/2006/main" noChangeAspect="1"/>
+            </wp:cNvGraphicFramePr>
+            <a:graphic xmlns:a="http://schemas.openxmlformats.org/drawingml/2006/main">
+              <a:graphicData uri="http://schemas.openxmlformats.org/drawingml/2006/picture">
+                <pic:pic xmlns:pic="http://schemas.openxmlformats.org/drawingml/2006/picture">
+                  <pic:nvPicPr>
+                    <pic:cNvPr id="614150511" name="Picture 2" descr="A diagram of a mathematical equation&#10;&#10;AI-generated content may be incorrect."/>
+                    <pic:cNvPicPr/>
+                  </pic:nvPicPr>
+                  <pic:blipFill>
+                    <a:blip r:embed="rId18" cstate="print">
+                      <a:extLst>
+                        <a:ext uri="{28A0092B-C50C-407E-A947-70E740481C1C}">
+                          <a14:useLocalDpi xmlns:a14="http://schemas.microsoft.com/office/drawing/2010/main" val="0"/>
+                        </a:ext>
+                      </a:extLst>
+                    </a:blip>
+                    <a:stretch>
+                      <a:fillRect/>
+                    </a:stretch>
+                  </pic:blipFill>
+                  <pic:spPr>
+                    <a:xfrm>
+                      <a:off x="0" y="0"/>
+                      <a:ext cx="5943600" cy="4819650"/>
+                    </a:xfrm>
+                    <a:prstGeom prst="rect">
+                      <a:avLst/>
+                    </a:prstGeom>
+                  </pic:spPr>
+                </pic:pic>
+              </a:graphicData>
+            </a:graphic>
+            <wp14:sizeRelH relativeFrom="page">
+              <wp14:pctWidth>0</wp14:pctWidth>
+            </wp14:sizeRelH>
+            <wp14:sizeRelV relativeFrom="page">
+              <wp14:pctHeight>0</wp14:pctHeight>
+            </wp14:sizeRelV>
+          </wp:anchor>
+        </w:drawing>
+      </w:r>
+      <w:r>
+        <w:t xml:space="preserve">   Figure : On Chip Calculation</w:t>
+      </w:r>
+    </w:p>
+    <w:p/>
+    <w:p>
+      <w:pPr>
+        <w:rPr>
+          <w:color w:val="EE0000"/>
+        </w:rPr>
+      </w:pPr>
+      <w:r>
+        <w:rPr>
+          <w:color w:val="EE0000"/>
+        </w:rPr>
+        <w:t>//TODO: Finish the section on Flash Attention</w:t>
+      </w:r>
+    </w:p>
+    <w:p/>
+    <w:p/>
+    <w:p>
+      <w:pPr>
+        <w:pStyle w:val="Heading1"/>
+      </w:pPr>
+      <w:bookmarkStart w:id="4" w:name="_Toc212732392"/>
+      <w:r>
         <w:t>References</w:t>
       </w:r>
-    </w:p>
-    <w:p/>
-    <w:p>
+      <w:bookmarkEnd w:id="4"/>
+    </w:p>
+    <w:p/>
+    <w:p>
+      <w:pPr>
+        <w:pStyle w:val="Heading2"/>
+      </w:pPr>
+      <w:bookmarkStart w:id="5" w:name="_Toc212732393"/>
       <w:r>
         <w:t xml:space="preserve">On the </w:t>
       </w:r>
       <w:r>
         <w:t>Attention flavors</w:t>
       </w:r>
+      <w:bookmarkEnd w:id="5"/>
     </w:p>
     <w:p>
       <w:r>
@@ -760,7 +2263,7 @@
         </w:rPr>
         <w:t xml:space="preserve"> </w:t>
       </w:r>
-      <w:hyperlink r:id="rId15" w:history="1">
+      <w:hyperlink r:id="rId19" w:history="1">
         <w:r>
           <w:rPr>
             <w:rStyle w:val="Hyperlink"/>
@@ -773,9 +2276,18 @@
     </w:p>
     <w:p/>
     <w:p>
+      <w:pPr>
+        <w:pStyle w:val="Heading2"/>
+        <w:rPr>
+          <w:sz w:val="19"/>
+          <w:szCs w:val="24"/>
+        </w:rPr>
+      </w:pPr>
+      <w:bookmarkStart w:id="6" w:name="_Toc212732394"/>
       <w:r>
         <w:t>Historical Attention developments</w:t>
       </w:r>
+      <w:bookmarkEnd w:id="6"/>
     </w:p>
     <w:p>
       <w:pPr>
@@ -791,7 +2303,7 @@
         </w:rPr>
         <w:t xml:space="preserve">[2] </w:t>
       </w:r>
-      <w:hyperlink r:id="rId16" w:history="1">
+      <w:hyperlink r:id="rId20" w:history="1">
         <w:r>
           <w:rPr>
             <w:rStyle w:val="Hyperlink"/>
@@ -836,7 +2348,7 @@
         </w:rPr>
         <w:t xml:space="preserve">[3] </w:t>
       </w:r>
-      <w:hyperlink r:id="rId17" w:history="1">
+      <w:hyperlink r:id="rId21" w:history="1">
         <w:r>
           <w:rPr>
             <w:rStyle w:val="Hyperlink"/>
@@ -879,7 +2391,7 @@
         </w:rPr>
         <w:t xml:space="preserve">[4] </w:t>
       </w:r>
-      <w:hyperlink r:id="rId18" w:history="1">
+      <w:hyperlink r:id="rId22" w:history="1">
         <w:r>
           <w:rPr>
             <w:rStyle w:val="Hyperlink"/>
@@ -904,7 +2416,7 @@
         </w:rPr>
         <w:t xml:space="preserve">[5] </w:t>
       </w:r>
-      <w:hyperlink r:id="rId19" w:history="1">
+      <w:hyperlink r:id="rId23" w:history="1">
         <w:r>
           <w:rPr>
             <w:rStyle w:val="Hyperlink"/>
@@ -945,7 +2457,7 @@
         </w:rPr>
         <w:t xml:space="preserve">[6] </w:t>
       </w:r>
-      <w:hyperlink r:id="rId20" w:history="1">
+      <w:hyperlink r:id="rId24" w:history="1">
         <w:r>
           <w:rPr>
             <w:rStyle w:val="Hyperlink"/>
@@ -970,7 +2482,7 @@
         </w:rPr>
         <w:t xml:space="preserve">[7] </w:t>
       </w:r>
-      <w:hyperlink r:id="rId21" w:history="1">
+      <w:hyperlink r:id="rId25" w:history="1">
         <w:r>
           <w:rPr>
             <w:rStyle w:val="Hyperlink"/>
@@ -997,7 +2509,7 @@
         </w:rPr>
         <w:t xml:space="preserve">[8] </w:t>
       </w:r>
-      <w:hyperlink r:id="rId22" w:history="1">
+      <w:hyperlink r:id="rId26" w:history="1">
         <w:r>
           <w:rPr>
             <w:rStyle w:val="Hyperlink"/>
@@ -1026,7 +2538,7 @@
         </w:rPr>
         <w:t xml:space="preserve">[9] </w:t>
       </w:r>
-      <w:hyperlink r:id="rId23" w:history="1">
+      <w:hyperlink r:id="rId27" w:history="1">
         <w:r>
           <w:rPr>
             <w:rStyle w:val="Hyperlink"/>
@@ -1049,9 +2561,10 @@
           <w:sz w:val="18"/>
           <w:szCs w:val="18"/>
         </w:rPr>
+        <w:lastRenderedPageBreak/>
         <w:t xml:space="preserve">[10] </w:t>
       </w:r>
-      <w:hyperlink r:id="rId24" w:history="1">
+      <w:hyperlink r:id="rId28" w:history="1">
         <w:r>
           <w:rPr>
             <w:rStyle w:val="Hyperlink"/>
@@ -1068,9 +2581,14 @@
       </w:r>
     </w:p>
     <w:p>
+      <w:pPr>
+        <w:pStyle w:val="Heading2"/>
+      </w:pPr>
+      <w:bookmarkStart w:id="7" w:name="_Toc212732395"/>
       <w:r>
         <w:t>Linear attention</w:t>
       </w:r>
+      <w:bookmarkEnd w:id="7"/>
     </w:p>
     <w:p>
       <w:r>
@@ -1082,7 +2600,7 @@
       <w:r>
         <w:t xml:space="preserve">] Linear attention transformer GitHub repo: </w:t>
       </w:r>
-      <w:hyperlink r:id="rId25" w:history="1">
+      <w:hyperlink r:id="rId29" w:history="1">
         <w:r>
           <w:rPr>
             <w:rStyle w:val="Hyperlink"/>
@@ -1101,7 +2619,7 @@
       <w:r>
         <w:t xml:space="preserve">] </w:t>
       </w:r>
-      <w:hyperlink r:id="rId26" w:history="1">
+      <w:hyperlink r:id="rId30" w:history="1">
         <w:r>
           <w:rPr>
             <w:rStyle w:val="Hyperlink"/>
@@ -1138,7 +2656,7 @@
       <w:r>
         <w:t xml:space="preserve">] </w:t>
       </w:r>
-      <w:hyperlink r:id="rId27" w:history="1">
+      <w:hyperlink r:id="rId31" w:history="1">
         <w:r>
           <w:rPr>
             <w:rStyle w:val="Hyperlink"/>
@@ -1163,7 +2681,7 @@
       <w:r>
         <w:t xml:space="preserve">] </w:t>
       </w:r>
-      <w:hyperlink r:id="rId28" w:history="1">
+      <w:hyperlink r:id="rId32" w:history="1">
         <w:r>
           <w:rPr>
             <w:rStyle w:val="Hyperlink"/>
@@ -1188,7 +2706,7 @@
       <w:r>
         <w:t xml:space="preserve">] </w:t>
       </w:r>
-      <w:hyperlink r:id="rId29" w:history="1">
+      <w:hyperlink r:id="rId33" w:history="1">
         <w:r>
           <w:rPr>
             <w:rStyle w:val="Hyperlink"/>
@@ -1207,7 +2725,7 @@
       <w:r>
         <w:t xml:space="preserve">[16] </w:t>
       </w:r>
-      <w:hyperlink r:id="rId30" w:history="1">
+      <w:hyperlink r:id="rId34" w:history="1">
         <w:r>
           <w:rPr>
             <w:rStyle w:val="Hyperlink"/>
@@ -1226,7 +2744,7 @@
       <w:r>
         <w:t xml:space="preserve">[17] </w:t>
       </w:r>
-      <w:hyperlink r:id="rId31" w:history="1">
+      <w:hyperlink r:id="rId35" w:history="1">
         <w:r>
           <w:rPr>
             <w:rStyle w:val="Hyperlink"/>
@@ -1243,7 +2761,6 @@
     </w:p>
     <w:p>
       <w:r>
-        <w:lastRenderedPageBreak/>
         <w:t>[1</w:t>
       </w:r>
       <w:r>
@@ -1252,7 +2769,7 @@
       <w:r>
         <w:t xml:space="preserve">] Mamba GitHub repo: </w:t>
       </w:r>
-      <w:hyperlink r:id="rId32" w:history="1">
+      <w:hyperlink r:id="rId36" w:history="1">
         <w:r>
           <w:rPr>
             <w:rStyle w:val="Hyperlink"/>
@@ -1271,7 +2788,7 @@
       <w:r>
         <w:t xml:space="preserve">] </w:t>
       </w:r>
-      <w:hyperlink r:id="rId33" w:history="1">
+      <w:hyperlink r:id="rId37" w:history="1">
         <w:r>
           <w:rPr>
             <w:rStyle w:val="Hyperlink"/>
@@ -1290,7 +2807,7 @@
       <w:r>
         <w:t xml:space="preserve">] </w:t>
       </w:r>
-      <w:hyperlink r:id="rId34" w:history="1">
+      <w:hyperlink r:id="rId38" w:history="1">
         <w:r>
           <w:rPr>
             <w:rStyle w:val="Hyperlink"/>
@@ -1315,7 +2832,7 @@
       <w:r>
         <w:t xml:space="preserve">] </w:t>
       </w:r>
-      <w:hyperlink r:id="rId35" w:history="1">
+      <w:hyperlink r:id="rId39" w:history="1">
         <w:r>
           <w:rPr>
             <w:rStyle w:val="Hyperlink"/>
@@ -1340,7 +2857,7 @@
       <w:r>
         <w:t xml:space="preserve">] </w:t>
       </w:r>
-      <w:hyperlink r:id="rId36" w:history="1">
+      <w:hyperlink r:id="rId40" w:history="1">
         <w:r>
           <w:rPr>
             <w:rStyle w:val="Hyperlink"/>
@@ -1365,7 +2882,7 @@
       <w:r>
         <w:t xml:space="preserve">] </w:t>
       </w:r>
-      <w:hyperlink r:id="rId37" w:history="1">
+      <w:hyperlink r:id="rId41" w:history="1">
         <w:r>
           <w:rPr>
             <w:rStyle w:val="Hyperlink"/>
@@ -1396,7 +2913,7 @@
       <w:r>
         <w:t xml:space="preserve">] </w:t>
       </w:r>
-      <w:hyperlink r:id="rId38" w:history="1">
+      <w:hyperlink r:id="rId42" w:history="1">
         <w:r>
           <w:rPr>
             <w:rStyle w:val="Hyperlink"/>
@@ -1414,15 +2931,20 @@
     <w:p/>
     <w:p/>
     <w:p>
+      <w:pPr>
+        <w:pStyle w:val="Heading2"/>
+      </w:pPr>
+      <w:bookmarkStart w:id="8" w:name="_Toc212732396"/>
       <w:r>
         <w:t>Sparse Attention</w:t>
       </w:r>
+      <w:bookmarkEnd w:id="8"/>
     </w:p>
     <w:p>
       <w:r>
         <w:t xml:space="preserve">[] </w:t>
       </w:r>
-      <w:hyperlink r:id="rId39" w:history="1">
+      <w:hyperlink r:id="rId43" w:history="1">
         <w:r>
           <w:rPr>
             <w:rStyle w:val="Hyperlink"/>
@@ -1441,7 +2963,7 @@
       <w:r>
         <w:t xml:space="preserve">[] BigBird GitHub repo: </w:t>
       </w:r>
-      <w:hyperlink r:id="rId40" w:history="1">
+      <w:hyperlink r:id="rId44" w:history="1">
         <w:r>
           <w:rPr>
             <w:rStyle w:val="Hyperlink"/>
@@ -1454,7 +2976,7 @@
       <w:r>
         <w:t xml:space="preserve">[] </w:t>
       </w:r>
-      <w:hyperlink r:id="rId41" w:history="1">
+      <w:hyperlink r:id="rId45" w:history="1">
         <w:r>
           <w:rPr>
             <w:rStyle w:val="Hyperlink"/>
@@ -1485,7 +3007,7 @@
       <w:r>
         <w:t xml:space="preserve">[] </w:t>
       </w:r>
-      <w:hyperlink r:id="rId42" w:history="1">
+      <w:hyperlink r:id="rId46" w:history="1">
         <w:r>
           <w:rPr>
             <w:rStyle w:val="Hyperlink"/>
@@ -1500,8 +3022,58 @@
         </w:r>
       </w:hyperlink>
     </w:p>
-    <w:p/>
-    <w:p/>
+    <w:p>
+      <w:r>
+        <w:t xml:space="preserve">[] </w:t>
+      </w:r>
+      <w:hyperlink r:id="rId47" w:history="1">
+        <w:r>
+          <w:rPr>
+            <w:rStyle w:val="Hyperlink"/>
+          </w:rPr>
+          <w:t>Sparser is Faster and Less is More: Efficient Sparse Attention for Long-Range Transformers</w:t>
+        </w:r>
+        <w:r>
+          <w:rPr>
+            <w:rStyle w:val="Hyperlink"/>
+          </w:rPr>
+          <w:t>, C. Lou et al, 2024</w:t>
+        </w:r>
+      </w:hyperlink>
+    </w:p>
+    <w:p>
+      <w:r>
+        <w:t>[]</w:t>
+      </w:r>
+    </w:p>
+    <w:p/>
+    <w:p>
+      <w:pPr>
+        <w:pStyle w:val="Heading2"/>
+      </w:pPr>
+      <w:r>
+        <w:t>Flash Attention</w:t>
+      </w:r>
+    </w:p>
+    <w:p>
+      <w:r>
+        <w:t xml:space="preserve">[]  </w:t>
+      </w:r>
+      <w:hyperlink r:id="rId48" w:history="1">
+        <w:r>
+          <w:rPr>
+            <w:rStyle w:val="Hyperlink"/>
+          </w:rPr>
+          <w:t>FlashAttention: Fast and Memory-Efficient Exact Attention with IO-Awareness</w:t>
+        </w:r>
+        <w:r>
+          <w:rPr>
+            <w:rStyle w:val="Hyperlink"/>
+          </w:rPr>
+          <w:t>, T. Dao et al, 2022</w:t>
+        </w:r>
+      </w:hyperlink>
+    </w:p>
     <w:p/>
     <w:p/>
     <w:p/>
@@ -2455,6 +4027,195 @@
       <w:shd w:val="clear" w:color="auto" w:fill="E1DFDD"/>
     </w:rPr>
   </w:style>
+  <w:style w:type="paragraph" w:styleId="TOCHeading">
+    <w:name w:val="TOC Heading"/>
+    <w:basedOn w:val="Heading1"/>
+    <w:next w:val="Normal"/>
+    <w:uiPriority w:val="39"/>
+    <w:unhideWhenUsed/>
+    <w:qFormat/>
+    <w:rsid w:val="00767CE3"/>
+    <w:pPr>
+      <w:spacing w:before="480" w:line="276" w:lineRule="auto"/>
+      <w:outlineLvl w:val="9"/>
+    </w:pPr>
+    <w:rPr>
+      <w:rFonts w:asciiTheme="majorHAnsi" w:hAnsiTheme="majorHAnsi"/>
+      <w:b/>
+      <w:bCs/>
+      <w:kern w:val="0"/>
+      <w:sz w:val="28"/>
+      <w:szCs w:val="28"/>
+      <w14:ligatures w14:val="none"/>
+    </w:rPr>
+  </w:style>
+  <w:style w:type="paragraph" w:styleId="TOC1">
+    <w:name w:val="toc 1"/>
+    <w:basedOn w:val="Normal"/>
+    <w:next w:val="Normal"/>
+    <w:autoRedefine/>
+    <w:uiPriority w:val="39"/>
+    <w:unhideWhenUsed/>
+    <w:rsid w:val="00767CE3"/>
+    <w:pPr>
+      <w:spacing w:before="120"/>
+    </w:pPr>
+    <w:rPr>
+      <w:b/>
+      <w:bCs/>
+      <w:i/>
+      <w:iCs/>
+      <w:sz w:val="24"/>
+    </w:rPr>
+  </w:style>
+  <w:style w:type="paragraph" w:styleId="TOC2">
+    <w:name w:val="toc 2"/>
+    <w:basedOn w:val="Normal"/>
+    <w:next w:val="Normal"/>
+    <w:autoRedefine/>
+    <w:uiPriority w:val="39"/>
+    <w:unhideWhenUsed/>
+    <w:rsid w:val="00767CE3"/>
+    <w:pPr>
+      <w:spacing w:before="120"/>
+      <w:ind w:left="190"/>
+    </w:pPr>
+    <w:rPr>
+      <w:b/>
+      <w:bCs/>
+      <w:sz w:val="22"/>
+      <w:szCs w:val="22"/>
+    </w:rPr>
+  </w:style>
+  <w:style w:type="paragraph" w:styleId="TOC3">
+    <w:name w:val="toc 3"/>
+    <w:basedOn w:val="Normal"/>
+    <w:next w:val="Normal"/>
+    <w:autoRedefine/>
+    <w:uiPriority w:val="39"/>
+    <w:semiHidden/>
+    <w:unhideWhenUsed/>
+    <w:rsid w:val="00767CE3"/>
+    <w:pPr>
+      <w:ind w:left="380"/>
+    </w:pPr>
+    <w:rPr>
+      <w:sz w:val="20"/>
+      <w:szCs w:val="20"/>
+    </w:rPr>
+  </w:style>
+  <w:style w:type="paragraph" w:styleId="TOC4">
+    <w:name w:val="toc 4"/>
+    <w:basedOn w:val="Normal"/>
+    <w:next w:val="Normal"/>
+    <w:autoRedefine/>
+    <w:uiPriority w:val="39"/>
+    <w:semiHidden/>
+    <w:unhideWhenUsed/>
+    <w:rsid w:val="00767CE3"/>
+    <w:pPr>
+      <w:ind w:left="570"/>
+    </w:pPr>
+    <w:rPr>
+      <w:sz w:val="20"/>
+      <w:szCs w:val="20"/>
+    </w:rPr>
+  </w:style>
+  <w:style w:type="paragraph" w:styleId="TOC5">
+    <w:name w:val="toc 5"/>
+    <w:basedOn w:val="Normal"/>
+    <w:next w:val="Normal"/>
+    <w:autoRedefine/>
+    <w:uiPriority w:val="39"/>
+    <w:semiHidden/>
+    <w:unhideWhenUsed/>
+    <w:rsid w:val="00767CE3"/>
+    <w:pPr>
+      <w:ind w:left="760"/>
+    </w:pPr>
+    <w:rPr>
+      <w:sz w:val="20"/>
+      <w:szCs w:val="20"/>
+    </w:rPr>
+  </w:style>
+  <w:style w:type="paragraph" w:styleId="TOC6">
+    <w:name w:val="toc 6"/>
+    <w:basedOn w:val="Normal"/>
+    <w:next w:val="Normal"/>
+    <w:autoRedefine/>
+    <w:uiPriority w:val="39"/>
+    <w:semiHidden/>
+    <w:unhideWhenUsed/>
+    <w:rsid w:val="00767CE3"/>
+    <w:pPr>
+      <w:ind w:left="950"/>
+    </w:pPr>
+    <w:rPr>
+      <w:sz w:val="20"/>
+      <w:szCs w:val="20"/>
+    </w:rPr>
+  </w:style>
+  <w:style w:type="paragraph" w:styleId="TOC7">
+    <w:name w:val="toc 7"/>
+    <w:basedOn w:val="Normal"/>
+    <w:next w:val="Normal"/>
+    <w:autoRedefine/>
+    <w:uiPriority w:val="39"/>
+    <w:semiHidden/>
+    <w:unhideWhenUsed/>
+    <w:rsid w:val="00767CE3"/>
+    <w:pPr>
+      <w:ind w:left="1140"/>
+    </w:pPr>
+    <w:rPr>
+      <w:sz w:val="20"/>
+      <w:szCs w:val="20"/>
+    </w:rPr>
+  </w:style>
+  <w:style w:type="paragraph" w:styleId="TOC8">
+    <w:name w:val="toc 8"/>
+    <w:basedOn w:val="Normal"/>
+    <w:next w:val="Normal"/>
+    <w:autoRedefine/>
+    <w:uiPriority w:val="39"/>
+    <w:semiHidden/>
+    <w:unhideWhenUsed/>
+    <w:rsid w:val="00767CE3"/>
+    <w:pPr>
+      <w:ind w:left="1330"/>
+    </w:pPr>
+    <w:rPr>
+      <w:sz w:val="20"/>
+      <w:szCs w:val="20"/>
+    </w:rPr>
+  </w:style>
+  <w:style w:type="paragraph" w:styleId="TOC9">
+    <w:name w:val="toc 9"/>
+    <w:basedOn w:val="Normal"/>
+    <w:next w:val="Normal"/>
+    <w:autoRedefine/>
+    <w:uiPriority w:val="39"/>
+    <w:semiHidden/>
+    <w:unhideWhenUsed/>
+    <w:rsid w:val="00767CE3"/>
+    <w:pPr>
+      <w:ind w:left="1520"/>
+    </w:pPr>
+    <w:rPr>
+      <w:sz w:val="20"/>
+      <w:szCs w:val="20"/>
+    </w:rPr>
+  </w:style>
+  <w:style w:type="character" w:styleId="PlaceholderText">
+    <w:name w:val="Placeholder Text"/>
+    <w:basedOn w:val="DefaultParagraphFont"/>
+    <w:uiPriority w:val="99"/>
+    <w:semiHidden/>
+    <w:rsid w:val="00147719"/>
+    <w:rPr>
+      <w:color w:val="666666"/>
+    </w:rPr>
+  </w:style>
 </w:styles>
 </file>
 
@@ -2751,4 +4512,16 @@
     </a:ext>
   </a:extLst>
 </a:theme>
+</file>
+
+<file path=customXml/item1.xml><?xml version="1.0" encoding="utf-8"?>
+<b:Sources xmlns:b="http://schemas.openxmlformats.org/officeDocument/2006/bibliography" xmlns="http://schemas.openxmlformats.org/officeDocument/2006/bibliography" SelectedStyle="/APASixthEditionOfficeOnline.xsl" StyleName="APA" Version="6"/>
+</file>
+
+<file path=customXml/itemProps1.xml><?xml version="1.0" encoding="utf-8"?>
+<ds:datastoreItem xmlns:ds="http://schemas.openxmlformats.org/officeDocument/2006/customXml" ds:itemID="{AB2E180A-FD44-F74D-854D-96B799071CF8}">
+  <ds:schemaRefs>
+    <ds:schemaRef ds:uri="http://schemas.openxmlformats.org/officeDocument/2006/bibliography"/>
+  </ds:schemaRefs>
+</ds:datastoreItem>
 </file>
--- a/docs/Notes_on_the_Attention_Mechanism_and_its_Variety_of_Flavors.docx
+++ b/docs/Notes_on_the_Attention_Mechanism_and_its_Variety_of_Flavors.docx
@@ -77,6 +77,11 @@
               <w:tab w:val="right" w:leader="dot" w:pos="9350"/>
             </w:tabs>
             <w:rPr>
+              <w:rFonts w:eastAsiaTheme="minorEastAsia"/>
+              <w:b w:val="0"/>
+              <w:bCs w:val="0"/>
+              <w:i w:val="0"/>
+              <w:iCs w:val="0"/>
               <w:noProof/>
               <w:sz w:val="20"/>
               <w:szCs w:val="20"/>
@@ -107,7 +112,7 @@
             </w:rPr>
             <w:fldChar w:fldCharType="separate"/>
           </w:r>
-          <w:hyperlink w:anchor="_Toc212732388" w:history="1">
+          <w:hyperlink w:anchor="_Toc212745800" w:history="1">
             <w:r>
               <w:rPr>
                 <w:rStyle w:val="Hyperlink"/>
@@ -142,7 +147,7 @@
                 <w:sz w:val="20"/>
                 <w:szCs w:val="20"/>
               </w:rPr>
-              <w:instrText xml:space="preserve"> PAGEREF _Toc212732388 \h </w:instrText>
+              <w:instrText xml:space="preserve"> PAGEREF _Toc212745800 \h </w:instrText>
             </w:r>
             <w:r>
               <w:rPr>
@@ -188,12 +193,17 @@
               <w:tab w:val="right" w:leader="dot" w:pos="9350"/>
             </w:tabs>
             <w:rPr>
+              <w:rFonts w:eastAsiaTheme="minorEastAsia"/>
+              <w:b w:val="0"/>
+              <w:bCs w:val="0"/>
+              <w:i w:val="0"/>
+              <w:iCs w:val="0"/>
               <w:noProof/>
               <w:sz w:val="20"/>
               <w:szCs w:val="20"/>
             </w:rPr>
           </w:pPr>
-          <w:hyperlink w:anchor="_Toc212732389" w:history="1">
+          <w:hyperlink w:anchor="_Toc212745801" w:history="1">
             <w:r>
               <w:rPr>
                 <w:rStyle w:val="Hyperlink"/>
@@ -228,7 +238,7 @@
                 <w:sz w:val="20"/>
                 <w:szCs w:val="20"/>
               </w:rPr>
-              <w:instrText xml:space="preserve"> PAGEREF _Toc212732389 \h </w:instrText>
+              <w:instrText xml:space="preserve"> PAGEREF _Toc212745801 \h </w:instrText>
             </w:r>
             <w:r>
               <w:rPr>
@@ -254,7 +264,7 @@
                 <w:sz w:val="20"/>
                 <w:szCs w:val="20"/>
               </w:rPr>
-              <w:t>1</w:t>
+              <w:t>2</w:t>
             </w:r>
             <w:r>
               <w:rPr>
@@ -270,84 +280,57 @@
         <w:p>
           <w:pPr>
             <w:pStyle w:val="TOC2"/>
-            <w:tabs>
-              <w:tab w:val="right" w:leader="dot" w:pos="9350"/>
-            </w:tabs>
             <w:rPr>
-              <w:noProof/>
-              <w:sz w:val="20"/>
-              <w:szCs w:val="20"/>
+              <w:rFonts w:eastAsiaTheme="minorEastAsia"/>
             </w:rPr>
           </w:pPr>
-          <w:hyperlink w:anchor="_Toc212732390" w:history="1">
+          <w:hyperlink w:anchor="_Toc212745802" w:history="1">
             <w:r>
               <w:rPr>
                 <w:rStyle w:val="Hyperlink"/>
-                <w:noProof/>
-                <w:sz w:val="20"/>
-                <w:szCs w:val="20"/>
-              </w:rPr>
-              <w:t>Self-Attention (intra-attention)</w:t>
-            </w:r>
-            <w:r>
-              <w:rPr>
-                <w:noProof/>
-                <w:webHidden/>
-                <w:sz w:val="20"/>
-                <w:szCs w:val="20"/>
+                <w:sz w:val="18"/>
+                <w:szCs w:val="18"/>
+              </w:rPr>
+              <w:t>Note on Self-Attention</w:t>
+            </w:r>
+            <w:r>
+              <w:rPr>
+                <w:webHidden/>
               </w:rPr>
               <w:tab/>
             </w:r>
             <w:r>
               <w:rPr>
-                <w:noProof/>
-                <w:webHidden/>
-                <w:sz w:val="20"/>
-                <w:szCs w:val="20"/>
+                <w:webHidden/>
               </w:rPr>
               <w:fldChar w:fldCharType="begin"/>
             </w:r>
             <w:r>
               <w:rPr>
-                <w:noProof/>
-                <w:webHidden/>
-                <w:sz w:val="20"/>
-                <w:szCs w:val="20"/>
-              </w:rPr>
-              <w:instrText xml:space="preserve"> PAGEREF _Toc212732390 \h </w:instrText>
-            </w:r>
-            <w:r>
-              <w:rPr>
-                <w:noProof/>
-                <w:webHidden/>
-                <w:sz w:val="20"/>
-                <w:szCs w:val="20"/>
-              </w:rPr>
-            </w:r>
-            <w:r>
-              <w:rPr>
-                <w:noProof/>
-                <w:webHidden/>
-                <w:sz w:val="20"/>
-                <w:szCs w:val="20"/>
+                <w:webHidden/>
+              </w:rPr>
+              <w:instrText xml:space="preserve"> PAGEREF _Toc212745802 \h </w:instrText>
+            </w:r>
+            <w:r>
+              <w:rPr>
+                <w:webHidden/>
+              </w:rPr>
+            </w:r>
+            <w:r>
+              <w:rPr>
+                <w:webHidden/>
               </w:rPr>
               <w:fldChar w:fldCharType="separate"/>
             </w:r>
             <w:r>
               <w:rPr>
-                <w:noProof/>
-                <w:webHidden/>
-                <w:sz w:val="20"/>
-                <w:szCs w:val="20"/>
+                <w:webHidden/>
               </w:rPr>
               <w:t>2</w:t>
             </w:r>
             <w:r>
               <w:rPr>
-                <w:noProof/>
-                <w:webHidden/>
-                <w:sz w:val="20"/>
-                <w:szCs w:val="20"/>
+                <w:webHidden/>
               </w:rPr>
               <w:fldChar w:fldCharType="end"/>
             </w:r>
@@ -356,84 +339,57 @@
         <w:p>
           <w:pPr>
             <w:pStyle w:val="TOC2"/>
-            <w:tabs>
-              <w:tab w:val="right" w:leader="dot" w:pos="9350"/>
-            </w:tabs>
             <w:rPr>
-              <w:noProof/>
-              <w:sz w:val="20"/>
-              <w:szCs w:val="20"/>
+              <w:rFonts w:eastAsiaTheme="minorEastAsia"/>
             </w:rPr>
           </w:pPr>
-          <w:hyperlink w:anchor="_Toc212732391" w:history="1">
+          <w:hyperlink w:anchor="_Toc212745803" w:history="1">
             <w:r>
               <w:rPr>
                 <w:rStyle w:val="Hyperlink"/>
-                <w:noProof/>
-                <w:sz w:val="20"/>
-                <w:szCs w:val="20"/>
-              </w:rPr>
-              <w:t>Cross-attention</w:t>
-            </w:r>
-            <w:r>
-              <w:rPr>
-                <w:noProof/>
-                <w:webHidden/>
-                <w:sz w:val="20"/>
-                <w:szCs w:val="20"/>
+                <w:sz w:val="18"/>
+                <w:szCs w:val="18"/>
+              </w:rPr>
+              <w:t>Note on Cross-attention</w:t>
+            </w:r>
+            <w:r>
+              <w:rPr>
+                <w:webHidden/>
               </w:rPr>
               <w:tab/>
             </w:r>
             <w:r>
               <w:rPr>
-                <w:noProof/>
-                <w:webHidden/>
-                <w:sz w:val="20"/>
-                <w:szCs w:val="20"/>
+                <w:webHidden/>
               </w:rPr>
               <w:fldChar w:fldCharType="begin"/>
             </w:r>
             <w:r>
               <w:rPr>
-                <w:noProof/>
-                <w:webHidden/>
-                <w:sz w:val="20"/>
-                <w:szCs w:val="20"/>
-              </w:rPr>
-              <w:instrText xml:space="preserve"> PAGEREF _Toc212732391 \h </w:instrText>
-            </w:r>
-            <w:r>
-              <w:rPr>
-                <w:noProof/>
-                <w:webHidden/>
-                <w:sz w:val="20"/>
-                <w:szCs w:val="20"/>
-              </w:rPr>
-            </w:r>
-            <w:r>
-              <w:rPr>
-                <w:noProof/>
-                <w:webHidden/>
-                <w:sz w:val="20"/>
-                <w:szCs w:val="20"/>
+                <w:webHidden/>
+              </w:rPr>
+              <w:instrText xml:space="preserve"> PAGEREF _Toc212745803 \h </w:instrText>
+            </w:r>
+            <w:r>
+              <w:rPr>
+                <w:webHidden/>
+              </w:rPr>
+            </w:r>
+            <w:r>
+              <w:rPr>
+                <w:webHidden/>
               </w:rPr>
               <w:fldChar w:fldCharType="separate"/>
             </w:r>
             <w:r>
               <w:rPr>
-                <w:noProof/>
-                <w:webHidden/>
-                <w:sz w:val="20"/>
-                <w:szCs w:val="20"/>
+                <w:webHidden/>
               </w:rPr>
               <w:t>2</w:t>
             </w:r>
             <w:r>
               <w:rPr>
-                <w:noProof/>
-                <w:webHidden/>
-                <w:sz w:val="20"/>
-                <w:szCs w:val="20"/>
+                <w:webHidden/>
               </w:rPr>
               <w:fldChar w:fldCharType="end"/>
             </w:r>
@@ -446,12 +402,17 @@
               <w:tab w:val="right" w:leader="dot" w:pos="9350"/>
             </w:tabs>
             <w:rPr>
+              <w:rFonts w:eastAsiaTheme="minorEastAsia"/>
+              <w:b w:val="0"/>
+              <w:bCs w:val="0"/>
+              <w:i w:val="0"/>
+              <w:iCs w:val="0"/>
               <w:noProof/>
               <w:sz w:val="20"/>
               <w:szCs w:val="20"/>
             </w:rPr>
           </w:pPr>
-          <w:hyperlink w:anchor="_Toc212732392" w:history="1">
+          <w:hyperlink w:anchor="_Toc212745804" w:history="1">
             <w:r>
               <w:rPr>
                 <w:rStyle w:val="Hyperlink"/>
@@ -459,7 +420,7 @@
                 <w:sz w:val="20"/>
                 <w:szCs w:val="20"/>
               </w:rPr>
-              <w:t>References</w:t>
+              <w:t>The Vanilla Self Attention</w:t>
             </w:r>
             <w:r>
               <w:rPr>
@@ -486,7 +447,7 @@
                 <w:sz w:val="20"/>
                 <w:szCs w:val="20"/>
               </w:rPr>
-              <w:instrText xml:space="preserve"> PAGEREF _Toc212732392 \h </w:instrText>
+              <w:instrText xml:space="preserve"> PAGEREF _Toc212745804 \h </w:instrText>
             </w:r>
             <w:r>
               <w:rPr>
@@ -512,7 +473,280 @@
                 <w:sz w:val="20"/>
                 <w:szCs w:val="20"/>
               </w:rPr>
-              <w:t>2</w:t>
+              <w:t>3</w:t>
+            </w:r>
+            <w:r>
+              <w:rPr>
+                <w:noProof/>
+                <w:webHidden/>
+                <w:sz w:val="20"/>
+                <w:szCs w:val="20"/>
+              </w:rPr>
+              <w:fldChar w:fldCharType="end"/>
+            </w:r>
+          </w:hyperlink>
+        </w:p>
+        <w:p>
+          <w:pPr>
+            <w:pStyle w:val="TOC1"/>
+            <w:tabs>
+              <w:tab w:val="right" w:leader="dot" w:pos="9350"/>
+            </w:tabs>
+            <w:rPr>
+              <w:rFonts w:eastAsiaTheme="minorEastAsia"/>
+              <w:b w:val="0"/>
+              <w:bCs w:val="0"/>
+              <w:i w:val="0"/>
+              <w:iCs w:val="0"/>
+              <w:noProof/>
+              <w:sz w:val="20"/>
+              <w:szCs w:val="20"/>
+            </w:rPr>
+          </w:pPr>
+          <w:hyperlink w:anchor="_Toc212745805" w:history="1">
+            <w:r>
+              <w:rPr>
+                <w:rStyle w:val="Hyperlink"/>
+                <w:noProof/>
+                <w:sz w:val="20"/>
+                <w:szCs w:val="20"/>
+              </w:rPr>
+              <w:t>Flash Attention</w:t>
+            </w:r>
+            <w:r>
+              <w:rPr>
+                <w:noProof/>
+                <w:webHidden/>
+                <w:sz w:val="20"/>
+                <w:szCs w:val="20"/>
+              </w:rPr>
+              <w:tab/>
+            </w:r>
+            <w:r>
+              <w:rPr>
+                <w:noProof/>
+                <w:webHidden/>
+                <w:sz w:val="20"/>
+                <w:szCs w:val="20"/>
+              </w:rPr>
+              <w:fldChar w:fldCharType="begin"/>
+            </w:r>
+            <w:r>
+              <w:rPr>
+                <w:noProof/>
+                <w:webHidden/>
+                <w:sz w:val="20"/>
+                <w:szCs w:val="20"/>
+              </w:rPr>
+              <w:instrText xml:space="preserve"> PAGEREF _Toc212745805 \h </w:instrText>
+            </w:r>
+            <w:r>
+              <w:rPr>
+                <w:noProof/>
+                <w:webHidden/>
+                <w:sz w:val="20"/>
+                <w:szCs w:val="20"/>
+              </w:rPr>
+            </w:r>
+            <w:r>
+              <w:rPr>
+                <w:noProof/>
+                <w:webHidden/>
+                <w:sz w:val="20"/>
+                <w:szCs w:val="20"/>
+              </w:rPr>
+              <w:fldChar w:fldCharType="separate"/>
+            </w:r>
+            <w:r>
+              <w:rPr>
+                <w:noProof/>
+                <w:webHidden/>
+                <w:sz w:val="20"/>
+                <w:szCs w:val="20"/>
+              </w:rPr>
+              <w:t>3</w:t>
+            </w:r>
+            <w:r>
+              <w:rPr>
+                <w:noProof/>
+                <w:webHidden/>
+                <w:sz w:val="20"/>
+                <w:szCs w:val="20"/>
+              </w:rPr>
+              <w:fldChar w:fldCharType="end"/>
+            </w:r>
+          </w:hyperlink>
+        </w:p>
+        <w:p>
+          <w:pPr>
+            <w:pStyle w:val="TOC1"/>
+            <w:tabs>
+              <w:tab w:val="right" w:leader="dot" w:pos="9350"/>
+            </w:tabs>
+            <w:rPr>
+              <w:rFonts w:eastAsiaTheme="minorEastAsia"/>
+              <w:b w:val="0"/>
+              <w:bCs w:val="0"/>
+              <w:i w:val="0"/>
+              <w:iCs w:val="0"/>
+              <w:noProof/>
+              <w:sz w:val="20"/>
+              <w:szCs w:val="20"/>
+            </w:rPr>
+          </w:pPr>
+          <w:hyperlink w:anchor="_Toc212745806" w:history="1">
+            <w:r>
+              <w:rPr>
+                <w:rStyle w:val="Hyperlink"/>
+                <w:noProof/>
+                <w:sz w:val="20"/>
+                <w:szCs w:val="20"/>
+              </w:rPr>
+              <w:t>Fast Attention</w:t>
+            </w:r>
+            <w:r>
+              <w:rPr>
+                <w:noProof/>
+                <w:webHidden/>
+                <w:sz w:val="20"/>
+                <w:szCs w:val="20"/>
+              </w:rPr>
+              <w:tab/>
+            </w:r>
+            <w:r>
+              <w:rPr>
+                <w:noProof/>
+                <w:webHidden/>
+                <w:sz w:val="20"/>
+                <w:szCs w:val="20"/>
+              </w:rPr>
+              <w:fldChar w:fldCharType="begin"/>
+            </w:r>
+            <w:r>
+              <w:rPr>
+                <w:noProof/>
+                <w:webHidden/>
+                <w:sz w:val="20"/>
+                <w:szCs w:val="20"/>
+              </w:rPr>
+              <w:instrText xml:space="preserve"> PAGEREF _Toc212745806 \h </w:instrText>
+            </w:r>
+            <w:r>
+              <w:rPr>
+                <w:noProof/>
+                <w:webHidden/>
+                <w:sz w:val="20"/>
+                <w:szCs w:val="20"/>
+              </w:rPr>
+            </w:r>
+            <w:r>
+              <w:rPr>
+                <w:noProof/>
+                <w:webHidden/>
+                <w:sz w:val="20"/>
+                <w:szCs w:val="20"/>
+              </w:rPr>
+              <w:fldChar w:fldCharType="separate"/>
+            </w:r>
+            <w:r>
+              <w:rPr>
+                <w:noProof/>
+                <w:webHidden/>
+                <w:sz w:val="20"/>
+                <w:szCs w:val="20"/>
+              </w:rPr>
+              <w:t>5</w:t>
+            </w:r>
+            <w:r>
+              <w:rPr>
+                <w:noProof/>
+                <w:webHidden/>
+                <w:sz w:val="20"/>
+                <w:szCs w:val="20"/>
+              </w:rPr>
+              <w:fldChar w:fldCharType="end"/>
+            </w:r>
+          </w:hyperlink>
+        </w:p>
+        <w:p>
+          <w:pPr>
+            <w:pStyle w:val="TOC1"/>
+            <w:tabs>
+              <w:tab w:val="right" w:leader="dot" w:pos="9350"/>
+            </w:tabs>
+            <w:rPr>
+              <w:rFonts w:eastAsiaTheme="minorEastAsia"/>
+              <w:b w:val="0"/>
+              <w:bCs w:val="0"/>
+              <w:i w:val="0"/>
+              <w:iCs w:val="0"/>
+              <w:noProof/>
+              <w:sz w:val="20"/>
+              <w:szCs w:val="20"/>
+            </w:rPr>
+          </w:pPr>
+          <w:hyperlink w:anchor="_Toc212745807" w:history="1">
+            <w:r>
+              <w:rPr>
+                <w:rStyle w:val="Hyperlink"/>
+                <w:noProof/>
+                <w:sz w:val="20"/>
+                <w:szCs w:val="20"/>
+              </w:rPr>
+              <w:t>References</w:t>
+            </w:r>
+            <w:r>
+              <w:rPr>
+                <w:noProof/>
+                <w:webHidden/>
+                <w:sz w:val="20"/>
+                <w:szCs w:val="20"/>
+              </w:rPr>
+              <w:tab/>
+            </w:r>
+            <w:r>
+              <w:rPr>
+                <w:noProof/>
+                <w:webHidden/>
+                <w:sz w:val="20"/>
+                <w:szCs w:val="20"/>
+              </w:rPr>
+              <w:fldChar w:fldCharType="begin"/>
+            </w:r>
+            <w:r>
+              <w:rPr>
+                <w:noProof/>
+                <w:webHidden/>
+                <w:sz w:val="20"/>
+                <w:szCs w:val="20"/>
+              </w:rPr>
+              <w:instrText xml:space="preserve"> PAGEREF _Toc212745807 \h </w:instrText>
+            </w:r>
+            <w:r>
+              <w:rPr>
+                <w:noProof/>
+                <w:webHidden/>
+                <w:sz w:val="20"/>
+                <w:szCs w:val="20"/>
+              </w:rPr>
+            </w:r>
+            <w:r>
+              <w:rPr>
+                <w:noProof/>
+                <w:webHidden/>
+                <w:sz w:val="20"/>
+                <w:szCs w:val="20"/>
+              </w:rPr>
+              <w:fldChar w:fldCharType="separate"/>
+            </w:r>
+            <w:r>
+              <w:rPr>
+                <w:noProof/>
+                <w:webHidden/>
+                <w:sz w:val="20"/>
+                <w:szCs w:val="20"/>
+              </w:rPr>
+              <w:t>6</w:t>
             </w:r>
             <w:r>
               <w:rPr>
@@ -528,84 +762,57 @@
         <w:p>
           <w:pPr>
             <w:pStyle w:val="TOC2"/>
-            <w:tabs>
-              <w:tab w:val="right" w:leader="dot" w:pos="9350"/>
-            </w:tabs>
             <w:rPr>
-              <w:noProof/>
-              <w:sz w:val="20"/>
-              <w:szCs w:val="20"/>
+              <w:rFonts w:eastAsiaTheme="minorEastAsia"/>
             </w:rPr>
           </w:pPr>
-          <w:hyperlink w:anchor="_Toc212732393" w:history="1">
+          <w:hyperlink w:anchor="_Toc212745808" w:history="1">
             <w:r>
               <w:rPr>
                 <w:rStyle w:val="Hyperlink"/>
-                <w:noProof/>
-                <w:sz w:val="20"/>
-                <w:szCs w:val="20"/>
+                <w:sz w:val="18"/>
+                <w:szCs w:val="18"/>
               </w:rPr>
               <w:t>On the Attention flavors</w:t>
             </w:r>
             <w:r>
               <w:rPr>
-                <w:noProof/>
-                <w:webHidden/>
-                <w:sz w:val="20"/>
-                <w:szCs w:val="20"/>
+                <w:webHidden/>
               </w:rPr>
               <w:tab/>
             </w:r>
             <w:r>
               <w:rPr>
-                <w:noProof/>
-                <w:webHidden/>
-                <w:sz w:val="20"/>
-                <w:szCs w:val="20"/>
+                <w:webHidden/>
               </w:rPr>
               <w:fldChar w:fldCharType="begin"/>
             </w:r>
             <w:r>
               <w:rPr>
-                <w:noProof/>
-                <w:webHidden/>
-                <w:sz w:val="20"/>
-                <w:szCs w:val="20"/>
-              </w:rPr>
-              <w:instrText xml:space="preserve"> PAGEREF _Toc212732393 \h </w:instrText>
-            </w:r>
-            <w:r>
-              <w:rPr>
-                <w:noProof/>
-                <w:webHidden/>
-                <w:sz w:val="20"/>
-                <w:szCs w:val="20"/>
-              </w:rPr>
-            </w:r>
-            <w:r>
-              <w:rPr>
-                <w:noProof/>
-                <w:webHidden/>
-                <w:sz w:val="20"/>
-                <w:szCs w:val="20"/>
+                <w:webHidden/>
+              </w:rPr>
+              <w:instrText xml:space="preserve"> PAGEREF _Toc212745808 \h </w:instrText>
+            </w:r>
+            <w:r>
+              <w:rPr>
+                <w:webHidden/>
+              </w:rPr>
+            </w:r>
+            <w:r>
+              <w:rPr>
+                <w:webHidden/>
               </w:rPr>
               <w:fldChar w:fldCharType="separate"/>
             </w:r>
             <w:r>
               <w:rPr>
-                <w:noProof/>
-                <w:webHidden/>
-                <w:sz w:val="20"/>
-                <w:szCs w:val="20"/>
-              </w:rPr>
-              <w:t>2</w:t>
-            </w:r>
-            <w:r>
-              <w:rPr>
-                <w:noProof/>
-                <w:webHidden/>
-                <w:sz w:val="20"/>
-                <w:szCs w:val="20"/>
+                <w:webHidden/>
+              </w:rPr>
+              <w:t>6</w:t>
+            </w:r>
+            <w:r>
+              <w:rPr>
+                <w:webHidden/>
               </w:rPr>
               <w:fldChar w:fldCharType="end"/>
             </w:r>
@@ -614,84 +821,57 @@
         <w:p>
           <w:pPr>
             <w:pStyle w:val="TOC2"/>
-            <w:tabs>
-              <w:tab w:val="right" w:leader="dot" w:pos="9350"/>
-            </w:tabs>
             <w:rPr>
-              <w:noProof/>
-              <w:sz w:val="20"/>
-              <w:szCs w:val="20"/>
+              <w:rFonts w:eastAsiaTheme="minorEastAsia"/>
             </w:rPr>
           </w:pPr>
-          <w:hyperlink w:anchor="_Toc212732394" w:history="1">
+          <w:hyperlink w:anchor="_Toc212745809" w:history="1">
             <w:r>
               <w:rPr>
                 <w:rStyle w:val="Hyperlink"/>
-                <w:noProof/>
-                <w:sz w:val="20"/>
-                <w:szCs w:val="20"/>
+                <w:sz w:val="18"/>
+                <w:szCs w:val="18"/>
               </w:rPr>
               <w:t>Historical Attention developments</w:t>
             </w:r>
             <w:r>
               <w:rPr>
-                <w:noProof/>
-                <w:webHidden/>
-                <w:sz w:val="20"/>
-                <w:szCs w:val="20"/>
+                <w:webHidden/>
               </w:rPr>
               <w:tab/>
             </w:r>
             <w:r>
               <w:rPr>
-                <w:noProof/>
-                <w:webHidden/>
-                <w:sz w:val="20"/>
-                <w:szCs w:val="20"/>
+                <w:webHidden/>
               </w:rPr>
               <w:fldChar w:fldCharType="begin"/>
             </w:r>
             <w:r>
               <w:rPr>
-                <w:noProof/>
-                <w:webHidden/>
-                <w:sz w:val="20"/>
-                <w:szCs w:val="20"/>
-              </w:rPr>
-              <w:instrText xml:space="preserve"> PAGEREF _Toc212732394 \h </w:instrText>
-            </w:r>
-            <w:r>
-              <w:rPr>
-                <w:noProof/>
-                <w:webHidden/>
-                <w:sz w:val="20"/>
-                <w:szCs w:val="20"/>
-              </w:rPr>
-            </w:r>
-            <w:r>
-              <w:rPr>
-                <w:noProof/>
-                <w:webHidden/>
-                <w:sz w:val="20"/>
-                <w:szCs w:val="20"/>
+                <w:webHidden/>
+              </w:rPr>
+              <w:instrText xml:space="preserve"> PAGEREF _Toc212745809 \h </w:instrText>
+            </w:r>
+            <w:r>
+              <w:rPr>
+                <w:webHidden/>
+              </w:rPr>
+            </w:r>
+            <w:r>
+              <w:rPr>
+                <w:webHidden/>
               </w:rPr>
               <w:fldChar w:fldCharType="separate"/>
             </w:r>
             <w:r>
               <w:rPr>
-                <w:noProof/>
-                <w:webHidden/>
-                <w:sz w:val="20"/>
-                <w:szCs w:val="20"/>
-              </w:rPr>
-              <w:t>2</w:t>
-            </w:r>
-            <w:r>
-              <w:rPr>
-                <w:noProof/>
-                <w:webHidden/>
-                <w:sz w:val="20"/>
-                <w:szCs w:val="20"/>
+                <w:webHidden/>
+              </w:rPr>
+              <w:t>6</w:t>
+            </w:r>
+            <w:r>
+              <w:rPr>
+                <w:webHidden/>
               </w:rPr>
               <w:fldChar w:fldCharType="end"/>
             </w:r>
@@ -700,84 +880,57 @@
         <w:p>
           <w:pPr>
             <w:pStyle w:val="TOC2"/>
-            <w:tabs>
-              <w:tab w:val="right" w:leader="dot" w:pos="9350"/>
-            </w:tabs>
             <w:rPr>
-              <w:noProof/>
-              <w:sz w:val="20"/>
-              <w:szCs w:val="20"/>
+              <w:rFonts w:eastAsiaTheme="minorEastAsia"/>
             </w:rPr>
           </w:pPr>
-          <w:hyperlink w:anchor="_Toc212732395" w:history="1">
+          <w:hyperlink w:anchor="_Toc212745810" w:history="1">
             <w:r>
               <w:rPr>
                 <w:rStyle w:val="Hyperlink"/>
-                <w:noProof/>
-                <w:sz w:val="20"/>
-                <w:szCs w:val="20"/>
+                <w:sz w:val="18"/>
+                <w:szCs w:val="18"/>
               </w:rPr>
               <w:t>Linear attention</w:t>
             </w:r>
             <w:r>
               <w:rPr>
-                <w:noProof/>
-                <w:webHidden/>
-                <w:sz w:val="20"/>
-                <w:szCs w:val="20"/>
+                <w:webHidden/>
               </w:rPr>
               <w:tab/>
             </w:r>
             <w:r>
               <w:rPr>
-                <w:noProof/>
-                <w:webHidden/>
-                <w:sz w:val="20"/>
-                <w:szCs w:val="20"/>
+                <w:webHidden/>
               </w:rPr>
               <w:fldChar w:fldCharType="begin"/>
             </w:r>
             <w:r>
               <w:rPr>
-                <w:noProof/>
-                <w:webHidden/>
-                <w:sz w:val="20"/>
-                <w:szCs w:val="20"/>
-              </w:rPr>
-              <w:instrText xml:space="preserve"> PAGEREF _Toc212732395 \h </w:instrText>
-            </w:r>
-            <w:r>
-              <w:rPr>
-                <w:noProof/>
-                <w:webHidden/>
-                <w:sz w:val="20"/>
-                <w:szCs w:val="20"/>
-              </w:rPr>
-            </w:r>
-            <w:r>
-              <w:rPr>
-                <w:noProof/>
-                <w:webHidden/>
-                <w:sz w:val="20"/>
-                <w:szCs w:val="20"/>
+                <w:webHidden/>
+              </w:rPr>
+              <w:instrText xml:space="preserve"> PAGEREF _Toc212745810 \h </w:instrText>
+            </w:r>
+            <w:r>
+              <w:rPr>
+                <w:webHidden/>
+              </w:rPr>
+            </w:r>
+            <w:r>
+              <w:rPr>
+                <w:webHidden/>
               </w:rPr>
               <w:fldChar w:fldCharType="separate"/>
             </w:r>
             <w:r>
               <w:rPr>
-                <w:noProof/>
-                <w:webHidden/>
-                <w:sz w:val="20"/>
-                <w:szCs w:val="20"/>
-              </w:rPr>
-              <w:t>2</w:t>
-            </w:r>
-            <w:r>
-              <w:rPr>
-                <w:noProof/>
-                <w:webHidden/>
-                <w:sz w:val="20"/>
-                <w:szCs w:val="20"/>
+                <w:webHidden/>
+              </w:rPr>
+              <w:t>7</w:t>
+            </w:r>
+            <w:r>
+              <w:rPr>
+                <w:webHidden/>
               </w:rPr>
               <w:fldChar w:fldCharType="end"/>
             </w:r>
@@ -786,84 +939,132 @@
         <w:p>
           <w:pPr>
             <w:pStyle w:val="TOC2"/>
-            <w:tabs>
-              <w:tab w:val="right" w:leader="dot" w:pos="9350"/>
-            </w:tabs>
             <w:rPr>
-              <w:noProof/>
-              <w:sz w:val="20"/>
-              <w:szCs w:val="20"/>
+              <w:rFonts w:eastAsiaTheme="minorEastAsia"/>
             </w:rPr>
           </w:pPr>
-          <w:hyperlink w:anchor="_Toc212732396" w:history="1">
+          <w:hyperlink w:anchor="_Toc212745811" w:history="1">
             <w:r>
               <w:rPr>
                 <w:rStyle w:val="Hyperlink"/>
-                <w:noProof/>
-                <w:sz w:val="20"/>
-                <w:szCs w:val="20"/>
+                <w:sz w:val="18"/>
+                <w:szCs w:val="18"/>
               </w:rPr>
               <w:t>Sparse Attention</w:t>
             </w:r>
             <w:r>
               <w:rPr>
-                <w:noProof/>
-                <w:webHidden/>
-                <w:sz w:val="20"/>
-                <w:szCs w:val="20"/>
+                <w:webHidden/>
               </w:rPr>
               <w:tab/>
             </w:r>
             <w:r>
               <w:rPr>
-                <w:noProof/>
-                <w:webHidden/>
-                <w:sz w:val="20"/>
-                <w:szCs w:val="20"/>
+                <w:webHidden/>
               </w:rPr>
               <w:fldChar w:fldCharType="begin"/>
             </w:r>
             <w:r>
               <w:rPr>
-                <w:noProof/>
-                <w:webHidden/>
-                <w:sz w:val="20"/>
-                <w:szCs w:val="20"/>
-              </w:rPr>
-              <w:instrText xml:space="preserve"> PAGEREF _Toc212732396 \h </w:instrText>
-            </w:r>
-            <w:r>
-              <w:rPr>
-                <w:noProof/>
-                <w:webHidden/>
-                <w:sz w:val="20"/>
-                <w:szCs w:val="20"/>
-              </w:rPr>
-            </w:r>
-            <w:r>
-              <w:rPr>
-                <w:noProof/>
-                <w:webHidden/>
-                <w:sz w:val="20"/>
-                <w:szCs w:val="20"/>
+                <w:webHidden/>
+              </w:rPr>
+              <w:instrText xml:space="preserve"> PAGEREF _Toc212745811 \h </w:instrText>
+            </w:r>
+            <w:r>
+              <w:rPr>
+                <w:webHidden/>
+              </w:rPr>
+            </w:r>
+            <w:r>
+              <w:rPr>
+                <w:webHidden/>
               </w:rPr>
               <w:fldChar w:fldCharType="separate"/>
             </w:r>
             <w:r>
               <w:rPr>
-                <w:noProof/>
-                <w:webHidden/>
-                <w:sz w:val="20"/>
-                <w:szCs w:val="20"/>
-              </w:rPr>
-              <w:t>3</w:t>
-            </w:r>
-            <w:r>
-              <w:rPr>
-                <w:noProof/>
-                <w:webHidden/>
-                <w:sz w:val="20"/>
-                <w:szCs w:val="20"/>
+                <w:webHidden/>
+              </w:rPr>
+              <w:t>7</w:t>
+            </w:r>
+            <w:r>
+              <w:rPr>
+                <w:webHidden/>
+              </w:rPr>
+              <w:fldChar w:fldCharType="end"/>
+            </w:r>
+          </w:hyperlink>
+        </w:p>
+        <w:p>
+          <w:pPr>
+            <w:pStyle w:val="TOC2"/>
+            <w:rPr>
+              <w:rFonts w:eastAsiaTheme="minorEastAsia"/>
+              <w:sz w:val="18"/>
+              <w:szCs w:val="18"/>
+            </w:rPr>
+          </w:pPr>
+          <w:hyperlink w:anchor="_Toc212745812" w:history="1">
+            <w:r>
+              <w:rPr>
+                <w:rStyle w:val="Hyperlink"/>
+                <w:sz w:val="18"/>
+                <w:szCs w:val="18"/>
+              </w:rPr>
+              <w:t>Flash Attention</w:t>
+            </w:r>
+            <w:r>
+              <w:rPr>
+                <w:webHidden/>
+                <w:sz w:val="18"/>
+                <w:szCs w:val="18"/>
+              </w:rPr>
+              <w:tab/>
+            </w:r>
+            <w:r>
+              <w:rPr>
+                <w:webHidden/>
+                <w:sz w:val="18"/>
+                <w:szCs w:val="18"/>
+              </w:rPr>
+              <w:fldChar w:fldCharType="begin"/>
+            </w:r>
+            <w:r>
+              <w:rPr>
+                <w:webHidden/>
+                <w:sz w:val="18"/>
+                <w:szCs w:val="18"/>
+              </w:rPr>
+              <w:instrText xml:space="preserve"> PAGEREF _Toc212745812 \h </w:instrText>
+            </w:r>
+            <w:r>
+              <w:rPr>
+                <w:webHidden/>
+                <w:sz w:val="18"/>
+                <w:szCs w:val="18"/>
+              </w:rPr>
+            </w:r>
+            <w:r>
+              <w:rPr>
+                <w:webHidden/>
+                <w:sz w:val="18"/>
+                <w:szCs w:val="18"/>
+              </w:rPr>
+              <w:fldChar w:fldCharType="separate"/>
+            </w:r>
+            <w:r>
+              <w:rPr>
+                <w:webHidden/>
+                <w:sz w:val="18"/>
+                <w:szCs w:val="18"/>
+              </w:rPr>
+              <w:t>7</w:t>
+            </w:r>
+            <w:r>
+              <w:rPr>
+                <w:webHidden/>
+                <w:sz w:val="18"/>
+                <w:szCs w:val="18"/>
               </w:rPr>
               <w:fldChar w:fldCharType="end"/>
             </w:r>
@@ -895,7 +1096,7 @@
       <w:pPr>
         <w:pStyle w:val="Heading1"/>
       </w:pPr>
-      <w:bookmarkStart w:id="0" w:name="_Toc212732388"/>
+      <w:bookmarkStart w:id="0" w:name="_Toc212745800"/>
       <w:r>
         <w:t xml:space="preserve">Summary of </w:t>
       </w:r>
@@ -1266,6 +1467,7 @@
     <w:p/>
     <w:p>
       <w:r>
+        <w:lastRenderedPageBreak/>
         <w:t xml:space="preserve">Sparse attention mechanisms reduce Transformer complexity from </w:t>
       </w:r>
       <m:oMath>
@@ -1326,7 +1528,6 @@
     <w:p/>
     <w:p>
       <w:r>
-        <w:lastRenderedPageBreak/>
         <w:t>Flash Attention v3 achieves 75% GPU utilization on H100 (vs 35% with v2) through warp-specialization and hardware-specific optimizations, reaching 740 TFLOPs/s in FP16 and close to 1.2 PFLOPs/s in FP8</w:t>
       </w:r>
     </w:p>
@@ -1369,7 +1570,7 @@
       <w:pPr>
         <w:pStyle w:val="Heading1"/>
       </w:pPr>
-      <w:bookmarkStart w:id="1" w:name="_Toc212732389"/>
+      <w:bookmarkStart w:id="1" w:name="_Toc212745801"/>
       <w:r>
         <w:t>Introduct</w:t>
       </w:r>
@@ -1413,9 +1614,12 @@
       <w:pPr>
         <w:pStyle w:val="Heading2"/>
       </w:pPr>
-      <w:bookmarkStart w:id="2" w:name="_Toc212732390"/>
-      <w:r>
-        <w:t>Self-Attention (intra-attention)</w:t>
+      <w:bookmarkStart w:id="2" w:name="_Toc212745802"/>
+      <w:r>
+        <w:t xml:space="preserve">Note on </w:t>
+      </w:r>
+      <w:r>
+        <w:t>Self-Attention</w:t>
       </w:r>
       <w:bookmarkEnd w:id="2"/>
     </w:p>
@@ -1434,7 +1638,23 @@
         <w:t xml:space="preserve">([2]) </w:t>
       </w:r>
       <w:r>
-        <w:t>is a mechanism where a single sequence attends to itself to compute a contextualized representation for each element. This allows the model to learn the relationships between the tokens within the same sequence, regardless of their position.</w:t>
+        <w:t xml:space="preserve">is a mechanism where a single sequence attends to itself to compute a contextualized representation for each element. </w:t>
+      </w:r>
+      <w:r>
+        <w:t xml:space="preserve">Thus is a kind of </w:t>
+      </w:r>
+      <w:r>
+        <w:rPr>
+          <w:i/>
+          <w:iCs/>
+        </w:rPr>
+        <w:t>intra-attention</w:t>
+      </w:r>
+      <w:r>
+        <w:t xml:space="preserve">. </w:t>
+      </w:r>
+      <w:r>
+        <w:t>This allows the model to learn the relationships between the tokens within the same sequence, regardless of their position.</w:t>
       </w:r>
     </w:p>
     <w:p/>
@@ -1549,7 +1769,10 @@
       <w:r>
         <w:t xml:space="preserve"> </w:t>
       </w:r>
-      <w:bookmarkStart w:id="3" w:name="_Toc212732391"/>
+      <w:bookmarkStart w:id="3" w:name="_Toc212745803"/>
+      <w:r>
+        <w:t xml:space="preserve">Note on </w:t>
+      </w:r>
       <w:r>
         <w:t>Cross-attention</w:t>
       </w:r>
@@ -1586,9 +1809,12 @@
       <w:pPr>
         <w:pStyle w:val="Heading1"/>
       </w:pPr>
-      <w:r>
+      <w:bookmarkStart w:id="4" w:name="_Toc212745804"/>
+      <w:r>
+        <w:lastRenderedPageBreak/>
         <w:t>The Vanilla Self Attention</w:t>
       </w:r>
+      <w:bookmarkEnd w:id="4"/>
     </w:p>
     <w:p>
       <w:pPr>
@@ -1921,96 +2147,11 @@
       <w:pPr>
         <w:pStyle w:val="Heading1"/>
       </w:pPr>
-      <w:r>
-        <w:t xml:space="preserve">Fast Attention </w:t>
-      </w:r>
-    </w:p>
-    <w:p/>
-    <w:p>
-      <w:r>
-        <w:t xml:space="preserve">FlashAttention is optimized for dense causal attention, where the attention mask is strictly triangular, enabling streaming </w:t>
-      </w:r>
-      <w:proofErr w:type="spellStart"/>
-      <w:r>
-        <w:t>softmax</w:t>
-      </w:r>
-      <w:proofErr w:type="spellEnd"/>
-      <w:r>
-        <w:t xml:space="preserve"> computation and on-chip SRAM reuse along the causal direction. </w:t>
-      </w:r>
-    </w:p>
-    <w:p/>
-    <w:p>
-      <w:r>
-        <w:t xml:space="preserve">However, when combined with QK </w:t>
-      </w:r>
-      <w:proofErr w:type="spellStart"/>
-      <w:r>
-        <w:t>sparsification</w:t>
-      </w:r>
-      <w:proofErr w:type="spellEnd"/>
-      <w:r>
-        <w:t xml:space="preserve"> or hash-based </w:t>
-      </w:r>
-      <w:proofErr w:type="spellStart"/>
-      <w:r>
-        <w:t>sparsification</w:t>
-      </w:r>
-      <w:proofErr w:type="spellEnd"/>
-      <w:r>
-        <w:t xml:space="preserve">, the attention pattern loses this triangular structure; dependencies become irregular and </w:t>
-      </w:r>
-      <w:proofErr w:type="spellStart"/>
-      <w:r>
-        <w:t>blockwise</w:t>
-      </w:r>
-      <w:proofErr w:type="spellEnd"/>
-      <w:r>
-        <w:t>, preventing FlashAttention from determining valid attention regions efficiently.</w:t>
-      </w:r>
-    </w:p>
-    <w:p/>
-    <w:p>
-      <w:r>
-        <w:t xml:space="preserve">To enable FlashAttention under sparse patterns, we provide auxiliary index vectors that explicitly mark the start and end of the valid attention window for each tile. </w:t>
-      </w:r>
-    </w:p>
-    <w:p/>
-    <w:p>
-      <w:r>
-        <w:t xml:space="preserve">These metadata vectors allow FlashAttention to recover causal ordering and apply streaming </w:t>
-      </w:r>
-      <w:proofErr w:type="spellStart"/>
-      <w:r>
-        <w:t>softmax</w:t>
-      </w:r>
-      <w:proofErr w:type="spellEnd"/>
-      <w:r>
-        <w:t xml:space="preserve"> correctly, even in non-triangular sparsity layouts.</w:t>
-      </w:r>
-    </w:p>
-    <w:p/>
-    <w:p>
-      <w:pPr>
-        <w:rPr>
-          <w:color w:val="EE0000"/>
-        </w:rPr>
-      </w:pPr>
-      <w:r>
-        <w:rPr>
-          <w:color w:val="EE0000"/>
-        </w:rPr>
-        <w:t>//TODO: Finish the section on Fast Attention</w:t>
-      </w:r>
-    </w:p>
-    <w:p/>
-    <w:p>
-      <w:pPr>
-        <w:pStyle w:val="Heading1"/>
-      </w:pPr>
+      <w:bookmarkStart w:id="5" w:name="_Toc212745805"/>
       <w:r>
         <w:t>Flash Attention</w:t>
       </w:r>
+      <w:bookmarkEnd w:id="5"/>
     </w:p>
     <w:p/>
     <w:p>
@@ -2201,30 +2342,194 @@
       </w:r>
     </w:p>
     <w:p/>
-    <w:p/>
     <w:p>
       <w:pPr>
         <w:pStyle w:val="Heading1"/>
       </w:pPr>
-      <w:bookmarkStart w:id="4" w:name="_Toc212732392"/>
+      <w:bookmarkStart w:id="6" w:name="_Toc212745806"/>
+      <w:r>
+        <w:t>Fast Attention</w:t>
+      </w:r>
+      <w:bookmarkEnd w:id="6"/>
+      <w:r>
+        <w:t xml:space="preserve"> </w:t>
+      </w:r>
+    </w:p>
+    <w:p/>
+    <w:p>
+      <w:r>
+        <w:t xml:space="preserve">FlashAttention is optimized for dense causal attention, where the attention mask is strictly triangular, enabling streaming </w:t>
+      </w:r>
+      <w:proofErr w:type="spellStart"/>
+      <w:r>
+        <w:t>softmax</w:t>
+      </w:r>
+      <w:proofErr w:type="spellEnd"/>
+      <w:r>
+        <w:t xml:space="preserve"> computation and on-chip SRAM reuse along the causal direction. </w:t>
+      </w:r>
+    </w:p>
+    <w:p/>
+    <w:p>
+      <w:r>
+        <w:t xml:space="preserve">However, when combined with QK </w:t>
+      </w:r>
+      <w:proofErr w:type="spellStart"/>
+      <w:r>
+        <w:t>sparsification</w:t>
+      </w:r>
+      <w:proofErr w:type="spellEnd"/>
+      <w:r>
+        <w:t xml:space="preserve"> or hash-based </w:t>
+      </w:r>
+      <w:proofErr w:type="spellStart"/>
+      <w:r>
+        <w:t>sparsification</w:t>
+      </w:r>
+      <w:proofErr w:type="spellEnd"/>
+      <w:r>
+        <w:t xml:space="preserve">, the attention pattern loses this triangular structure; dependencies become irregular and </w:t>
+      </w:r>
+      <w:proofErr w:type="spellStart"/>
+      <w:r>
+        <w:t>blockwise</w:t>
+      </w:r>
+      <w:proofErr w:type="spellEnd"/>
+      <w:r>
+        <w:t>, preventing FlashAttention from determining valid attention regions efficiently.</w:t>
+      </w:r>
+    </w:p>
+    <w:p/>
+    <w:p>
+      <w:r>
+        <w:t xml:space="preserve">To enable FlashAttention under sparse patterns, we provide auxiliary index vectors that explicitly mark the start and end of the valid attention window for each tile. </w:t>
+      </w:r>
+    </w:p>
+    <w:p/>
+    <w:p>
+      <w:r>
+        <w:t xml:space="preserve">These metadata vectors allow FlashAttention to recover causal ordering and apply streaming </w:t>
+      </w:r>
+      <w:proofErr w:type="spellStart"/>
+      <w:r>
+        <w:t>softmax</w:t>
+      </w:r>
+      <w:proofErr w:type="spellEnd"/>
+      <w:r>
+        <w:t xml:space="preserve"> correctly, even in non-triangular sparsity layouts.</w:t>
+      </w:r>
+    </w:p>
+    <w:p/>
+    <w:p/>
+    <w:p>
+      <w:r>
+        <w:rPr>
+          <w:noProof/>
+        </w:rPr>
+        <w:drawing>
+          <wp:anchor distT="0" distB="0" distL="114300" distR="114300" simplePos="0" relativeHeight="251662336" behindDoc="0" locked="0" layoutInCell="1" allowOverlap="1" wp14:anchorId="74379156" wp14:editId="4122D8D5">
+            <wp:simplePos x="0" y="0"/>
+            <wp:positionH relativeFrom="column">
+              <wp:posOffset>0</wp:posOffset>
+            </wp:positionH>
+            <wp:positionV relativeFrom="paragraph">
+              <wp:posOffset>0</wp:posOffset>
+            </wp:positionV>
+            <wp:extent cx="5943600" cy="3248025"/>
+            <wp:effectExtent l="0" t="0" r="0" b="3175"/>
+            <wp:wrapTopAndBottom/>
+            <wp:docPr id="787102231" name="Picture 4" descr="A diagram of different colored squares&#10;&#10;AI-generated content may be incorrect."/>
+            <wp:cNvGraphicFramePr>
+              <a:graphicFrameLocks xmlns:a="http://schemas.openxmlformats.org/drawingml/2006/main" noChangeAspect="1"/>
+            </wp:cNvGraphicFramePr>
+            <a:graphic xmlns:a="http://schemas.openxmlformats.org/drawingml/2006/main">
+              <a:graphicData uri="http://schemas.openxmlformats.org/drawingml/2006/picture">
+                <pic:pic xmlns:pic="http://schemas.openxmlformats.org/drawingml/2006/picture">
+                  <pic:nvPicPr>
+                    <pic:cNvPr id="787102231" name="Picture 4" descr="A diagram of different colored squares&#10;&#10;AI-generated content may be incorrect."/>
+                    <pic:cNvPicPr/>
+                  </pic:nvPicPr>
+                  <pic:blipFill>
+                    <a:blip r:embed="rId19" cstate="print">
+                      <a:extLst>
+                        <a:ext uri="{28A0092B-C50C-407E-A947-70E740481C1C}">
+                          <a14:useLocalDpi xmlns:a14="http://schemas.microsoft.com/office/drawing/2010/main" val="0"/>
+                        </a:ext>
+                      </a:extLst>
+                    </a:blip>
+                    <a:stretch>
+                      <a:fillRect/>
+                    </a:stretch>
+                  </pic:blipFill>
+                  <pic:spPr>
+                    <a:xfrm>
+                      <a:off x="0" y="0"/>
+                      <a:ext cx="5943600" cy="3248025"/>
+                    </a:xfrm>
+                    <a:prstGeom prst="rect">
+                      <a:avLst/>
+                    </a:prstGeom>
+                  </pic:spPr>
+                </pic:pic>
+              </a:graphicData>
+            </a:graphic>
+            <wp14:sizeRelH relativeFrom="page">
+              <wp14:pctWidth>0</wp14:pctWidth>
+            </wp14:sizeRelH>
+            <wp14:sizeRelV relativeFrom="page">
+              <wp14:pctHeight>0</wp14:pctHeight>
+            </wp14:sizeRelV>
+          </wp:anchor>
+        </w:drawing>
+      </w:r>
+    </w:p>
+    <w:p>
+      <w:r>
+        <w:t xml:space="preserve">              Figure: Fast Attention </w:t>
+      </w:r>
+    </w:p>
+    <w:p/>
+    <w:p/>
+    <w:p/>
+    <w:p/>
+    <w:p>
+      <w:pPr>
+        <w:rPr>
+          <w:color w:val="EE0000"/>
+        </w:rPr>
+      </w:pPr>
+      <w:r>
+        <w:rPr>
+          <w:color w:val="EE0000"/>
+        </w:rPr>
+        <w:t>//TODO: Finish the section on Fast Attention</w:t>
+      </w:r>
+    </w:p>
+    <w:p/>
+    <w:p/>
+    <w:p>
+      <w:pPr>
+        <w:pStyle w:val="Heading1"/>
+      </w:pPr>
+      <w:bookmarkStart w:id="7" w:name="_Toc212745807"/>
       <w:r>
         <w:t>References</w:t>
       </w:r>
-      <w:bookmarkEnd w:id="4"/>
+      <w:bookmarkEnd w:id="7"/>
     </w:p>
     <w:p/>
     <w:p>
       <w:pPr>
         <w:pStyle w:val="Heading2"/>
       </w:pPr>
-      <w:bookmarkStart w:id="5" w:name="_Toc212732393"/>
+      <w:bookmarkStart w:id="8" w:name="_Toc212745808"/>
       <w:r>
         <w:t xml:space="preserve">On the </w:t>
       </w:r>
       <w:r>
         <w:t>Attention flavors</w:t>
       </w:r>
-      <w:bookmarkEnd w:id="5"/>
+      <w:bookmarkEnd w:id="8"/>
     </w:p>
     <w:p>
       <w:r>
@@ -2263,7 +2568,7 @@
         </w:rPr>
         <w:t xml:space="preserve"> </w:t>
       </w:r>
-      <w:hyperlink r:id="rId19" w:history="1">
+      <w:hyperlink r:id="rId20" w:history="1">
         <w:r>
           <w:rPr>
             <w:rStyle w:val="Hyperlink"/>
@@ -2283,11 +2588,11 @@
           <w:szCs w:val="24"/>
         </w:rPr>
       </w:pPr>
-      <w:bookmarkStart w:id="6" w:name="_Toc212732394"/>
+      <w:bookmarkStart w:id="9" w:name="_Toc212745809"/>
       <w:r>
         <w:t>Historical Attention developments</w:t>
       </w:r>
-      <w:bookmarkEnd w:id="6"/>
+      <w:bookmarkEnd w:id="9"/>
     </w:p>
     <w:p>
       <w:pPr>
@@ -2303,7 +2608,7 @@
         </w:rPr>
         <w:t xml:space="preserve">[2] </w:t>
       </w:r>
-      <w:hyperlink r:id="rId20" w:history="1">
+      <w:hyperlink r:id="rId21" w:history="1">
         <w:r>
           <w:rPr>
             <w:rStyle w:val="Hyperlink"/>
@@ -2348,7 +2653,7 @@
         </w:rPr>
         <w:t xml:space="preserve">[3] </w:t>
       </w:r>
-      <w:hyperlink r:id="rId21" w:history="1">
+      <w:hyperlink r:id="rId22" w:history="1">
         <w:r>
           <w:rPr>
             <w:rStyle w:val="Hyperlink"/>
@@ -2391,7 +2696,7 @@
         </w:rPr>
         <w:t xml:space="preserve">[4] </w:t>
       </w:r>
-      <w:hyperlink r:id="rId22" w:history="1">
+      <w:hyperlink r:id="rId23" w:history="1">
         <w:r>
           <w:rPr>
             <w:rStyle w:val="Hyperlink"/>
@@ -2416,7 +2721,7 @@
         </w:rPr>
         <w:t xml:space="preserve">[5] </w:t>
       </w:r>
-      <w:hyperlink r:id="rId23" w:history="1">
+      <w:hyperlink r:id="rId24" w:history="1">
         <w:r>
           <w:rPr>
             <w:rStyle w:val="Hyperlink"/>
@@ -2457,7 +2762,7 @@
         </w:rPr>
         <w:t xml:space="preserve">[6] </w:t>
       </w:r>
-      <w:hyperlink r:id="rId24" w:history="1">
+      <w:hyperlink r:id="rId25" w:history="1">
         <w:r>
           <w:rPr>
             <w:rStyle w:val="Hyperlink"/>
@@ -2482,7 +2787,7 @@
         </w:rPr>
         <w:t xml:space="preserve">[7] </w:t>
       </w:r>
-      <w:hyperlink r:id="rId25" w:history="1">
+      <w:hyperlink r:id="rId26" w:history="1">
         <w:r>
           <w:rPr>
             <w:rStyle w:val="Hyperlink"/>
@@ -2509,7 +2814,7 @@
         </w:rPr>
         <w:t xml:space="preserve">[8] </w:t>
       </w:r>
-      <w:hyperlink r:id="rId26" w:history="1">
+      <w:hyperlink r:id="rId27" w:history="1">
         <w:r>
           <w:rPr>
             <w:rStyle w:val="Hyperlink"/>
@@ -2538,7 +2843,7 @@
         </w:rPr>
         <w:t xml:space="preserve">[9] </w:t>
       </w:r>
-      <w:hyperlink r:id="rId27" w:history="1">
+      <w:hyperlink r:id="rId28" w:history="1">
         <w:r>
           <w:rPr>
             <w:rStyle w:val="Hyperlink"/>
@@ -2561,10 +2866,9 @@
           <w:sz w:val="18"/>
           <w:szCs w:val="18"/>
         </w:rPr>
-        <w:lastRenderedPageBreak/>
         <w:t xml:space="preserve">[10] </w:t>
       </w:r>
-      <w:hyperlink r:id="rId28" w:history="1">
+      <w:hyperlink r:id="rId29" w:history="1">
         <w:r>
           <w:rPr>
             <w:rStyle w:val="Hyperlink"/>
@@ -2584,11 +2888,12 @@
       <w:pPr>
         <w:pStyle w:val="Heading2"/>
       </w:pPr>
-      <w:bookmarkStart w:id="7" w:name="_Toc212732395"/>
-      <w:r>
+      <w:bookmarkStart w:id="10" w:name="_Toc212745810"/>
+      <w:r>
+        <w:lastRenderedPageBreak/>
         <w:t>Linear attention</w:t>
       </w:r>
-      <w:bookmarkEnd w:id="7"/>
+      <w:bookmarkEnd w:id="10"/>
     </w:p>
     <w:p>
       <w:r>
@@ -2600,7 +2905,7 @@
       <w:r>
         <w:t xml:space="preserve">] Linear attention transformer GitHub repo: </w:t>
       </w:r>
-      <w:hyperlink r:id="rId29" w:history="1">
+      <w:hyperlink r:id="rId30" w:history="1">
         <w:r>
           <w:rPr>
             <w:rStyle w:val="Hyperlink"/>
@@ -2619,7 +2924,7 @@
       <w:r>
         <w:t xml:space="preserve">] </w:t>
       </w:r>
-      <w:hyperlink r:id="rId30" w:history="1">
+      <w:hyperlink r:id="rId31" w:history="1">
         <w:r>
           <w:rPr>
             <w:rStyle w:val="Hyperlink"/>
@@ -2656,7 +2961,7 @@
       <w:r>
         <w:t xml:space="preserve">] </w:t>
       </w:r>
-      <w:hyperlink r:id="rId31" w:history="1">
+      <w:hyperlink r:id="rId32" w:history="1">
         <w:r>
           <w:rPr>
             <w:rStyle w:val="Hyperlink"/>
@@ -2681,7 +2986,7 @@
       <w:r>
         <w:t xml:space="preserve">] </w:t>
       </w:r>
-      <w:hyperlink r:id="rId32" w:history="1">
+      <w:hyperlink r:id="rId33" w:history="1">
         <w:r>
           <w:rPr>
             <w:rStyle w:val="Hyperlink"/>
@@ -2706,7 +3011,7 @@
       <w:r>
         <w:t xml:space="preserve">] </w:t>
       </w:r>
-      <w:hyperlink r:id="rId33" w:history="1">
+      <w:hyperlink r:id="rId34" w:history="1">
         <w:r>
           <w:rPr>
             <w:rStyle w:val="Hyperlink"/>
@@ -2725,7 +3030,7 @@
       <w:r>
         <w:t xml:space="preserve">[16] </w:t>
       </w:r>
-      <w:hyperlink r:id="rId34" w:history="1">
+      <w:hyperlink r:id="rId35" w:history="1">
         <w:r>
           <w:rPr>
             <w:rStyle w:val="Hyperlink"/>
@@ -2744,7 +3049,7 @@
       <w:r>
         <w:t xml:space="preserve">[17] </w:t>
       </w:r>
-      <w:hyperlink r:id="rId35" w:history="1">
+      <w:hyperlink r:id="rId36" w:history="1">
         <w:r>
           <w:rPr>
             <w:rStyle w:val="Hyperlink"/>
@@ -2769,7 +3074,7 @@
       <w:r>
         <w:t xml:space="preserve">] Mamba GitHub repo: </w:t>
       </w:r>
-      <w:hyperlink r:id="rId36" w:history="1">
+      <w:hyperlink r:id="rId37" w:history="1">
         <w:r>
           <w:rPr>
             <w:rStyle w:val="Hyperlink"/>
@@ -2788,7 +3093,7 @@
       <w:r>
         <w:t xml:space="preserve">] </w:t>
       </w:r>
-      <w:hyperlink r:id="rId37" w:history="1">
+      <w:hyperlink r:id="rId38" w:history="1">
         <w:r>
           <w:rPr>
             <w:rStyle w:val="Hyperlink"/>
@@ -2807,7 +3112,7 @@
       <w:r>
         <w:t xml:space="preserve">] </w:t>
       </w:r>
-      <w:hyperlink r:id="rId38" w:history="1">
+      <w:hyperlink r:id="rId39" w:history="1">
         <w:r>
           <w:rPr>
             <w:rStyle w:val="Hyperlink"/>
@@ -2832,7 +3137,7 @@
       <w:r>
         <w:t xml:space="preserve">] </w:t>
       </w:r>
-      <w:hyperlink r:id="rId39" w:history="1">
+      <w:hyperlink r:id="rId40" w:history="1">
         <w:r>
           <w:rPr>
             <w:rStyle w:val="Hyperlink"/>
@@ -2857,7 +3162,7 @@
       <w:r>
         <w:t xml:space="preserve">] </w:t>
       </w:r>
-      <w:hyperlink r:id="rId40" w:history="1">
+      <w:hyperlink r:id="rId41" w:history="1">
         <w:r>
           <w:rPr>
             <w:rStyle w:val="Hyperlink"/>
@@ -2882,7 +3187,7 @@
       <w:r>
         <w:t xml:space="preserve">] </w:t>
       </w:r>
-      <w:hyperlink r:id="rId41" w:history="1">
+      <w:hyperlink r:id="rId42" w:history="1">
         <w:r>
           <w:rPr>
             <w:rStyle w:val="Hyperlink"/>
@@ -2913,7 +3218,7 @@
       <w:r>
         <w:t xml:space="preserve">] </w:t>
       </w:r>
-      <w:hyperlink r:id="rId42" w:history="1">
+      <w:hyperlink r:id="rId43" w:history="1">
         <w:r>
           <w:rPr>
             <w:rStyle w:val="Hyperlink"/>
@@ -2934,17 +3239,17 @@
       <w:pPr>
         <w:pStyle w:val="Heading2"/>
       </w:pPr>
-      <w:bookmarkStart w:id="8" w:name="_Toc212732396"/>
+      <w:bookmarkStart w:id="11" w:name="_Toc212745811"/>
       <w:r>
         <w:t>Sparse Attention</w:t>
       </w:r>
-      <w:bookmarkEnd w:id="8"/>
+      <w:bookmarkEnd w:id="11"/>
     </w:p>
     <w:p>
       <w:r>
         <w:t xml:space="preserve">[] </w:t>
       </w:r>
-      <w:hyperlink r:id="rId43" w:history="1">
+      <w:hyperlink r:id="rId44" w:history="1">
         <w:r>
           <w:rPr>
             <w:rStyle w:val="Hyperlink"/>
@@ -2963,7 +3268,7 @@
       <w:r>
         <w:t xml:space="preserve">[] BigBird GitHub repo: </w:t>
       </w:r>
-      <w:hyperlink r:id="rId44" w:history="1">
+      <w:hyperlink r:id="rId45" w:history="1">
         <w:r>
           <w:rPr>
             <w:rStyle w:val="Hyperlink"/>
@@ -2976,7 +3281,7 @@
       <w:r>
         <w:t xml:space="preserve">[] </w:t>
       </w:r>
-      <w:hyperlink r:id="rId45" w:history="1">
+      <w:hyperlink r:id="rId46" w:history="1">
         <w:r>
           <w:rPr>
             <w:rStyle w:val="Hyperlink"/>
@@ -3007,7 +3312,7 @@
       <w:r>
         <w:t xml:space="preserve">[] </w:t>
       </w:r>
-      <w:hyperlink r:id="rId46" w:history="1">
+      <w:hyperlink r:id="rId47" w:history="1">
         <w:r>
           <w:rPr>
             <w:rStyle w:val="Hyperlink"/>
@@ -3026,7 +3331,7 @@
       <w:r>
         <w:t xml:space="preserve">[] </w:t>
       </w:r>
-      <w:hyperlink r:id="rId47" w:history="1">
+      <w:hyperlink r:id="rId48" w:history="1">
         <w:r>
           <w:rPr>
             <w:rStyle w:val="Hyperlink"/>
@@ -3051,15 +3356,17 @@
       <w:pPr>
         <w:pStyle w:val="Heading2"/>
       </w:pPr>
+      <w:bookmarkStart w:id="12" w:name="_Toc212745812"/>
       <w:r>
         <w:t>Flash Attention</w:t>
       </w:r>
+      <w:bookmarkEnd w:id="12"/>
     </w:p>
     <w:p>
       <w:r>
         <w:t xml:space="preserve">[]  </w:t>
       </w:r>
-      <w:hyperlink r:id="rId48" w:history="1">
+      <w:hyperlink r:id="rId49" w:history="1">
         <w:r>
           <w:rPr>
             <w:rStyle w:val="Hyperlink"/>
@@ -3076,7 +3383,42 @@
     </w:p>
     <w:p/>
     <w:p/>
-    <w:p/>
+    <w:p>
+      <w:r>
+        <w:t>Fast Attention</w:t>
+      </w:r>
+    </w:p>
+    <w:p>
+      <w:r>
+        <w:t xml:space="preserve">[] </w:t>
+      </w:r>
+      <w:hyperlink r:id="rId50" w:history="1">
+        <w:r>
+          <w:rPr>
+            <w:rStyle w:val="Hyperlink"/>
+          </w:rPr>
+          <w:t>Faster Causal Attention Over Large Sequences Through Sparse Flash Attention</w:t>
+        </w:r>
+        <w:r>
+          <w:rPr>
+            <w:rStyle w:val="Hyperlink"/>
+          </w:rPr>
+          <w:t xml:space="preserve">, </w:t>
+        </w:r>
+        <w:r>
+          <w:rPr>
+            <w:rStyle w:val="Hyperlink"/>
+          </w:rPr>
+          <w:t>Matteo Pagliardini</w:t>
+        </w:r>
+        <w:r>
+          <w:rPr>
+            <w:rStyle w:val="Hyperlink"/>
+          </w:rPr>
+          <w:t xml:space="preserve"> et al, ETL, 2023</w:t>
+        </w:r>
+      </w:hyperlink>
+    </w:p>
     <w:sectPr>
       <w:pgSz w:w="12240" w:h="15840"/>
       <w:pgMar w:top="1440" w:right="1440" w:bottom="1440" w:left="1440" w:header="720" w:footer="720" w:gutter="0"/>
@@ -4075,16 +4417,20 @@
     <w:autoRedefine/>
     <w:uiPriority w:val="39"/>
     <w:unhideWhenUsed/>
-    <w:rsid w:val="00767CE3"/>
+    <w:rsid w:val="00D21A96"/>
     <w:pPr>
+      <w:tabs>
+        <w:tab w:val="right" w:leader="dot" w:pos="9350"/>
+      </w:tabs>
       <w:spacing w:before="120"/>
       <w:ind w:left="190"/>
     </w:pPr>
     <w:rPr>
       <w:b/>
       <w:bCs/>
-      <w:sz w:val="22"/>
-      <w:szCs w:val="22"/>
+      <w:noProof/>
+      <w:sz w:val="20"/>
+      <w:szCs w:val="20"/>
     </w:rPr>
   </w:style>
   <w:style w:type="paragraph" w:styleId="TOC3">
@@ -4519,7 +4865,7 @@
 </file>
 
 <file path=customXml/itemProps1.xml><?xml version="1.0" encoding="utf-8"?>
-<ds:datastoreItem xmlns:ds="http://schemas.openxmlformats.org/officeDocument/2006/customXml" ds:itemID="{AB2E180A-FD44-F74D-854D-96B799071CF8}">
+<ds:datastoreItem xmlns:ds="http://schemas.openxmlformats.org/officeDocument/2006/customXml" ds:itemID="{707F3639-7BF5-344F-BF66-304B2AAFBF5A}">
   <ds:schemaRefs>
     <ds:schemaRef ds:uri="http://schemas.openxmlformats.org/officeDocument/2006/bibliography"/>
   </ds:schemaRefs>

--- a/docs/Notes_on_the_Attention_Mechanism_and_its_Variety_of_Flavors.docx
+++ b/docs/Notes_on_the_Attention_Mechanism_and_its_Variety_of_Flavors.docx
@@ -1501,22 +1501,14 @@
         </w:r>
       </w:hyperlink>
       <w:r>
-        <w:t xml:space="preserve">'s theoretically-proven universal approximation using </w:t>
+        <w:t xml:space="preserve">'s theoretically-proven universal approximation using random+local+global patterns, and 2025's learned approaches (NSA, </w:t>
       </w:r>
       <w:proofErr w:type="spellStart"/>
       <w:r>
-        <w:t>random+local+global</w:t>
+        <w:t>SparseK</w:t>
       </w:r>
       <w:proofErr w:type="spellEnd"/>
       <w:r>
-        <w:t xml:space="preserve"> patterns, and 2025's learned approaches (NSA, </w:t>
-      </w:r>
-      <w:proofErr w:type="spellStart"/>
-      <w:r>
-        <w:t>SparseK</w:t>
-      </w:r>
-      <w:proofErr w:type="spellEnd"/>
-      <w:r>
         <w:t>) achieving 3-4x speedups on 64K+ sequences while maintaining model quality.</w:t>
       </w:r>
     </w:p>
@@ -1539,15 +1531,7 @@
     <w:p/>
     <w:p>
       <w:r>
-        <w:t>Modern LLMs (2023-2025) converge on Grouped-Query Attention with 8 groups (GQA-8), Rotary Position Embeddings (</w:t>
-      </w:r>
-      <w:proofErr w:type="spellStart"/>
-      <w:r>
-        <w:t>RoPE</w:t>
-      </w:r>
-      <w:proofErr w:type="spellEnd"/>
-      <w:r>
-        <w:t>), and Flash Attention as the dominant architectural stack, achieving 87.5% KV cache reduction and 4-8x faster inference while maintaining near-optimal quality compared to standard multi-head attention</w:t>
+        <w:t>Modern LLMs (2023-2025) converge on Grouped-Query Attention with 8 groups (GQA-8), Rotary Position Embeddings (RoPE), and Flash Attention as the dominant architectural stack, achieving 87.5% KV cache reduction and 4-8x faster inference while maintaining near-optimal quality compared to standard multi-head attention</w:t>
       </w:r>
       <w:r>
         <w:br/>
@@ -2372,31 +2356,7 @@
     <w:p/>
     <w:p>
       <w:r>
-        <w:t xml:space="preserve">However, when combined with QK </w:t>
-      </w:r>
-      <w:proofErr w:type="spellStart"/>
-      <w:r>
-        <w:t>sparsification</w:t>
-      </w:r>
-      <w:proofErr w:type="spellEnd"/>
-      <w:r>
-        <w:t xml:space="preserve"> or hash-based </w:t>
-      </w:r>
-      <w:proofErr w:type="spellStart"/>
-      <w:r>
-        <w:t>sparsification</w:t>
-      </w:r>
-      <w:proofErr w:type="spellEnd"/>
-      <w:r>
-        <w:t xml:space="preserve">, the attention pattern loses this triangular structure; dependencies become irregular and </w:t>
-      </w:r>
-      <w:proofErr w:type="spellStart"/>
-      <w:r>
-        <w:t>blockwise</w:t>
-      </w:r>
-      <w:proofErr w:type="spellEnd"/>
-      <w:r>
-        <w:t>, preventing FlashAttention from determining valid attention regions efficiently.</w:t>
+        <w:t>However, when combined with QK sparsification or hash-based sparsification, the attention pattern loses this triangular structure; dependencies become irregular and blockwise, preventing FlashAttention from determining valid attention regions efficiently.</w:t>
       </w:r>
     </w:p>
     <w:p/>
@@ -4865,7 +4825,7 @@
 </file>
 
 <file path=customXml/itemProps1.xml><?xml version="1.0" encoding="utf-8"?>
-<ds:datastoreItem xmlns:ds="http://schemas.openxmlformats.org/officeDocument/2006/customXml" ds:itemID="{707F3639-7BF5-344F-BF66-304B2AAFBF5A}">
+<ds:datastoreItem xmlns:ds="http://schemas.openxmlformats.org/officeDocument/2006/customXml" ds:itemID="{D0401AA3-AD00-9342-B00E-A553971D6B20}">
   <ds:schemaRefs>
     <ds:schemaRef ds:uri="http://schemas.openxmlformats.org/officeDocument/2006/bibliography"/>
   </ds:schemaRefs>

--- a/docs/Notes_on_the_Attention_Mechanism_and_its_Variety_of_Flavors.docx
+++ b/docs/Notes_on_the_Attention_Mechanism_and_its_Variety_of_Flavors.docx
@@ -2163,15 +2163,7 @@
     <w:p/>
     <w:p>
       <w:r>
-        <w:t xml:space="preserve">To avoid storing all intermediate values, it keeps only two small vectors per tile: a running maximum for numerical stability and a normalization factor for the </w:t>
-      </w:r>
-      <w:proofErr w:type="spellStart"/>
-      <w:r>
-        <w:t>softmax</w:t>
-      </w:r>
-      <w:proofErr w:type="spellEnd"/>
-      <w:r>
-        <w:t xml:space="preserve">. </w:t>
+        <w:t xml:space="preserve">To avoid storing all intermediate values, it keeps only two small vectors per tile: a running maximum for numerical stability and a normalization factor for the softmax. </w:t>
       </w:r>
     </w:p>
     <w:p/>
@@ -2342,15 +2334,7 @@
     <w:p/>
     <w:p>
       <w:r>
-        <w:t xml:space="preserve">FlashAttention is optimized for dense causal attention, where the attention mask is strictly triangular, enabling streaming </w:t>
-      </w:r>
-      <w:proofErr w:type="spellStart"/>
-      <w:r>
-        <w:t>softmax</w:t>
-      </w:r>
-      <w:proofErr w:type="spellEnd"/>
-      <w:r>
-        <w:t xml:space="preserve"> computation and on-chip SRAM reuse along the causal direction. </w:t>
+        <w:t xml:space="preserve">FlashAttention is optimized for dense causal attention, where the attention mask is strictly triangular, enabling streaming softmax computation and on-chip SRAM reuse along the causal direction. </w:t>
       </w:r>
     </w:p>
     <w:p/>
@@ -2368,15 +2352,7 @@
     <w:p/>
     <w:p>
       <w:r>
-        <w:t xml:space="preserve">These metadata vectors allow FlashAttention to recover causal ordering and apply streaming </w:t>
-      </w:r>
-      <w:proofErr w:type="spellStart"/>
-      <w:r>
-        <w:t>softmax</w:t>
-      </w:r>
-      <w:proofErr w:type="spellEnd"/>
-      <w:r>
-        <w:t xml:space="preserve"> correctly, even in non-triangular sparsity layouts.</w:t>
+        <w:t>These metadata vectors allow FlashAttention to recover causal ordering and apply streaming softmax correctly, even in non-triangular sparsity layouts.</w:t>
       </w:r>
     </w:p>
     <w:p/>
@@ -4825,7 +4801,7 @@
 </file>
 
 <file path=customXml/itemProps1.xml><?xml version="1.0" encoding="utf-8"?>
-<ds:datastoreItem xmlns:ds="http://schemas.openxmlformats.org/officeDocument/2006/customXml" ds:itemID="{D0401AA3-AD00-9342-B00E-A553971D6B20}">
+<ds:datastoreItem xmlns:ds="http://schemas.openxmlformats.org/officeDocument/2006/customXml" ds:itemID="{0A3DA8BE-8268-5B4F-9A7D-2746059E7124}">
   <ds:schemaRefs>
     <ds:schemaRef ds:uri="http://schemas.openxmlformats.org/officeDocument/2006/bibliography"/>
   </ds:schemaRefs>

--- a/docs/Notes_on_the_Attention_Mechanism_and_its_Variety_of_Flavors.docx
+++ b/docs/Notes_on_the_Attention_Mechanism_and_its_Variety_of_Flavors.docx
@@ -1912,6 +1912,12 @@
         </w:rPr>
         <w:t>.</w:t>
       </w:r>
+      <w:r>
+        <w:rPr>
+          <w:rFonts w:eastAsiaTheme="minorEastAsia"/>
+        </w:rPr>
+        <w:t xml:space="preserve"> The input vectors to the attention layer </w:t>
+      </w:r>
     </w:p>
     <w:p>
       <w:pPr>
@@ -2444,6 +2450,154 @@
     <w:p/>
     <w:p/>
     <w:p>
+      <w:r>
+        <w:rPr>
+          <w:rStyle w:val="Heading1Char"/>
+        </w:rPr>
+        <w:t>Multi-Bounce Attention: Mixing Until It Thinks</w:t>
+      </w:r>
+      <w:r>
+        <w:t xml:space="preserve"> </w:t>
+      </w:r>
+      <w:r>
+        <w:rPr>
+          <w:rFonts w:ascii="Apple Color Emoji" w:hAnsi="Apple Color Emoji" w:cs="Apple Color Emoji"/>
+        </w:rPr>
+        <w:t>💡</w:t>
+      </w:r>
+      <w:r>
+        <w:t xml:space="preserve"> </w:t>
+      </w:r>
+    </w:p>
+    <w:p/>
+    <w:p>
+      <w:r>
+        <w:t xml:space="preserve">Attention matrices can be interpreted as discrete-time Markov chains, where the classical attention mechanism is a single iteration through this chain. </w:t>
+      </w:r>
+    </w:p>
+    <w:p/>
+    <w:p>
+      <w:r>
+        <w:t>In this view, each token represents a state, and the attention weights define transition probabilities between states.</w:t>
+      </w:r>
+    </w:p>
+    <w:p/>
+    <w:p>
+      <w:r>
+        <w:t xml:space="preserve">For an irreducible and aperiodic attention matrix, repeated transitions allow the system to reach a steady-state distribution through a series of intermediate, or meta-states, allowing information to mix progressively until convergence. </w:t>
+      </w:r>
+    </w:p>
+    <w:p/>
+    <w:p>
+      <w:r>
+        <w:t>This process is referred to as multi-bounce attention, as it allows information to “bounce” multiple times across the network before stabilizing.</w:t>
+      </w:r>
+    </w:p>
+    <w:p/>
+    <w:p>
+      <w:r>
+        <w:t xml:space="preserve">In contrast, when the attention matrix is reducible, certain states may be isolated or disconnected. </w:t>
+      </w:r>
+    </w:p>
+    <w:p/>
+    <w:p>
+      <w:r>
+        <w:t>In such cases, a PageRank-style modification can be applied to ensure connectivity and stability, effectively transforming the matrix into a stochastic form that supports meaningful information propagation across all states.</w:t>
+      </w:r>
+    </w:p>
+    <w:p>
+      <w:r>
+        <w:rPr>
+          <w:noProof/>
+        </w:rPr>
+        <w:lastRenderedPageBreak/>
+        <w:drawing>
+          <wp:anchor distT="0" distB="0" distL="114300" distR="114300" simplePos="0" relativeHeight="251664384" behindDoc="0" locked="0" layoutInCell="1" allowOverlap="1" wp14:anchorId="7E67BEB2" wp14:editId="21C1AA1F">
+            <wp:simplePos x="0" y="0"/>
+            <wp:positionH relativeFrom="column">
+              <wp:posOffset>1638300</wp:posOffset>
+            </wp:positionH>
+            <wp:positionV relativeFrom="paragraph">
+              <wp:posOffset>0</wp:posOffset>
+            </wp:positionV>
+            <wp:extent cx="2413000" cy="2954020"/>
+            <wp:effectExtent l="0" t="0" r="0" b="5080"/>
+            <wp:wrapTopAndBottom/>
+            <wp:docPr id="1272460233" name="Picture 5" descr="A diagram of a mathematical equation&#10;&#10;AI-generated content may be incorrect."/>
+            <wp:cNvGraphicFramePr>
+              <a:graphicFrameLocks xmlns:a="http://schemas.openxmlformats.org/drawingml/2006/main" noChangeAspect="1"/>
+            </wp:cNvGraphicFramePr>
+            <a:graphic xmlns:a="http://schemas.openxmlformats.org/drawingml/2006/main">
+              <a:graphicData uri="http://schemas.openxmlformats.org/drawingml/2006/picture">
+                <pic:pic xmlns:pic="http://schemas.openxmlformats.org/drawingml/2006/picture">
+                  <pic:nvPicPr>
+                    <pic:cNvPr id="1272460233" name="Picture 5" descr="A diagram of a mathematical equation&#10;&#10;AI-generated content may be incorrect."/>
+                    <pic:cNvPicPr/>
+                  </pic:nvPicPr>
+                  <pic:blipFill>
+                    <a:blip r:embed="rId20" cstate="print">
+                      <a:extLst>
+                        <a:ext uri="{28A0092B-C50C-407E-A947-70E740481C1C}">
+                          <a14:useLocalDpi xmlns:a14="http://schemas.microsoft.com/office/drawing/2010/main" val="0"/>
+                        </a:ext>
+                      </a:extLst>
+                    </a:blip>
+                    <a:stretch>
+                      <a:fillRect/>
+                    </a:stretch>
+                  </pic:blipFill>
+                  <pic:spPr>
+                    <a:xfrm>
+                      <a:off x="0" y="0"/>
+                      <a:ext cx="2413000" cy="2954020"/>
+                    </a:xfrm>
+                    <a:prstGeom prst="rect">
+                      <a:avLst/>
+                    </a:prstGeom>
+                  </pic:spPr>
+                </pic:pic>
+              </a:graphicData>
+            </a:graphic>
+            <wp14:sizeRelH relativeFrom="page">
+              <wp14:pctWidth>0</wp14:pctWidth>
+            </wp14:sizeRelH>
+            <wp14:sizeRelV relativeFrom="page">
+              <wp14:pctHeight>0</wp14:pctHeight>
+            </wp14:sizeRelV>
+          </wp:anchor>
+        </w:drawing>
+      </w:r>
+    </w:p>
+    <w:p>
+      <w:r>
+        <w:t xml:space="preserve">                                           Figure : Multi-bounce attention as a Discrete Markov Chain</w:t>
+      </w:r>
+    </w:p>
+    <w:p/>
+    <w:p/>
+    <w:p>
+      <w:pPr>
+        <w:rPr>
+          <w:color w:val="EE0000"/>
+        </w:rPr>
+      </w:pPr>
+      <w:r>
+        <w:rPr>
+          <w:color w:val="EE0000"/>
+        </w:rPr>
+        <w:t>//TODO:</w:t>
+      </w:r>
+      <w:r>
+        <w:rPr>
+          <w:color w:val="EE0000"/>
+        </w:rPr>
+        <w:t xml:space="preserve"> finish the section on Multi-bounce attention</w:t>
+      </w:r>
+    </w:p>
+    <w:p/>
+    <w:p/>
+    <w:p/>
+    <w:p>
       <w:pPr>
         <w:pStyle w:val="Heading1"/>
       </w:pPr>
@@ -2504,7 +2658,7 @@
         </w:rPr>
         <w:t xml:space="preserve"> </w:t>
       </w:r>
-      <w:hyperlink r:id="rId20" w:history="1">
+      <w:hyperlink r:id="rId21" w:history="1">
         <w:r>
           <w:rPr>
             <w:rStyle w:val="Hyperlink"/>
@@ -2544,32 +2698,14 @@
         </w:rPr>
         <w:t xml:space="preserve">[2] </w:t>
       </w:r>
-      <w:hyperlink r:id="rId21" w:history="1">
+      <w:hyperlink r:id="rId22" w:history="1">
         <w:r>
           <w:rPr>
             <w:rStyle w:val="Hyperlink"/>
             <w:sz w:val="18"/>
             <w:szCs w:val="18"/>
           </w:rPr>
-          <w:t xml:space="preserve">Attention is All You Need, Ashish Vaswani, Noam Shazeer, Niki Parmar, Jakob </w:t>
-        </w:r>
-        <w:proofErr w:type="spellStart"/>
-        <w:r>
-          <w:rPr>
-            <w:rStyle w:val="Hyperlink"/>
-            <w:sz w:val="18"/>
-            <w:szCs w:val="18"/>
-          </w:rPr>
-          <w:t>Uszkoreit</w:t>
-        </w:r>
-        <w:proofErr w:type="spellEnd"/>
-        <w:r>
-          <w:rPr>
-            <w:rStyle w:val="Hyperlink"/>
-            <w:sz w:val="18"/>
-            <w:szCs w:val="18"/>
-          </w:rPr>
-          <w:t xml:space="preserve"> et al, NIPS, 2017</w:t>
+          <w:t>Attention is All You Need, Ashish Vaswani, Noam Shazeer, Niki Parmar, Jakob Uszkoreit et al, NIPS, 2017</w:t>
         </w:r>
       </w:hyperlink>
     </w:p>
@@ -2589,32 +2725,80 @@
         </w:rPr>
         <w:t xml:space="preserve">[3] </w:t>
       </w:r>
-      <w:hyperlink r:id="rId22" w:history="1">
+      <w:hyperlink r:id="rId23" w:history="1">
         <w:r>
           <w:rPr>
             <w:rStyle w:val="Hyperlink"/>
             <w:sz w:val="18"/>
             <w:szCs w:val="18"/>
           </w:rPr>
-          <w:t xml:space="preserve">Attention in Natural Language Processing, Andrea Galassi, Marco Lippi, Paolo </w:t>
-        </w:r>
-        <w:proofErr w:type="spellStart"/>
+          <w:t>Attention in Natural Language Processing, Andrea Galassi, Marco Lippi, Paolo Torroni, 2019</w:t>
+        </w:r>
+      </w:hyperlink>
+    </w:p>
+    <w:p>
+      <w:pPr>
+        <w:rPr>
+          <w:sz w:val="18"/>
+          <w:szCs w:val="18"/>
+        </w:rPr>
+      </w:pPr>
+      <w:r>
+        <w:rPr>
+          <w:sz w:val="18"/>
+          <w:szCs w:val="18"/>
+        </w:rPr>
+        <w:t xml:space="preserve">[4] </w:t>
+      </w:r>
+      <w:hyperlink r:id="rId24" w:history="1">
         <w:r>
           <w:rPr>
             <w:rStyle w:val="Hyperlink"/>
             <w:sz w:val="18"/>
             <w:szCs w:val="18"/>
           </w:rPr>
-          <w:t>Torroni</w:t>
-        </w:r>
-        <w:proofErr w:type="spellEnd"/>
+          <w:t>A Structured Self-Attentive Sentence Embedding, Z. Lin et al, 2017</w:t>
+        </w:r>
+      </w:hyperlink>
+    </w:p>
+    <w:p>
+      <w:pPr>
+        <w:rPr>
+          <w:sz w:val="18"/>
+          <w:szCs w:val="18"/>
+        </w:rPr>
+      </w:pPr>
+      <w:r>
+        <w:rPr>
+          <w:sz w:val="18"/>
+          <w:szCs w:val="18"/>
+        </w:rPr>
+        <w:t xml:space="preserve">[5] </w:t>
+      </w:r>
+      <w:hyperlink r:id="rId25" w:history="1">
         <w:r>
           <w:rPr>
             <w:rStyle w:val="Hyperlink"/>
             <w:sz w:val="18"/>
             <w:szCs w:val="18"/>
           </w:rPr>
-          <w:t>, 2019</w:t>
+          <w:t>Attention and Augmented Recurrent Neural Networks, Chris Olah, Shan Carter, Google Brain</w:t>
+        </w:r>
+        <w:r>
+          <w:rPr>
+            <w:rStyle w:val="Hyperlink"/>
+            <w:sz w:val="18"/>
+            <w:szCs w:val="18"/>
+          </w:rPr>
+          <w:t xml:space="preserve"> blog</w:t>
+        </w:r>
+        <w:r>
+          <w:rPr>
+            <w:rStyle w:val="Hyperlink"/>
+            <w:sz w:val="18"/>
+            <w:szCs w:val="18"/>
+          </w:rPr>
+          <w:t>, 2016</w:t>
         </w:r>
       </w:hyperlink>
     </w:p>
@@ -2630,16 +2814,16 @@
           <w:sz w:val="18"/>
           <w:szCs w:val="18"/>
         </w:rPr>
-        <w:t xml:space="preserve">[4] </w:t>
-      </w:r>
-      <w:hyperlink r:id="rId23" w:history="1">
+        <w:t xml:space="preserve">[6] </w:t>
+      </w:r>
+      <w:hyperlink r:id="rId26" w:history="1">
         <w:r>
           <w:rPr>
             <w:rStyle w:val="Hyperlink"/>
             <w:sz w:val="18"/>
             <w:szCs w:val="18"/>
           </w:rPr>
-          <w:t>A Structured Self-Attentive Sentence Embedding, Z. Lin et al, 2017</w:t>
+          <w:t>Long Short-Term Memory-Networks for Machine Reading, J. Cheng et al, 2016</w:t>
         </w:r>
       </w:hyperlink>
     </w:p>
@@ -2655,75 +2839,9 @@
           <w:sz w:val="18"/>
           <w:szCs w:val="18"/>
         </w:rPr>
-        <w:t xml:space="preserve">[5] </w:t>
-      </w:r>
-      <w:hyperlink r:id="rId24" w:history="1">
-        <w:r>
-          <w:rPr>
-            <w:rStyle w:val="Hyperlink"/>
-            <w:sz w:val="18"/>
-            <w:szCs w:val="18"/>
-          </w:rPr>
-          <w:t>Attention and Augmented Recurrent Neural Networks, Chris Olah, Shan Carter, Google Brain</w:t>
-        </w:r>
-        <w:r>
-          <w:rPr>
-            <w:rStyle w:val="Hyperlink"/>
-            <w:sz w:val="18"/>
-            <w:szCs w:val="18"/>
-          </w:rPr>
-          <w:t xml:space="preserve"> blog</w:t>
-        </w:r>
-        <w:r>
-          <w:rPr>
-            <w:rStyle w:val="Hyperlink"/>
-            <w:sz w:val="18"/>
-            <w:szCs w:val="18"/>
-          </w:rPr>
-          <w:t>, 2016</w:t>
-        </w:r>
-      </w:hyperlink>
-    </w:p>
-    <w:p>
-      <w:pPr>
-        <w:rPr>
-          <w:sz w:val="18"/>
-          <w:szCs w:val="18"/>
-        </w:rPr>
-      </w:pPr>
-      <w:r>
-        <w:rPr>
-          <w:sz w:val="18"/>
-          <w:szCs w:val="18"/>
-        </w:rPr>
-        <w:t xml:space="preserve">[6] </w:t>
-      </w:r>
-      <w:hyperlink r:id="rId25" w:history="1">
-        <w:r>
-          <w:rPr>
-            <w:rStyle w:val="Hyperlink"/>
-            <w:sz w:val="18"/>
-            <w:szCs w:val="18"/>
-          </w:rPr>
-          <w:t>Long Short-Term Memory-Networks for Machine Reading, J. Cheng et al, 2016</w:t>
-        </w:r>
-      </w:hyperlink>
-    </w:p>
-    <w:p>
-      <w:pPr>
-        <w:rPr>
-          <w:sz w:val="18"/>
-          <w:szCs w:val="18"/>
-        </w:rPr>
-      </w:pPr>
-      <w:r>
-        <w:rPr>
-          <w:sz w:val="18"/>
-          <w:szCs w:val="18"/>
-        </w:rPr>
         <w:t xml:space="preserve">[7] </w:t>
       </w:r>
-      <w:hyperlink r:id="rId26" w:history="1">
+      <w:hyperlink r:id="rId27" w:history="1">
         <w:r>
           <w:rPr>
             <w:rStyle w:val="Hyperlink"/>
@@ -2750,7 +2868,7 @@
         </w:rPr>
         <w:t xml:space="preserve">[8] </w:t>
       </w:r>
-      <w:hyperlink r:id="rId27" w:history="1">
+      <w:hyperlink r:id="rId28" w:history="1">
         <w:r>
           <w:rPr>
             <w:rStyle w:val="Hyperlink"/>
@@ -2779,7 +2897,7 @@
         </w:rPr>
         <w:t xml:space="preserve">[9] </w:t>
       </w:r>
-      <w:hyperlink r:id="rId28" w:history="1">
+      <w:hyperlink r:id="rId29" w:history="1">
         <w:r>
           <w:rPr>
             <w:rStyle w:val="Hyperlink"/>
@@ -2804,7 +2922,7 @@
         </w:rPr>
         <w:t xml:space="preserve">[10] </w:t>
       </w:r>
-      <w:hyperlink r:id="rId29" w:history="1">
+      <w:hyperlink r:id="rId30" w:history="1">
         <w:r>
           <w:rPr>
             <w:rStyle w:val="Hyperlink"/>
@@ -2826,64 +2944,215 @@
       </w:pPr>
       <w:bookmarkStart w:id="10" w:name="_Toc212745810"/>
       <w:r>
+        <w:t>Linear attention</w:t>
+      </w:r>
+      <w:bookmarkEnd w:id="10"/>
+    </w:p>
+    <w:p>
+      <w:r>
+        <w:t>[</w:t>
+      </w:r>
+      <w:r>
+        <w:t>11</w:t>
+      </w:r>
+      <w:r>
+        <w:t xml:space="preserve">] Linear attention transformer GitHub repo: </w:t>
+      </w:r>
+      <w:hyperlink r:id="rId31" w:history="1">
+        <w:r>
+          <w:rPr>
+            <w:rStyle w:val="Hyperlink"/>
+          </w:rPr>
+          <w:t>https://github.com/lucidrains/linear-attention-transformer</w:t>
+        </w:r>
+      </w:hyperlink>
+    </w:p>
+    <w:p>
+      <w:r>
+        <w:t>[</w:t>
+      </w:r>
+      <w:r>
+        <w:t>12</w:t>
+      </w:r>
+      <w:r>
+        <w:t xml:space="preserve">] </w:t>
+      </w:r>
+      <w:hyperlink r:id="rId32" w:history="1">
+        <w:r>
+          <w:rPr>
+            <w:rStyle w:val="Hyperlink"/>
+          </w:rPr>
+          <w:t>Transformers are RNNs: Fast Autoregressive Transformers with Linear Attention</w:t>
+        </w:r>
+        <w:r>
+          <w:rPr>
+            <w:rStyle w:val="Hyperlink"/>
+          </w:rPr>
+          <w:t xml:space="preserve">, A. </w:t>
+        </w:r>
+        <w:r>
+          <w:rPr>
+            <w:rStyle w:val="Hyperlink"/>
+          </w:rPr>
+          <w:t>Katharopoulos</w:t>
+        </w:r>
+        <w:r>
+          <w:rPr>
+            <w:rStyle w:val="Hyperlink"/>
+          </w:rPr>
+          <w:t xml:space="preserve"> et al, 2020</w:t>
+        </w:r>
+      </w:hyperlink>
+    </w:p>
+    <w:p>
+      <w:r>
+        <w:t>[</w:t>
+      </w:r>
+      <w:r>
+        <w:t>13</w:t>
+      </w:r>
+      <w:r>
+        <w:t xml:space="preserve">] </w:t>
+      </w:r>
+      <w:hyperlink r:id="rId33" w:history="1">
+        <w:r>
+          <w:rPr>
+            <w:rStyle w:val="Hyperlink"/>
+          </w:rPr>
+          <w:t>Efficient Attention: Attention with Linear Complexities</w:t>
+        </w:r>
+        <w:r>
+          <w:rPr>
+            <w:rStyle w:val="Hyperlink"/>
+          </w:rPr>
+          <w:t>, Z. Shen et al, 2019</w:t>
+        </w:r>
+      </w:hyperlink>
+    </w:p>
+    <w:p>
+      <w:r>
+        <w:t>[</w:t>
+      </w:r>
+      <w:r>
+        <w:t>14</w:t>
+      </w:r>
+      <w:r>
+        <w:t xml:space="preserve">] </w:t>
+      </w:r>
+      <w:hyperlink r:id="rId34" w:history="1">
+        <w:r>
+          <w:rPr>
+            <w:rStyle w:val="Hyperlink"/>
+          </w:rPr>
+          <w:t>Reformer: The Efficient Transformer</w:t>
+        </w:r>
+        <w:r>
+          <w:rPr>
+            <w:rStyle w:val="Hyperlink"/>
+          </w:rPr>
+          <w:t>, N. Kitaev et al, 2020</w:t>
+        </w:r>
+      </w:hyperlink>
+    </w:p>
+    <w:p>
+      <w:r>
         <w:lastRenderedPageBreak/>
-        <w:t>Linear attention</w:t>
-      </w:r>
-      <w:bookmarkEnd w:id="10"/>
-    </w:p>
-    <w:p>
-      <w:r>
         <w:t>[</w:t>
       </w:r>
       <w:r>
-        <w:t>11</w:t>
-      </w:r>
-      <w:r>
-        <w:t xml:space="preserve">] Linear attention transformer GitHub repo: </w:t>
-      </w:r>
-      <w:hyperlink r:id="rId30" w:history="1">
-        <w:r>
-          <w:rPr>
-            <w:rStyle w:val="Hyperlink"/>
-          </w:rPr>
-          <w:t>https://github.com/lucidrains/linear-attention-transformer</w:t>
+        <w:t>15</w:t>
+      </w:r>
+      <w:r>
+        <w:t xml:space="preserve">] </w:t>
+      </w:r>
+      <w:hyperlink r:id="rId35" w:history="1">
+        <w:r>
+          <w:rPr>
+            <w:rStyle w:val="Hyperlink"/>
+          </w:rPr>
+          <w:t>GLU Variants Improve Transformer</w:t>
+        </w:r>
+        <w:r>
+          <w:rPr>
+            <w:rStyle w:val="Hyperlink"/>
+          </w:rPr>
+          <w:t>, Noam Shazeer, 2020</w:t>
         </w:r>
       </w:hyperlink>
     </w:p>
     <w:p>
       <w:r>
+        <w:t xml:space="preserve">[16] </w:t>
+      </w:r>
+      <w:hyperlink r:id="rId36" w:history="1">
+        <w:r>
+          <w:rPr>
+            <w:rStyle w:val="Hyperlink"/>
+          </w:rPr>
+          <w:t>Linformer: Self-Attention with Linear Complexity</w:t>
+        </w:r>
+        <w:r>
+          <w:rPr>
+            <w:rStyle w:val="Hyperlink"/>
+          </w:rPr>
+          <w:t>, S. Wang et al, 2020</w:t>
+        </w:r>
+      </w:hyperlink>
+    </w:p>
+    <w:p>
+      <w:r>
+        <w:t xml:space="preserve">[17] </w:t>
+      </w:r>
+      <w:hyperlink r:id="rId37" w:history="1">
+        <w:r>
+          <w:rPr>
+            <w:rStyle w:val="Hyperlink"/>
+          </w:rPr>
+          <w:t>Mamba: Linear-Time Sequence Modeling with Selective State Spaces</w:t>
+        </w:r>
+        <w:r>
+          <w:rPr>
+            <w:rStyle w:val="Hyperlink"/>
+          </w:rPr>
+          <w:t>, A. Gu et al, 2024</w:t>
+        </w:r>
+      </w:hyperlink>
+    </w:p>
+    <w:p>
+      <w:r>
+        <w:t>[1</w:t>
+      </w:r>
+      <w:r>
+        <w:t>8</w:t>
+      </w:r>
+      <w:r>
+        <w:t xml:space="preserve">] Mamba GitHub repo: </w:t>
+      </w:r>
+      <w:hyperlink r:id="rId38" w:history="1">
+        <w:r>
+          <w:rPr>
+            <w:rStyle w:val="Hyperlink"/>
+          </w:rPr>
+          <w:t>https://github.com/state-spaces/mamba</w:t>
+        </w:r>
+      </w:hyperlink>
+    </w:p>
+    <w:p>
+      <w:r>
         <w:t>[</w:t>
       </w:r>
       <w:r>
-        <w:t>12</w:t>
+        <w:t>19</w:t>
       </w:r>
       <w:r>
         <w:t xml:space="preserve">] </w:t>
       </w:r>
-      <w:hyperlink r:id="rId31" w:history="1">
-        <w:r>
-          <w:rPr>
-            <w:rStyle w:val="Hyperlink"/>
-          </w:rPr>
-          <w:t>Transformers are RNNs: Fast Autoregressive Transformers with Linear Attention</w:t>
-        </w:r>
-        <w:r>
-          <w:rPr>
-            <w:rStyle w:val="Hyperlink"/>
-          </w:rPr>
-          <w:t xml:space="preserve">, A. </w:t>
-        </w:r>
-        <w:r>
-          <w:rPr>
-            <w:rStyle w:val="Hyperlink"/>
-          </w:rPr>
-          <w:t>Katharopoulos</w:t>
-        </w:r>
-        <w:r>
-          <w:rPr>
-            <w:rStyle w:val="Hyperlink"/>
-          </w:rPr>
-          <w:t xml:space="preserve"> et al, 2020</w:t>
+      <w:hyperlink r:id="rId39" w:history="1">
+        <w:r>
+          <w:rPr>
+            <w:rStyle w:val="Hyperlink"/>
+          </w:rPr>
+          <w:t>Implementation of Mamba in one file of PyTorch, Hacker News, Dec 20, 2023</w:t>
         </w:r>
       </w:hyperlink>
     </w:p>
@@ -2892,23 +3161,23 @@
         <w:t>[</w:t>
       </w:r>
       <w:r>
-        <w:t>13</w:t>
+        <w:t>20</w:t>
       </w:r>
       <w:r>
         <w:t xml:space="preserve">] </w:t>
       </w:r>
-      <w:hyperlink r:id="rId32" w:history="1">
-        <w:r>
-          <w:rPr>
-            <w:rStyle w:val="Hyperlink"/>
-          </w:rPr>
-          <w:t>Efficient Attention: Attention with Linear Complexities</w:t>
-        </w:r>
-        <w:r>
-          <w:rPr>
-            <w:rStyle w:val="Hyperlink"/>
-          </w:rPr>
-          <w:t>, Z. Shen et al, 2019</w:t>
+      <w:hyperlink r:id="rId40" w:history="1">
+        <w:r>
+          <w:rPr>
+            <w:rStyle w:val="Hyperlink"/>
+          </w:rPr>
+          <w:t>FNet: Mixing Tokens with Fourier Transforms</w:t>
+        </w:r>
+        <w:r>
+          <w:rPr>
+            <w:rStyle w:val="Hyperlink"/>
+          </w:rPr>
+          <w:t>, James Lee-Thorp et al, 2021</w:t>
         </w:r>
       </w:hyperlink>
     </w:p>
@@ -2917,23 +3186,23 @@
         <w:t>[</w:t>
       </w:r>
       <w:r>
-        <w:t>14</w:t>
+        <w:t>21</w:t>
       </w:r>
       <w:r>
         <w:t xml:space="preserve">] </w:t>
       </w:r>
-      <w:hyperlink r:id="rId33" w:history="1">
-        <w:r>
-          <w:rPr>
-            <w:rStyle w:val="Hyperlink"/>
-          </w:rPr>
-          <w:t>Reformer: The Efficient Transformer</w:t>
-        </w:r>
-        <w:r>
-          <w:rPr>
-            <w:rStyle w:val="Hyperlink"/>
-          </w:rPr>
-          <w:t>, N. Kitaev et al, 2020</w:t>
+      <w:hyperlink r:id="rId41" w:history="1">
+        <w:r>
+          <w:rPr>
+            <w:rStyle w:val="Hyperlink"/>
+          </w:rPr>
+          <w:t>Mamba or RWKV: Exploring High-Quality and High-Efficiency Segment Anything Model</w:t>
+        </w:r>
+        <w:r>
+          <w:rPr>
+            <w:rStyle w:val="Hyperlink"/>
+          </w:rPr>
+          <w:t>, H. Yuan et al, 2024</w:t>
         </w:r>
       </w:hyperlink>
     </w:p>
@@ -2942,219 +3211,68 @@
         <w:t>[</w:t>
       </w:r>
       <w:r>
-        <w:t>15</w:t>
+        <w:t>22</w:t>
       </w:r>
       <w:r>
         <w:t xml:space="preserve">] </w:t>
       </w:r>
-      <w:hyperlink r:id="rId34" w:history="1">
-        <w:r>
-          <w:rPr>
-            <w:rStyle w:val="Hyperlink"/>
-          </w:rPr>
-          <w:t>GLU Variants Improve Transformer</w:t>
-        </w:r>
-        <w:r>
-          <w:rPr>
-            <w:rStyle w:val="Hyperlink"/>
-          </w:rPr>
-          <w:t>, Noam Shazeer, 2020</w:t>
+      <w:hyperlink r:id="rId42" w:history="1">
+        <w:r>
+          <w:rPr>
+            <w:rStyle w:val="Hyperlink"/>
+          </w:rPr>
+          <w:t>Vision-RWKV: Efficient and Scalable Visual Perception with RWKV-Like Architectures</w:t>
+        </w:r>
+        <w:r>
+          <w:rPr>
+            <w:rStyle w:val="Hyperlink"/>
+          </w:rPr>
+          <w:t>, Y. Duan et al, 2025</w:t>
         </w:r>
       </w:hyperlink>
     </w:p>
     <w:p>
       <w:r>
-        <w:t xml:space="preserve">[16] </w:t>
-      </w:r>
-      <w:hyperlink r:id="rId35" w:history="1">
-        <w:r>
-          <w:rPr>
-            <w:rStyle w:val="Hyperlink"/>
-          </w:rPr>
-          <w:t>Linformer: Self-Attention with Linear Complexity</w:t>
-        </w:r>
-        <w:r>
-          <w:rPr>
-            <w:rStyle w:val="Hyperlink"/>
-          </w:rPr>
-          <w:t>, S. Wang et al, 2020</w:t>
+        <w:t>[</w:t>
+      </w:r>
+      <w:r>
+        <w:t>23</w:t>
+      </w:r>
+      <w:r>
+        <w:t xml:space="preserve">] </w:t>
+      </w:r>
+      <w:hyperlink r:id="rId43" w:history="1">
+        <w:r>
+          <w:rPr>
+            <w:rStyle w:val="Hyperlink"/>
+          </w:rPr>
+          <w:t>BASED: Simple linear attention language models balance the recall-throughput tradeoff</w:t>
+        </w:r>
+        <w:r>
+          <w:rPr>
+            <w:rStyle w:val="Hyperlink"/>
+          </w:rPr>
+          <w:t>, Simran A</w:t>
+        </w:r>
+        <w:r>
+          <w:rPr>
+            <w:rStyle w:val="Hyperlink"/>
+          </w:rPr>
+          <w:t>rora et al, Together.AI blog, March 4, 2024</w:t>
         </w:r>
       </w:hyperlink>
     </w:p>
     <w:p>
       <w:r>
-        <w:t xml:space="preserve">[17] </w:t>
-      </w:r>
-      <w:hyperlink r:id="rId36" w:history="1">
-        <w:r>
-          <w:rPr>
-            <w:rStyle w:val="Hyperlink"/>
-          </w:rPr>
-          <w:t>Mamba: Linear-Time Sequence Modeling with Selective State Spaces</w:t>
-        </w:r>
-        <w:r>
-          <w:rPr>
-            <w:rStyle w:val="Hyperlink"/>
-          </w:rPr>
-          <w:t>, A. Gu et al, 2024</w:t>
-        </w:r>
-      </w:hyperlink>
-    </w:p>
-    <w:p>
-      <w:r>
-        <w:t>[1</w:t>
-      </w:r>
-      <w:r>
-        <w:t>8</w:t>
-      </w:r>
-      <w:r>
-        <w:t xml:space="preserve">] Mamba GitHub repo: </w:t>
-      </w:r>
-      <w:hyperlink r:id="rId37" w:history="1">
-        <w:r>
-          <w:rPr>
-            <w:rStyle w:val="Hyperlink"/>
-          </w:rPr>
-          <w:t>https://github.com/state-spaces/mamba</w:t>
-        </w:r>
-      </w:hyperlink>
-    </w:p>
-    <w:p>
-      <w:r>
         <w:t>[</w:t>
       </w:r>
       <w:r>
-        <w:t>19</w:t>
+        <w:t>24</w:t>
       </w:r>
       <w:r>
         <w:t xml:space="preserve">] </w:t>
       </w:r>
-      <w:hyperlink r:id="rId38" w:history="1">
-        <w:r>
-          <w:rPr>
-            <w:rStyle w:val="Hyperlink"/>
-          </w:rPr>
-          <w:t>Implementation of Mamba in one file of PyTorch, Hacker News, Dec 20, 2023</w:t>
-        </w:r>
-      </w:hyperlink>
-    </w:p>
-    <w:p>
-      <w:r>
-        <w:t>[</w:t>
-      </w:r>
-      <w:r>
-        <w:t>20</w:t>
-      </w:r>
-      <w:r>
-        <w:t xml:space="preserve">] </w:t>
-      </w:r>
-      <w:hyperlink r:id="rId39" w:history="1">
-        <w:r>
-          <w:rPr>
-            <w:rStyle w:val="Hyperlink"/>
-          </w:rPr>
-          <w:t>FNet: Mixing Tokens with Fourier Transforms</w:t>
-        </w:r>
-        <w:r>
-          <w:rPr>
-            <w:rStyle w:val="Hyperlink"/>
-          </w:rPr>
-          <w:t>, James Lee-Thorp et al, 2021</w:t>
-        </w:r>
-      </w:hyperlink>
-    </w:p>
-    <w:p>
-      <w:r>
-        <w:t>[</w:t>
-      </w:r>
-      <w:r>
-        <w:t>21</w:t>
-      </w:r>
-      <w:r>
-        <w:t xml:space="preserve">] </w:t>
-      </w:r>
-      <w:hyperlink r:id="rId40" w:history="1">
-        <w:r>
-          <w:rPr>
-            <w:rStyle w:val="Hyperlink"/>
-          </w:rPr>
-          <w:t>Mamba or RWKV: Exploring High-Quality and High-Efficiency Segment Anything Model</w:t>
-        </w:r>
-        <w:r>
-          <w:rPr>
-            <w:rStyle w:val="Hyperlink"/>
-          </w:rPr>
-          <w:t>, H. Yuan et al, 2024</w:t>
-        </w:r>
-      </w:hyperlink>
-    </w:p>
-    <w:p>
-      <w:r>
-        <w:t>[</w:t>
-      </w:r>
-      <w:r>
-        <w:t>22</w:t>
-      </w:r>
-      <w:r>
-        <w:t xml:space="preserve">] </w:t>
-      </w:r>
-      <w:hyperlink r:id="rId41" w:history="1">
-        <w:r>
-          <w:rPr>
-            <w:rStyle w:val="Hyperlink"/>
-          </w:rPr>
-          <w:t>Vision-RWKV: Efficient and Scalable Visual Perception with RWKV-Like Architectures</w:t>
-        </w:r>
-        <w:r>
-          <w:rPr>
-            <w:rStyle w:val="Hyperlink"/>
-          </w:rPr>
-          <w:t>, Y. Duan et al, 2025</w:t>
-        </w:r>
-      </w:hyperlink>
-    </w:p>
-    <w:p>
-      <w:r>
-        <w:t>[</w:t>
-      </w:r>
-      <w:r>
-        <w:t>23</w:t>
-      </w:r>
-      <w:r>
-        <w:t xml:space="preserve">] </w:t>
-      </w:r>
-      <w:hyperlink r:id="rId42" w:history="1">
-        <w:r>
-          <w:rPr>
-            <w:rStyle w:val="Hyperlink"/>
-          </w:rPr>
-          <w:t>BASED: Simple linear attention language models balance the recall-throughput tradeoff</w:t>
-        </w:r>
-        <w:r>
-          <w:rPr>
-            <w:rStyle w:val="Hyperlink"/>
-          </w:rPr>
-          <w:t>, Simran A</w:t>
-        </w:r>
-        <w:r>
-          <w:rPr>
-            <w:rStyle w:val="Hyperlink"/>
-          </w:rPr>
-          <w:t>rora et al, Together.AI blog, March 4, 2024</w:t>
-        </w:r>
-      </w:hyperlink>
-    </w:p>
-    <w:p>
-      <w:r>
-        <w:t>[</w:t>
-      </w:r>
-      <w:r>
-        <w:t>24</w:t>
-      </w:r>
-      <w:r>
-        <w:t xml:space="preserve">] </w:t>
-      </w:r>
-      <w:hyperlink r:id="rId43" w:history="1">
+      <w:hyperlink r:id="rId44" w:history="1">
         <w:r>
           <w:rPr>
             <w:rStyle w:val="Hyperlink"/>
@@ -3185,7 +3303,7 @@
       <w:r>
         <w:t xml:space="preserve">[] </w:t>
       </w:r>
-      <w:hyperlink r:id="rId44" w:history="1">
+      <w:hyperlink r:id="rId45" w:history="1">
         <w:r>
           <w:rPr>
             <w:rStyle w:val="Hyperlink"/>
@@ -3204,7 +3322,7 @@
       <w:r>
         <w:t xml:space="preserve">[] BigBird GitHub repo: </w:t>
       </w:r>
-      <w:hyperlink r:id="rId45" w:history="1">
+      <w:hyperlink r:id="rId46" w:history="1">
         <w:r>
           <w:rPr>
             <w:rStyle w:val="Hyperlink"/>
@@ -3217,7 +3335,7 @@
       <w:r>
         <w:t xml:space="preserve">[] </w:t>
       </w:r>
-      <w:hyperlink r:id="rId46" w:history="1">
+      <w:hyperlink r:id="rId47" w:history="1">
         <w:r>
           <w:rPr>
             <w:rStyle w:val="Hyperlink"/>
@@ -3248,7 +3366,7 @@
       <w:r>
         <w:t xml:space="preserve">[] </w:t>
       </w:r>
-      <w:hyperlink r:id="rId47" w:history="1">
+      <w:hyperlink r:id="rId48" w:history="1">
         <w:r>
           <w:rPr>
             <w:rStyle w:val="Hyperlink"/>
@@ -3267,7 +3385,7 @@
       <w:r>
         <w:t xml:space="preserve">[] </w:t>
       </w:r>
-      <w:hyperlink r:id="rId48" w:history="1">
+      <w:hyperlink r:id="rId49" w:history="1">
         <w:r>
           <w:rPr>
             <w:rStyle w:val="Hyperlink"/>
@@ -3302,7 +3420,7 @@
       <w:r>
         <w:t xml:space="preserve">[]  </w:t>
       </w:r>
-      <w:hyperlink r:id="rId49" w:history="1">
+      <w:hyperlink r:id="rId50" w:history="1">
         <w:r>
           <w:rPr>
             <w:rStyle w:val="Hyperlink"/>
@@ -3320,6 +3438,9 @@
     <w:p/>
     <w:p/>
     <w:p>
+      <w:pPr>
+        <w:pStyle w:val="Heading2"/>
+      </w:pPr>
       <w:r>
         <w:t>Fast Attention</w:t>
       </w:r>
@@ -3328,7 +3449,7 @@
       <w:r>
         <w:t xml:space="preserve">[] </w:t>
       </w:r>
-      <w:hyperlink r:id="rId50" w:history="1">
+      <w:hyperlink r:id="rId51" w:history="1">
         <w:r>
           <w:rPr>
             <w:rStyle w:val="Hyperlink"/>
@@ -3355,6 +3476,35 @@
         </w:r>
       </w:hyperlink>
     </w:p>
+    <w:p/>
+    <w:p>
+      <w:pPr>
+        <w:pStyle w:val="Heading2"/>
+      </w:pPr>
+      <w:r>
+        <w:t>Multi-Bounce Attention</w:t>
+      </w:r>
+    </w:p>
+    <w:p>
+      <w:r>
+        <w:t xml:space="preserve">[] </w:t>
+      </w:r>
+      <w:hyperlink r:id="rId52" w:history="1">
+        <w:r>
+          <w:rPr>
+            <w:rStyle w:val="Hyperlink"/>
+          </w:rPr>
+          <w:t>Attention (as Discrete-Time Markov) Chains</w:t>
+        </w:r>
+        <w:r>
+          <w:rPr>
+            <w:rStyle w:val="Hyperlink"/>
+          </w:rPr>
+          <w:t>, Yotam Erel et al, Tel Aviv U., 2025</w:t>
+        </w:r>
+      </w:hyperlink>
+    </w:p>
+    <w:p/>
     <w:sectPr>
       <w:pgSz w:w="12240" w:h="15840"/>
       <w:pgMar w:top="1440" w:right="1440" w:bottom="1440" w:left="1440" w:header="720" w:footer="720" w:gutter="0"/>
@@ -4801,7 +4951,7 @@
 </file>
 
 <file path=customXml/itemProps1.xml><?xml version="1.0" encoding="utf-8"?>
-<ds:datastoreItem xmlns:ds="http://schemas.openxmlformats.org/officeDocument/2006/customXml" ds:itemID="{0A3DA8BE-8268-5B4F-9A7D-2746059E7124}">
+<ds:datastoreItem xmlns:ds="http://schemas.openxmlformats.org/officeDocument/2006/customXml" ds:itemID="{6F3723A0-CA51-CE43-B677-49E947AB44BA}">
   <ds:schemaRefs>
     <ds:schemaRef ds:uri="http://schemas.openxmlformats.org/officeDocument/2006/bibliography"/>
   </ds:schemaRefs>

--- a/docs/Notes_on_the_Attention_Mechanism_and_its_Variety_of_Flavors.docx
+++ b/docs/Notes_on_the_Attention_Mechanism_and_its_Variety_of_Flavors.docx
@@ -36,6 +36,16 @@
     <w:p/>
     <w:sdt>
       <w:sdtPr>
+        <w:rPr>
+          <w:rFonts w:asciiTheme="minorHAnsi" w:eastAsiaTheme="minorHAnsi" w:hAnsiTheme="minorHAnsi" w:cstheme="minorBidi"/>
+          <w:b w:val="0"/>
+          <w:bCs w:val="0"/>
+          <w:color w:val="auto"/>
+          <w:kern w:val="2"/>
+          <w:sz w:val="19"/>
+          <w:szCs w:val="24"/>
+          <w14:ligatures w14:val="standardContextual"/>
+        </w:rPr>
         <w:id w:val="-892428713"/>
         <w:docPartObj>
           <w:docPartGallery w:val="Table of Contents"/>
@@ -44,13 +54,9 @@
       </w:sdtPr>
       <w:sdtEndPr>
         <w:rPr>
-          <w:rFonts w:asciiTheme="minorHAnsi" w:eastAsiaTheme="minorHAnsi" w:hAnsiTheme="minorHAnsi" w:cstheme="minorBidi"/>
           <w:noProof/>
-          <w:color w:val="auto"/>
-          <w:kern w:val="2"/>
           <w:sz w:val="20"/>
           <w:szCs w:val="20"/>
-          <w14:ligatures w14:val="standardContextual"/>
         </w:rPr>
       </w:sdtEndPr>
       <w:sdtContent>
@@ -1244,13 +1250,7 @@
           <w:rPr>
             <w:rFonts w:ascii="Cambria Math" w:hAnsi="Cambria Math"/>
           </w:rPr>
-          <m:t>=</m:t>
-        </m:r>
-        <m:r>
-          <w:rPr>
-            <w:rFonts w:ascii="Cambria Math" w:hAnsi="Cambria Math"/>
-          </w:rPr>
-          <m:t>softmax(</m:t>
+          <m:t>=softmax(</m:t>
         </m:r>
         <m:f>
           <m:fPr>
@@ -1436,13 +1436,7 @@
           <w:rPr>
             <w:rFonts w:ascii="Cambria Math" w:hAnsi="Cambria Math"/>
           </w:rPr>
-          <m:t>5</m:t>
-        </m:r>
-        <m:r>
-          <w:rPr>
-            <w:rFonts w:ascii="Cambria Math" w:hAnsi="Cambria Math"/>
-          </w:rPr>
-          <m:t>×</m:t>
+          <m:t>5×</m:t>
         </m:r>
       </m:oMath>
       <w:r>
@@ -2623,6 +2617,19 @@
     </w:p>
     <w:p>
       <w:r>
+        <w:t xml:space="preserve">[0] </w:t>
+      </w:r>
+      <w:hyperlink r:id="rId21" w:history="1">
+        <w:r>
+          <w:rPr>
+            <w:rStyle w:val="Hyperlink"/>
+          </w:rPr>
+          <w:t>Attention Mechanisms in Neural Networks: A Comprehensive Mathematical Treatment, Hasi Hays, 2026</w:t>
+        </w:r>
+      </w:hyperlink>
+    </w:p>
+    <w:p>
+      <w:r>
         <w:rPr>
           <w:rStyle w:val="Hyperlink"/>
           <w:color w:val="auto"/>
@@ -2658,7 +2665,7 @@
         </w:rPr>
         <w:t xml:space="preserve"> </w:t>
       </w:r>
-      <w:hyperlink r:id="rId21" w:history="1">
+      <w:hyperlink r:id="rId22" w:history="1">
         <w:r>
           <w:rPr>
             <w:rStyle w:val="Hyperlink"/>
@@ -2698,7 +2705,7 @@
         </w:rPr>
         <w:t xml:space="preserve">[2] </w:t>
       </w:r>
-      <w:hyperlink r:id="rId22" w:history="1">
+      <w:hyperlink r:id="rId23" w:history="1">
         <w:r>
           <w:rPr>
             <w:rStyle w:val="Hyperlink"/>
@@ -2725,7 +2732,7 @@
         </w:rPr>
         <w:t xml:space="preserve">[3] </w:t>
       </w:r>
-      <w:hyperlink r:id="rId23" w:history="1">
+      <w:hyperlink r:id="rId24" w:history="1">
         <w:r>
           <w:rPr>
             <w:rStyle w:val="Hyperlink"/>
@@ -2750,7 +2757,7 @@
         </w:rPr>
         <w:t xml:space="preserve">[4] </w:t>
       </w:r>
-      <w:hyperlink r:id="rId24" w:history="1">
+      <w:hyperlink r:id="rId25" w:history="1">
         <w:r>
           <w:rPr>
             <w:rStyle w:val="Hyperlink"/>
@@ -2775,7 +2782,7 @@
         </w:rPr>
         <w:t xml:space="preserve">[5] </w:t>
       </w:r>
-      <w:hyperlink r:id="rId25" w:history="1">
+      <w:hyperlink r:id="rId26" w:history="1">
         <w:r>
           <w:rPr>
             <w:rStyle w:val="Hyperlink"/>
@@ -2816,7 +2823,7 @@
         </w:rPr>
         <w:t xml:space="preserve">[6] </w:t>
       </w:r>
-      <w:hyperlink r:id="rId26" w:history="1">
+      <w:hyperlink r:id="rId27" w:history="1">
         <w:r>
           <w:rPr>
             <w:rStyle w:val="Hyperlink"/>
@@ -2841,7 +2848,7 @@
         </w:rPr>
         <w:t xml:space="preserve">[7] </w:t>
       </w:r>
-      <w:hyperlink r:id="rId27" w:history="1">
+      <w:hyperlink r:id="rId28" w:history="1">
         <w:r>
           <w:rPr>
             <w:rStyle w:val="Hyperlink"/>
@@ -2868,7 +2875,7 @@
         </w:rPr>
         <w:t xml:space="preserve">[8] </w:t>
       </w:r>
-      <w:hyperlink r:id="rId28" w:history="1">
+      <w:hyperlink r:id="rId29" w:history="1">
         <w:r>
           <w:rPr>
             <w:rStyle w:val="Hyperlink"/>
@@ -2897,7 +2904,7 @@
         </w:rPr>
         <w:t xml:space="preserve">[9] </w:t>
       </w:r>
-      <w:hyperlink r:id="rId29" w:history="1">
+      <w:hyperlink r:id="rId30" w:history="1">
         <w:r>
           <w:rPr>
             <w:rStyle w:val="Hyperlink"/>
@@ -2922,7 +2929,7 @@
         </w:rPr>
         <w:t xml:space="preserve">[10] </w:t>
       </w:r>
-      <w:hyperlink r:id="rId30" w:history="1">
+      <w:hyperlink r:id="rId31" w:history="1">
         <w:r>
           <w:rPr>
             <w:rStyle w:val="Hyperlink"/>
@@ -2958,7 +2965,7 @@
       <w:r>
         <w:t xml:space="preserve">] Linear attention transformer GitHub repo: </w:t>
       </w:r>
-      <w:hyperlink r:id="rId31" w:history="1">
+      <w:hyperlink r:id="rId32" w:history="1">
         <w:r>
           <w:rPr>
             <w:rStyle w:val="Hyperlink"/>
@@ -2977,30 +2984,12 @@
       <w:r>
         <w:t xml:space="preserve">] </w:t>
       </w:r>
-      <w:hyperlink r:id="rId32" w:history="1">
+      <w:hyperlink r:id="rId33" w:history="1">
         <w:r>
           <w:rPr>
             <w:rStyle w:val="Hyperlink"/>
           </w:rPr>
-          <w:t>Transformers are RNNs: Fast Autoregressive Transformers with Linear Attention</w:t>
-        </w:r>
-        <w:r>
-          <w:rPr>
-            <w:rStyle w:val="Hyperlink"/>
-          </w:rPr>
-          <w:t xml:space="preserve">, A. </w:t>
-        </w:r>
-        <w:r>
-          <w:rPr>
-            <w:rStyle w:val="Hyperlink"/>
-          </w:rPr>
-          <w:t>Katharopoulos</w:t>
-        </w:r>
-        <w:r>
-          <w:rPr>
-            <w:rStyle w:val="Hyperlink"/>
-          </w:rPr>
-          <w:t xml:space="preserve"> et al, 2020</w:t>
+          <w:t>Transformers are RNNs: Fast Autoregressive Transformers with Linear Attention, A. Katharopoulos et al, 2020</w:t>
         </w:r>
       </w:hyperlink>
     </w:p>
@@ -3014,23 +3003,18 @@
       <w:r>
         <w:t xml:space="preserve">] </w:t>
       </w:r>
-      <w:hyperlink r:id="rId33" w:history="1">
+      <w:hyperlink r:id="rId34" w:history="1">
         <w:r>
           <w:rPr>
             <w:rStyle w:val="Hyperlink"/>
           </w:rPr>
-          <w:t>Efficient Attention: Attention with Linear Complexities</w:t>
-        </w:r>
-        <w:r>
-          <w:rPr>
-            <w:rStyle w:val="Hyperlink"/>
-          </w:rPr>
-          <w:t>, Z. Shen et al, 2019</w:t>
+          <w:t>Efficient Attention: Attention with Linear Complexities, Z. Shen et al, 2019</w:t>
         </w:r>
       </w:hyperlink>
     </w:p>
     <w:p>
       <w:r>
+        <w:lastRenderedPageBreak/>
         <w:t>[</w:t>
       </w:r>
       <w:r>
@@ -3039,24 +3023,17 @@
       <w:r>
         <w:t xml:space="preserve">] </w:t>
       </w:r>
-      <w:hyperlink r:id="rId34" w:history="1">
+      <w:hyperlink r:id="rId35" w:history="1">
         <w:r>
           <w:rPr>
             <w:rStyle w:val="Hyperlink"/>
           </w:rPr>
-          <w:t>Reformer: The Efficient Transformer</w:t>
-        </w:r>
-        <w:r>
-          <w:rPr>
-            <w:rStyle w:val="Hyperlink"/>
-          </w:rPr>
-          <w:t>, N. Kitaev et al, 2020</w:t>
+          <w:t>Reformer: The Efficient Transformer, N. Kitaev et al, 2020</w:t>
         </w:r>
       </w:hyperlink>
     </w:p>
     <w:p>
       <w:r>
-        <w:lastRenderedPageBreak/>
         <w:t>[</w:t>
       </w:r>
       <w:r>
@@ -3065,18 +3042,12 @@
       <w:r>
         <w:t xml:space="preserve">] </w:t>
       </w:r>
-      <w:hyperlink r:id="rId35" w:history="1">
+      <w:hyperlink r:id="rId36" w:history="1">
         <w:r>
           <w:rPr>
             <w:rStyle w:val="Hyperlink"/>
           </w:rPr>
-          <w:t>GLU Variants Improve Transformer</w:t>
-        </w:r>
-        <w:r>
-          <w:rPr>
-            <w:rStyle w:val="Hyperlink"/>
-          </w:rPr>
-          <w:t>, Noam Shazeer, 2020</w:t>
+          <w:t>GLU Variants Improve Transformer, Noam Shazeer, 2020</w:t>
         </w:r>
       </w:hyperlink>
     </w:p>
@@ -3084,18 +3055,12 @@
       <w:r>
         <w:t xml:space="preserve">[16] </w:t>
       </w:r>
-      <w:hyperlink r:id="rId36" w:history="1">
+      <w:hyperlink r:id="rId37" w:history="1">
         <w:r>
           <w:rPr>
             <w:rStyle w:val="Hyperlink"/>
           </w:rPr>
-          <w:t>Linformer: Self-Attention with Linear Complexity</w:t>
-        </w:r>
-        <w:r>
-          <w:rPr>
-            <w:rStyle w:val="Hyperlink"/>
-          </w:rPr>
-          <w:t>, S. Wang et al, 2020</w:t>
+          <w:t>Linformer: Self-Attention with Linear Complexity, S. Wang et al, 2020</w:t>
         </w:r>
       </w:hyperlink>
     </w:p>
@@ -3103,18 +3068,12 @@
       <w:r>
         <w:t xml:space="preserve">[17] </w:t>
       </w:r>
-      <w:hyperlink r:id="rId37" w:history="1">
+      <w:hyperlink r:id="rId38" w:history="1">
         <w:r>
           <w:rPr>
             <w:rStyle w:val="Hyperlink"/>
           </w:rPr>
-          <w:t>Mamba: Linear-Time Sequence Modeling with Selective State Spaces</w:t>
-        </w:r>
-        <w:r>
-          <w:rPr>
-            <w:rStyle w:val="Hyperlink"/>
-          </w:rPr>
-          <w:t>, A. Gu et al, 2024</w:t>
+          <w:t>Mamba: Linear-Time Sequence Modeling with Selective State Spaces, A. Gu et al, 2024</w:t>
         </w:r>
       </w:hyperlink>
     </w:p>
@@ -3128,7 +3087,7 @@
       <w:r>
         <w:t xml:space="preserve">] Mamba GitHub repo: </w:t>
       </w:r>
-      <w:hyperlink r:id="rId38" w:history="1">
+      <w:hyperlink r:id="rId39" w:history="1">
         <w:r>
           <w:rPr>
             <w:rStyle w:val="Hyperlink"/>
@@ -3147,7 +3106,7 @@
       <w:r>
         <w:t xml:space="preserve">] </w:t>
       </w:r>
-      <w:hyperlink r:id="rId39" w:history="1">
+      <w:hyperlink r:id="rId40" w:history="1">
         <w:r>
           <w:rPr>
             <w:rStyle w:val="Hyperlink"/>
@@ -3166,18 +3125,12 @@
       <w:r>
         <w:t xml:space="preserve">] </w:t>
       </w:r>
-      <w:hyperlink r:id="rId40" w:history="1">
+      <w:hyperlink r:id="rId41" w:history="1">
         <w:r>
           <w:rPr>
             <w:rStyle w:val="Hyperlink"/>
           </w:rPr>
-          <w:t>FNet: Mixing Tokens with Fourier Transforms</w:t>
-        </w:r>
-        <w:r>
-          <w:rPr>
-            <w:rStyle w:val="Hyperlink"/>
-          </w:rPr>
-          <w:t>, James Lee-Thorp et al, 2021</w:t>
+          <w:t>FNet: Mixing Tokens with Fourier Transforms, James Lee-Thorp et al, 2021</w:t>
         </w:r>
       </w:hyperlink>
     </w:p>
@@ -3191,18 +3144,12 @@
       <w:r>
         <w:t xml:space="preserve">] </w:t>
       </w:r>
-      <w:hyperlink r:id="rId41" w:history="1">
+      <w:hyperlink r:id="rId42" w:history="1">
         <w:r>
           <w:rPr>
             <w:rStyle w:val="Hyperlink"/>
           </w:rPr>
-          <w:t>Mamba or RWKV: Exploring High-Quality and High-Efficiency Segment Anything Model</w:t>
-        </w:r>
-        <w:r>
-          <w:rPr>
-            <w:rStyle w:val="Hyperlink"/>
-          </w:rPr>
-          <w:t>, H. Yuan et al, 2024</w:t>
+          <w:t>Mamba or RWKV: Exploring High-Quality and High-Efficiency Segment Anything Model, H. Yuan et al, 2024</w:t>
         </w:r>
       </w:hyperlink>
     </w:p>
@@ -3216,18 +3163,12 @@
       <w:r>
         <w:t xml:space="preserve">] </w:t>
       </w:r>
-      <w:hyperlink r:id="rId42" w:history="1">
+      <w:hyperlink r:id="rId43" w:history="1">
         <w:r>
           <w:rPr>
             <w:rStyle w:val="Hyperlink"/>
           </w:rPr>
-          <w:t>Vision-RWKV: Efficient and Scalable Visual Perception with RWKV-Like Architectures</w:t>
-        </w:r>
-        <w:r>
-          <w:rPr>
-            <w:rStyle w:val="Hyperlink"/>
-          </w:rPr>
-          <w:t>, Y. Duan et al, 2025</w:t>
+          <w:t>Vision-RWKV: Efficient and Scalable Visual Perception with RWKV-Like Architectures, Y. Duan et al, 2025</w:t>
         </w:r>
       </w:hyperlink>
     </w:p>
@@ -3241,18 +3182,12 @@
       <w:r>
         <w:t xml:space="preserve">] </w:t>
       </w:r>
-      <w:hyperlink r:id="rId43" w:history="1">
+      <w:hyperlink r:id="rId44" w:history="1">
         <w:r>
           <w:rPr>
             <w:rStyle w:val="Hyperlink"/>
           </w:rPr>
-          <w:t>BASED: Simple linear attention language models balance the recall-throughput tradeoff</w:t>
-        </w:r>
-        <w:r>
-          <w:rPr>
-            <w:rStyle w:val="Hyperlink"/>
-          </w:rPr>
-          <w:t>, Simran A</w:t>
+          <w:t>BASED: Simple linear attention language models balance the recall-throughput tradeoff, Simran A</w:t>
         </w:r>
         <w:r>
           <w:rPr>
@@ -3272,18 +3207,12 @@
       <w:r>
         <w:t xml:space="preserve">] </w:t>
       </w:r>
-      <w:hyperlink r:id="rId44" w:history="1">
+      <w:hyperlink r:id="rId45" w:history="1">
         <w:r>
           <w:rPr>
             <w:rStyle w:val="Hyperlink"/>
           </w:rPr>
-          <w:t>A Systematic Analysis of Hybrid Linear Attention</w:t>
-        </w:r>
-        <w:r>
-          <w:rPr>
-            <w:rStyle w:val="Hyperlink"/>
-          </w:rPr>
-          <w:t>, D. Wang et al, 2025</w:t>
+          <w:t>A Systematic Analysis of Hybrid Linear Attention, D. Wang et al, 2025</w:t>
         </w:r>
       </w:hyperlink>
     </w:p>
@@ -3303,18 +3232,12 @@
       <w:r>
         <w:t xml:space="preserve">[] </w:t>
       </w:r>
-      <w:hyperlink r:id="rId45" w:history="1">
+      <w:hyperlink r:id="rId46" w:history="1">
         <w:r>
           <w:rPr>
             <w:rStyle w:val="Hyperlink"/>
           </w:rPr>
-          <w:t>Big Bird: Transformers for Longer Sequences</w:t>
-        </w:r>
-        <w:r>
-          <w:rPr>
-            <w:rStyle w:val="Hyperlink"/>
-          </w:rPr>
-          <w:t>, Manzil Zaher et al, 2020</w:t>
+          <w:t>Big Bird: Transformers for Longer Sequences, Manzil Zaher et al, 2020</w:t>
         </w:r>
       </w:hyperlink>
     </w:p>
@@ -3322,7 +3245,7 @@
       <w:r>
         <w:t xml:space="preserve">[] BigBird GitHub repo: </w:t>
       </w:r>
-      <w:hyperlink r:id="rId46" w:history="1">
+      <w:hyperlink r:id="rId47" w:history="1">
         <w:r>
           <w:rPr>
             <w:rStyle w:val="Hyperlink"/>
@@ -3335,18 +3258,12 @@
       <w:r>
         <w:t xml:space="preserve">[] </w:t>
       </w:r>
-      <w:hyperlink r:id="rId47" w:history="1">
+      <w:hyperlink r:id="rId48" w:history="1">
         <w:r>
           <w:rPr>
             <w:rStyle w:val="Hyperlink"/>
           </w:rPr>
-          <w:t>Understanding BigBird's Block Sparse Attention</w:t>
-        </w:r>
-        <w:r>
-          <w:rPr>
-            <w:rStyle w:val="Hyperlink"/>
-          </w:rPr>
-          <w:t xml:space="preserve">, V. Gupta, </w:t>
+          <w:t xml:space="preserve">Understanding BigBird's Block Sparse Attention, V. Gupta, </w:t>
         </w:r>
         <w:r>
           <w:rPr>
@@ -3366,18 +3283,12 @@
       <w:r>
         <w:t xml:space="preserve">[] </w:t>
       </w:r>
-      <w:hyperlink r:id="rId48" w:history="1">
+      <w:hyperlink r:id="rId49" w:history="1">
         <w:r>
           <w:rPr>
             <w:rStyle w:val="Hyperlink"/>
           </w:rPr>
-          <w:t>Vision Big Bird: Random Sparsification for Full Attention</w:t>
-        </w:r>
-        <w:r>
-          <w:rPr>
-            <w:rStyle w:val="Hyperlink"/>
-          </w:rPr>
-          <w:t>, Z. Zhang et al, 2023</w:t>
+          <w:t>Vision Big Bird: Random Sparsification for Full Attention, Z. Zhang et al, 2023</w:t>
         </w:r>
       </w:hyperlink>
     </w:p>
@@ -3385,18 +3296,12 @@
       <w:r>
         <w:t xml:space="preserve">[] </w:t>
       </w:r>
-      <w:hyperlink r:id="rId49" w:history="1">
+      <w:hyperlink r:id="rId50" w:history="1">
         <w:r>
           <w:rPr>
             <w:rStyle w:val="Hyperlink"/>
           </w:rPr>
-          <w:t>Sparser is Faster and Less is More: Efficient Sparse Attention for Long-Range Transformers</w:t>
-        </w:r>
-        <w:r>
-          <w:rPr>
-            <w:rStyle w:val="Hyperlink"/>
-          </w:rPr>
-          <w:t>, C. Lou et al, 2024</w:t>
+          <w:t>Sparser is Faster and Less is More: Efficient Sparse Attention for Long-Range Transformers, C. Lou et al, 2024</w:t>
         </w:r>
       </w:hyperlink>
     </w:p>
@@ -3420,18 +3325,12 @@
       <w:r>
         <w:t xml:space="preserve">[]  </w:t>
       </w:r>
-      <w:hyperlink r:id="rId50" w:history="1">
+      <w:hyperlink r:id="rId51" w:history="1">
         <w:r>
           <w:rPr>
             <w:rStyle w:val="Hyperlink"/>
           </w:rPr>
-          <w:t>FlashAttention: Fast and Memory-Efficient Exact Attention with IO-Awareness</w:t>
-        </w:r>
-        <w:r>
-          <w:rPr>
-            <w:rStyle w:val="Hyperlink"/>
-          </w:rPr>
-          <w:t>, T. Dao et al, 2022</w:t>
+          <w:t>FlashAttention: Fast and Memory-Efficient Exact Attention with IO-Awareness, T. Dao et al, 2022</w:t>
         </w:r>
       </w:hyperlink>
     </w:p>
@@ -3449,30 +3348,12 @@
       <w:r>
         <w:t xml:space="preserve">[] </w:t>
       </w:r>
-      <w:hyperlink r:id="rId51" w:history="1">
+      <w:hyperlink r:id="rId52" w:history="1">
         <w:r>
           <w:rPr>
             <w:rStyle w:val="Hyperlink"/>
           </w:rPr>
-          <w:t>Faster Causal Attention Over Large Sequences Through Sparse Flash Attention</w:t>
-        </w:r>
-        <w:r>
-          <w:rPr>
-            <w:rStyle w:val="Hyperlink"/>
-          </w:rPr>
-          <w:t xml:space="preserve">, </w:t>
-        </w:r>
-        <w:r>
-          <w:rPr>
-            <w:rStyle w:val="Hyperlink"/>
-          </w:rPr>
-          <w:t>Matteo Pagliardini</w:t>
-        </w:r>
-        <w:r>
-          <w:rPr>
-            <w:rStyle w:val="Hyperlink"/>
-          </w:rPr>
-          <w:t xml:space="preserve"> et al, ETL, 2023</w:t>
+          <w:t>Faster Causal Attention Over Large Sequences Through Sparse Flash Attention, Matteo Pagliardini et al, ETL, 2023</w:t>
         </w:r>
       </w:hyperlink>
     </w:p>
@@ -3489,18 +3370,12 @@
       <w:r>
         <w:t xml:space="preserve">[] </w:t>
       </w:r>
-      <w:hyperlink r:id="rId52" w:history="1">
+      <w:hyperlink r:id="rId53" w:history="1">
         <w:r>
           <w:rPr>
             <w:rStyle w:val="Hyperlink"/>
           </w:rPr>
-          <w:t>Attention (as Discrete-Time Markov) Chains</w:t>
-        </w:r>
-        <w:r>
-          <w:rPr>
-            <w:rStyle w:val="Hyperlink"/>
-          </w:rPr>
-          <w:t>, Yotam Erel et al, Tel Aviv U., 2025</w:t>
+          <w:t>Attention (as Discrete-Time Markov) Chains, Yotam Erel et al, Tel Aviv U., 2025</w:t>
         </w:r>
       </w:hyperlink>
     </w:p>

--- a/docs/Notes_on_the_Attention_Mechanism_and_its_Variety_of_Flavors.docx
+++ b/docs/Notes_on_the_Attention_Mechanism_and_its_Variety_of_Flavors.docx
@@ -2606,6 +2606,28 @@
       <w:pPr>
         <w:pStyle w:val="Heading2"/>
       </w:pPr>
+      <w:r>
+        <w:t>On the Transformer in General</w:t>
+      </w:r>
+    </w:p>
+    <w:p>
+      <w:r>
+        <w:t xml:space="preserve">[-1] </w:t>
+      </w:r>
+      <w:hyperlink r:id="rId21" w:history="1">
+        <w:r>
+          <w:rPr>
+            <w:rStyle w:val="Hyperlink"/>
+          </w:rPr>
+          <w:t>Primer on the Inner Workings of Transformer-Based Language Models, J. Ferrando et al, 2024</w:t>
+        </w:r>
+      </w:hyperlink>
+    </w:p>
+    <w:p/>
+    <w:p>
+      <w:pPr>
+        <w:pStyle w:val="Heading2"/>
+      </w:pPr>
       <w:bookmarkStart w:id="8" w:name="_Toc212745808"/>
       <w:r>
         <w:t xml:space="preserve">On the </w:t>
@@ -2619,7 +2641,7 @@
       <w:r>
         <w:t xml:space="preserve">[0] </w:t>
       </w:r>
-      <w:hyperlink r:id="rId21" w:history="1">
+      <w:hyperlink r:id="rId22" w:history="1">
         <w:r>
           <w:rPr>
             <w:rStyle w:val="Hyperlink"/>
@@ -2665,7 +2687,7 @@
         </w:rPr>
         <w:t xml:space="preserve"> </w:t>
       </w:r>
-      <w:hyperlink r:id="rId22" w:history="1">
+      <w:hyperlink r:id="rId23" w:history="1">
         <w:r>
           <w:rPr>
             <w:rStyle w:val="Hyperlink"/>
@@ -2705,7 +2727,7 @@
         </w:rPr>
         <w:t xml:space="preserve">[2] </w:t>
       </w:r>
-      <w:hyperlink r:id="rId23" w:history="1">
+      <w:hyperlink r:id="rId24" w:history="1">
         <w:r>
           <w:rPr>
             <w:rStyle w:val="Hyperlink"/>
@@ -2732,7 +2754,7 @@
         </w:rPr>
         <w:t xml:space="preserve">[3] </w:t>
       </w:r>
-      <w:hyperlink r:id="rId24" w:history="1">
+      <w:hyperlink r:id="rId25" w:history="1">
         <w:r>
           <w:rPr>
             <w:rStyle w:val="Hyperlink"/>
@@ -2757,7 +2779,7 @@
         </w:rPr>
         <w:t xml:space="preserve">[4] </w:t>
       </w:r>
-      <w:hyperlink r:id="rId25" w:history="1">
+      <w:hyperlink r:id="rId26" w:history="1">
         <w:r>
           <w:rPr>
             <w:rStyle w:val="Hyperlink"/>
@@ -2782,7 +2804,7 @@
         </w:rPr>
         <w:t xml:space="preserve">[5] </w:t>
       </w:r>
-      <w:hyperlink r:id="rId26" w:history="1">
+      <w:hyperlink r:id="rId27" w:history="1">
         <w:r>
           <w:rPr>
             <w:rStyle w:val="Hyperlink"/>
@@ -2823,7 +2845,7 @@
         </w:rPr>
         <w:t xml:space="preserve">[6] </w:t>
       </w:r>
-      <w:hyperlink r:id="rId27" w:history="1">
+      <w:hyperlink r:id="rId28" w:history="1">
         <w:r>
           <w:rPr>
             <w:rStyle w:val="Hyperlink"/>
@@ -2848,7 +2870,7 @@
         </w:rPr>
         <w:t xml:space="preserve">[7] </w:t>
       </w:r>
-      <w:hyperlink r:id="rId28" w:history="1">
+      <w:hyperlink r:id="rId29" w:history="1">
         <w:r>
           <w:rPr>
             <w:rStyle w:val="Hyperlink"/>
@@ -2875,7 +2897,7 @@
         </w:rPr>
         <w:t xml:space="preserve">[8] </w:t>
       </w:r>
-      <w:hyperlink r:id="rId29" w:history="1">
+      <w:hyperlink r:id="rId30" w:history="1">
         <w:r>
           <w:rPr>
             <w:rStyle w:val="Hyperlink"/>
@@ -2904,7 +2926,7 @@
         </w:rPr>
         <w:t xml:space="preserve">[9] </w:t>
       </w:r>
-      <w:hyperlink r:id="rId30" w:history="1">
+      <w:hyperlink r:id="rId31" w:history="1">
         <w:r>
           <w:rPr>
             <w:rStyle w:val="Hyperlink"/>
@@ -2929,7 +2951,7 @@
         </w:rPr>
         <w:t xml:space="preserve">[10] </w:t>
       </w:r>
-      <w:hyperlink r:id="rId31" w:history="1">
+      <w:hyperlink r:id="rId32" w:history="1">
         <w:r>
           <w:rPr>
             <w:rStyle w:val="Hyperlink"/>
@@ -2951,6 +2973,7 @@
       </w:pPr>
       <w:bookmarkStart w:id="10" w:name="_Toc212745810"/>
       <w:r>
+        <w:lastRenderedPageBreak/>
         <w:t>Linear attention</w:t>
       </w:r>
       <w:bookmarkEnd w:id="10"/>
@@ -2965,7 +2988,7 @@
       <w:r>
         <w:t xml:space="preserve">] Linear attention transformer GitHub repo: </w:t>
       </w:r>
-      <w:hyperlink r:id="rId32" w:history="1">
+      <w:hyperlink r:id="rId33" w:history="1">
         <w:r>
           <w:rPr>
             <w:rStyle w:val="Hyperlink"/>
@@ -2984,7 +3007,7 @@
       <w:r>
         <w:t xml:space="preserve">] </w:t>
       </w:r>
-      <w:hyperlink r:id="rId33" w:history="1">
+      <w:hyperlink r:id="rId34" w:history="1">
         <w:r>
           <w:rPr>
             <w:rStyle w:val="Hyperlink"/>
@@ -3003,7 +3026,7 @@
       <w:r>
         <w:t xml:space="preserve">] </w:t>
       </w:r>
-      <w:hyperlink r:id="rId34" w:history="1">
+      <w:hyperlink r:id="rId35" w:history="1">
         <w:r>
           <w:rPr>
             <w:rStyle w:val="Hyperlink"/>
@@ -3014,7 +3037,6 @@
     </w:p>
     <w:p>
       <w:r>
-        <w:lastRenderedPageBreak/>
         <w:t>[</w:t>
       </w:r>
       <w:r>
@@ -3023,7 +3045,7 @@
       <w:r>
         <w:t xml:space="preserve">] </w:t>
       </w:r>
-      <w:hyperlink r:id="rId35" w:history="1">
+      <w:hyperlink r:id="rId36" w:history="1">
         <w:r>
           <w:rPr>
             <w:rStyle w:val="Hyperlink"/>
@@ -3042,7 +3064,7 @@
       <w:r>
         <w:t xml:space="preserve">] </w:t>
       </w:r>
-      <w:hyperlink r:id="rId36" w:history="1">
+      <w:hyperlink r:id="rId37" w:history="1">
         <w:r>
           <w:rPr>
             <w:rStyle w:val="Hyperlink"/>
@@ -3055,7 +3077,7 @@
       <w:r>
         <w:t xml:space="preserve">[16] </w:t>
       </w:r>
-      <w:hyperlink r:id="rId37" w:history="1">
+      <w:hyperlink r:id="rId38" w:history="1">
         <w:r>
           <w:rPr>
             <w:rStyle w:val="Hyperlink"/>
@@ -3068,7 +3090,7 @@
       <w:r>
         <w:t xml:space="preserve">[17] </w:t>
       </w:r>
-      <w:hyperlink r:id="rId38" w:history="1">
+      <w:hyperlink r:id="rId39" w:history="1">
         <w:r>
           <w:rPr>
             <w:rStyle w:val="Hyperlink"/>
@@ -3087,7 +3109,7 @@
       <w:r>
         <w:t xml:space="preserve">] Mamba GitHub repo: </w:t>
       </w:r>
-      <w:hyperlink r:id="rId39" w:history="1">
+      <w:hyperlink r:id="rId40" w:history="1">
         <w:r>
           <w:rPr>
             <w:rStyle w:val="Hyperlink"/>
@@ -3106,7 +3128,7 @@
       <w:r>
         <w:t xml:space="preserve">] </w:t>
       </w:r>
-      <w:hyperlink r:id="rId40" w:history="1">
+      <w:hyperlink r:id="rId41" w:history="1">
         <w:r>
           <w:rPr>
             <w:rStyle w:val="Hyperlink"/>
@@ -3125,7 +3147,7 @@
       <w:r>
         <w:t xml:space="preserve">] </w:t>
       </w:r>
-      <w:hyperlink r:id="rId41" w:history="1">
+      <w:hyperlink r:id="rId42" w:history="1">
         <w:r>
           <w:rPr>
             <w:rStyle w:val="Hyperlink"/>
@@ -3144,7 +3166,7 @@
       <w:r>
         <w:t xml:space="preserve">] </w:t>
       </w:r>
-      <w:hyperlink r:id="rId42" w:history="1">
+      <w:hyperlink r:id="rId43" w:history="1">
         <w:r>
           <w:rPr>
             <w:rStyle w:val="Hyperlink"/>
@@ -3163,7 +3185,7 @@
       <w:r>
         <w:t xml:space="preserve">] </w:t>
       </w:r>
-      <w:hyperlink r:id="rId43" w:history="1">
+      <w:hyperlink r:id="rId44" w:history="1">
         <w:r>
           <w:rPr>
             <w:rStyle w:val="Hyperlink"/>
@@ -3182,7 +3204,7 @@
       <w:r>
         <w:t xml:space="preserve">] </w:t>
       </w:r>
-      <w:hyperlink r:id="rId44" w:history="1">
+      <w:hyperlink r:id="rId45" w:history="1">
         <w:r>
           <w:rPr>
             <w:rStyle w:val="Hyperlink"/>
@@ -3207,7 +3229,7 @@
       <w:r>
         <w:t xml:space="preserve">] </w:t>
       </w:r>
-      <w:hyperlink r:id="rId45" w:history="1">
+      <w:hyperlink r:id="rId46" w:history="1">
         <w:r>
           <w:rPr>
             <w:rStyle w:val="Hyperlink"/>
@@ -3232,7 +3254,7 @@
       <w:r>
         <w:t xml:space="preserve">[] </w:t>
       </w:r>
-      <w:hyperlink r:id="rId46" w:history="1">
+      <w:hyperlink r:id="rId47" w:history="1">
         <w:r>
           <w:rPr>
             <w:rStyle w:val="Hyperlink"/>
@@ -3245,7 +3267,7 @@
       <w:r>
         <w:t xml:space="preserve">[] BigBird GitHub repo: </w:t>
       </w:r>
-      <w:hyperlink r:id="rId47" w:history="1">
+      <w:hyperlink r:id="rId48" w:history="1">
         <w:r>
           <w:rPr>
             <w:rStyle w:val="Hyperlink"/>
@@ -3258,7 +3280,7 @@
       <w:r>
         <w:t xml:space="preserve">[] </w:t>
       </w:r>
-      <w:hyperlink r:id="rId48" w:history="1">
+      <w:hyperlink r:id="rId49" w:history="1">
         <w:r>
           <w:rPr>
             <w:rStyle w:val="Hyperlink"/>
@@ -3283,7 +3305,7 @@
       <w:r>
         <w:t xml:space="preserve">[] </w:t>
       </w:r>
-      <w:hyperlink r:id="rId49" w:history="1">
+      <w:hyperlink r:id="rId50" w:history="1">
         <w:r>
           <w:rPr>
             <w:rStyle w:val="Hyperlink"/>
@@ -3296,7 +3318,7 @@
       <w:r>
         <w:t xml:space="preserve">[] </w:t>
       </w:r>
-      <w:hyperlink r:id="rId50" w:history="1">
+      <w:hyperlink r:id="rId51" w:history="1">
         <w:r>
           <w:rPr>
             <w:rStyle w:val="Hyperlink"/>
@@ -3325,7 +3347,7 @@
       <w:r>
         <w:t xml:space="preserve">[]  </w:t>
       </w:r>
-      <w:hyperlink r:id="rId51" w:history="1">
+      <w:hyperlink r:id="rId52" w:history="1">
         <w:r>
           <w:rPr>
             <w:rStyle w:val="Hyperlink"/>
@@ -3348,7 +3370,7 @@
       <w:r>
         <w:t xml:space="preserve">[] </w:t>
       </w:r>
-      <w:hyperlink r:id="rId52" w:history="1">
+      <w:hyperlink r:id="rId53" w:history="1">
         <w:r>
           <w:rPr>
             <w:rStyle w:val="Hyperlink"/>
@@ -3370,7 +3392,7 @@
       <w:r>
         <w:t xml:space="preserve">[] </w:t>
       </w:r>
-      <w:hyperlink r:id="rId53" w:history="1">
+      <w:hyperlink r:id="rId54" w:history="1">
         <w:r>
           <w:rPr>
             <w:rStyle w:val="Hyperlink"/>

--- a/docs/Notes_on_the_Attention_Mechanism_and_its_Variety_of_Flavors.docx
+++ b/docs/Notes_on_the_Attention_Mechanism_and_its_Variety_of_Flavors.docx
@@ -3398,6 +3398,31 @@
             <w:rStyle w:val="Hyperlink"/>
           </w:rPr>
           <w:t>Attention (as Discrete-Time Markov) Chains, Yotam Erel et al, Tel Aviv U., 2025</w:t>
+        </w:r>
+      </w:hyperlink>
+    </w:p>
+    <w:p/>
+    <w:p>
+      <w:pPr>
+        <w:pStyle w:val="Heading2"/>
+      </w:pPr>
+      <w:r>
+        <w:t>Gated Attention</w:t>
+      </w:r>
+    </w:p>
+    <w:p>
+      <w:r>
+        <w:t xml:space="preserve">[] </w:t>
+      </w:r>
+      <w:hyperlink r:id="rId55" w:history="1">
+        <w:r>
+          <w:rPr>
+            <w:rStyle w:val="Hyperlink"/>
+            <w:rFonts w:ascii="Segoe UI" w:hAnsi="Segoe UI" w:cs="Segoe UI"/>
+            <w:color w:val="0969DA"/>
+            <w:shd w:val="clear" w:color="auto" w:fill="FFFFFF"/>
+          </w:rPr>
+          <w:t>Gated Attention for Large Language Models: Non-linearity, Sparsity, and Attention-Sink-Free, Z. Qiu et al, 2025</w:t>
         </w:r>
       </w:hyperlink>
     </w:p>

--- a/docs/Notes_on_the_Attention_Mechanism_and_its_Variety_of_Flavors.docx
+++ b/docs/Notes_on_the_Attention_Mechanism_and_its_Variety_of_Flavors.docx
@@ -1495,15 +1495,7 @@
         </w:r>
       </w:hyperlink>
       <w:r>
-        <w:t xml:space="preserve">'s theoretically-proven universal approximation using random+local+global patterns, and 2025's learned approaches (NSA, </w:t>
-      </w:r>
-      <w:proofErr w:type="spellStart"/>
-      <w:r>
-        <w:t>SparseK</w:t>
-      </w:r>
-      <w:proofErr w:type="spellEnd"/>
-      <w:r>
-        <w:t>) achieving 3-4x speedups on 64K+ sequences while maintaining model quality.</w:t>
+        <w:t>'s theoretically-proven universal approximation using random+local+global patterns, and 2025's learned approaches (NSA, SparseK) achieving 3-4x speedups on 64K+ sequences while maintaining model quality.</w:t>
       </w:r>
     </w:p>
     <w:p>
@@ -3426,6 +3418,9 @@
         </w:r>
       </w:hyperlink>
     </w:p>
+    <w:p/>
+    <w:p/>
+    <w:p/>
     <w:p/>
     <w:sectPr>
       <w:pgSz w:w="12240" w:h="15840"/>
